--- a/data/outputs/v2/Core_Mathematics/SS2.6_Area_of_a_Part_of_a_Circle/Core_Mathematics_Area_of_a_Part_of_a_Circle_CBE_LessonSequence.docx
+++ b/data/outputs/v2/Core_Mathematics/SS2.6_Area_of_a_Part_of_a_Circle/Core_Mathematics_Area_of_a_Part_of_a_Circle_CBE_LessonSequence.docx
@@ -3156,32 +3156,32 @@
         <w:tc>
           <w:tcPr>
             <w:tcW w:type="dxa" w:w="1520"/>
-            <w:shd w:fill="F2F2F2" w:color="auto" w:val="clear"/>
-            <w:tcMar>
-              <w:top w:type="dxa" w:w="60"/>
-              <w:left w:type="dxa" w:w="120"/>
-              <w:bottom w:type="dxa" w:w="60"/>
-              <w:right w:type="dxa" w:w="120"/>
-            </w:tcMar>
-            <w:vAlign w:val="top"/>
-          </w:tcPr>
-          <w:p>
-            <w:pPr>
-              <w:spacing w:after="40" w:before="0"/>
-              <w:jc w:val="left"/>
-            </w:pPr>
-            <w:r>
-              <w:rPr>
-                <w:rFonts w:ascii="Arial" w:cs="Arial" w:eastAsia="Arial" w:hAnsi="Arial"/>
-                <w:b/>
-                <w:bCs/>
-                <w:i w:val="false"/>
-                <w:iCs w:val="false"/>
-                <w:color w:val="000000"/>
-                <w:sz w:val="18"/>
-                <w:szCs w:val="18"/>
-              </w:rPr>
-              <w:t xml:space="preserve">Phase 1 — Predict</w:t>
+            <w:shd w:fill="EAD1F5" w:color="auto" w:val="clear"/>
+            <w:tcMar>
+              <w:top w:type="dxa" w:w="60"/>
+              <w:left w:type="dxa" w:w="120"/>
+              <w:bottom w:type="dxa" w:w="60"/>
+              <w:right w:type="dxa" w:w="120"/>
+            </w:tcMar>
+            <w:vAlign w:val="top"/>
+          </w:tcPr>
+          <w:p>
+            <w:pPr>
+              <w:spacing w:after="40" w:before="0"/>
+              <w:jc w:val="left"/>
+            </w:pPr>
+            <w:r>
+              <w:rPr>
+                <w:rFonts w:ascii="Arial" w:cs="Arial" w:eastAsia="Arial" w:hAnsi="Arial"/>
+                <w:b/>
+                <w:bCs/>
+                <w:i w:val="false"/>
+                <w:iCs w:val="false"/>
+                <w:color w:val="000000"/>
+                <w:sz w:val="18"/>
+                <w:szCs w:val="18"/>
+              </w:rPr>
+              <w:t xml:space="preserve">Predict Phase</w:t>
             </w:r>
           </w:p>
           <w:p>
@@ -3204,7 +3204,7 @@
             <w:pPr>
               <w:spacing w:after="20" w:before="0"/>
             </w:pPr>
-            <w:hyperlink w:history="1" r:id="rId-0tjo-o5hkn0cxqfucdb3">
+            <w:hyperlink w:history="1" r:id="rIdlwqkuinqjblob3w1vzc0q">
               <w:r>
                 <w:rPr>
                   <w:rFonts w:ascii="Arial" w:cs="Arial" w:eastAsia="Arial" w:hAnsi="Arial"/>
@@ -3237,7 +3237,7 @@
               <w:spacing w:after="10" w:before="0"/>
               <w:ind w:left="120"/>
             </w:pPr>
-            <w:hyperlink w:history="1" r:id="rIdurdth65y3fvnyd9gonwka">
+            <w:hyperlink w:history="1" r:id="rIdkdjfzhlztpqxxi4lmayfe">
               <w:r>
                 <w:rPr>
                   <w:rFonts w:ascii="Arial" w:cs="Arial" w:eastAsia="Arial" w:hAnsi="Arial"/>
@@ -3282,7 +3282,7 @@
             <w:pPr>
               <w:spacing w:after="20" w:before="0"/>
             </w:pPr>
-            <w:hyperlink w:history="1" r:id="rIdpidc_3rn5lkgx33ty5cnj">
+            <w:hyperlink w:history="1" r:id="rIdysesvmubi7b8hka6r6tp_">
               <w:r>
                 <w:rPr>
                   <w:rFonts w:ascii="Arial" w:cs="Arial" w:eastAsia="Arial" w:hAnsi="Arial"/>
@@ -3315,7 +3315,7 @@
               <w:spacing w:after="10" w:before="0"/>
               <w:ind w:left="120"/>
             </w:pPr>
-            <w:hyperlink w:history="1" r:id="rIdekkjurflzz1freo4vhasw">
+            <w:hyperlink w:history="1" r:id="rIdmuygeaxdkt86sg6gb9-fr">
               <w:r>
                 <w:rPr>
                   <w:rFonts w:ascii="Arial" w:cs="Arial" w:eastAsia="Arial" w:hAnsi="Arial"/>
@@ -3462,32 +3462,32 @@
         <w:tc>
           <w:tcPr>
             <w:tcW w:type="dxa" w:w="1520"/>
-            <w:shd w:fill="F2F2F2" w:color="auto" w:val="clear"/>
-            <w:tcMar>
-              <w:top w:type="dxa" w:w="60"/>
-              <w:left w:type="dxa" w:w="120"/>
-              <w:bottom w:type="dxa" w:w="60"/>
-              <w:right w:type="dxa" w:w="120"/>
-            </w:tcMar>
-            <w:vAlign w:val="top"/>
-          </w:tcPr>
-          <w:p>
-            <w:pPr>
-              <w:spacing w:after="40" w:before="0"/>
-              <w:jc w:val="left"/>
-            </w:pPr>
-            <w:r>
-              <w:rPr>
-                <w:rFonts w:ascii="Arial" w:cs="Arial" w:eastAsia="Arial" w:hAnsi="Arial"/>
-                <w:b/>
-                <w:bCs/>
-                <w:i w:val="false"/>
-                <w:iCs w:val="false"/>
-                <w:color w:val="000000"/>
-                <w:sz w:val="18"/>
-                <w:szCs w:val="18"/>
-              </w:rPr>
-              <w:t xml:space="preserve">Phase 2 — Observe</w:t>
+            <w:shd w:fill="D9EEF1" w:color="auto" w:val="clear"/>
+            <w:tcMar>
+              <w:top w:type="dxa" w:w="60"/>
+              <w:left w:type="dxa" w:w="120"/>
+              <w:bottom w:type="dxa" w:w="60"/>
+              <w:right w:type="dxa" w:w="120"/>
+            </w:tcMar>
+            <w:vAlign w:val="top"/>
+          </w:tcPr>
+          <w:p>
+            <w:pPr>
+              <w:spacing w:after="40" w:before="0"/>
+              <w:jc w:val="left"/>
+            </w:pPr>
+            <w:r>
+              <w:rPr>
+                <w:rFonts w:ascii="Arial" w:cs="Arial" w:eastAsia="Arial" w:hAnsi="Arial"/>
+                <w:b/>
+                <w:bCs/>
+                <w:i w:val="false"/>
+                <w:iCs w:val="false"/>
+                <w:color w:val="000000"/>
+                <w:sz w:val="18"/>
+                <w:szCs w:val="18"/>
+              </w:rPr>
+              <w:t xml:space="preserve">Observe Phase</w:t>
             </w:r>
           </w:p>
           <w:p>
@@ -3510,7 +3510,7 @@
             <w:pPr>
               <w:spacing w:after="20" w:before="0"/>
             </w:pPr>
-            <w:hyperlink w:history="1" r:id="rIddokyzvgewjqtzicwkm-qy">
+            <w:hyperlink w:history="1" r:id="rIdhg2x61o8-pr5ubhgxmue0">
               <w:r>
                 <w:rPr>
                   <w:rFonts w:ascii="Arial" w:cs="Arial" w:eastAsia="Arial" w:hAnsi="Arial"/>
@@ -3543,7 +3543,7 @@
               <w:spacing w:after="10" w:before="0"/>
               <w:ind w:left="120"/>
             </w:pPr>
-            <w:hyperlink w:history="1" r:id="rIdzldclniri5imypua3zep3">
+            <w:hyperlink w:history="1" r:id="rIdkr9mljrzzofnkatpftwy3">
               <w:r>
                 <w:rPr>
                   <w:rFonts w:ascii="Arial" w:cs="Arial" w:eastAsia="Arial" w:hAnsi="Arial"/>
@@ -3588,7 +3588,7 @@
             <w:pPr>
               <w:spacing w:after="20" w:before="0"/>
             </w:pPr>
-            <w:hyperlink w:history="1" r:id="rIdqth-bdmeuwv5c8o3c17gd">
+            <w:hyperlink w:history="1" r:id="rIdlqht99ypthrudukp4vng9">
               <w:r>
                 <w:rPr>
                   <w:rFonts w:ascii="Arial" w:cs="Arial" w:eastAsia="Arial" w:hAnsi="Arial"/>
@@ -3621,7 +3621,7 @@
               <w:spacing w:after="10" w:before="0"/>
               <w:ind w:left="120"/>
             </w:pPr>
-            <w:hyperlink w:history="1" r:id="rIdb9jxhyec3d2iz6etuosqt">
+            <w:hyperlink w:history="1" r:id="rId-hlt1naokqddek5d6kd6e">
               <w:r>
                 <w:rPr>
                   <w:rFonts w:ascii="Arial" w:cs="Arial" w:eastAsia="Arial" w:hAnsi="Arial"/>
@@ -3768,32 +3768,32 @@
         <w:tc>
           <w:tcPr>
             <w:tcW w:type="dxa" w:w="1520"/>
-            <w:shd w:fill="F2F2F2" w:color="auto" w:val="clear"/>
-            <w:tcMar>
-              <w:top w:type="dxa" w:w="60"/>
-              <w:left w:type="dxa" w:w="120"/>
-              <w:bottom w:type="dxa" w:w="60"/>
-              <w:right w:type="dxa" w:w="120"/>
-            </w:tcMar>
-            <w:vAlign w:val="top"/>
-          </w:tcPr>
-          <w:p>
-            <w:pPr>
-              <w:spacing w:after="40" w:before="0"/>
-              <w:jc w:val="left"/>
-            </w:pPr>
-            <w:r>
-              <w:rPr>
-                <w:rFonts w:ascii="Arial" w:cs="Arial" w:eastAsia="Arial" w:hAnsi="Arial"/>
-                <w:b/>
-                <w:bCs/>
-                <w:i w:val="false"/>
-                <w:iCs w:val="false"/>
-                <w:color w:val="000000"/>
-                <w:sz w:val="18"/>
-                <w:szCs w:val="18"/>
-              </w:rPr>
-              <w:t xml:space="preserve">Phase 3 — Explain</w:t>
+            <w:shd w:fill="E2EFDA" w:color="auto" w:val="clear"/>
+            <w:tcMar>
+              <w:top w:type="dxa" w:w="60"/>
+              <w:left w:type="dxa" w:w="120"/>
+              <w:bottom w:type="dxa" w:w="60"/>
+              <w:right w:type="dxa" w:w="120"/>
+            </w:tcMar>
+            <w:vAlign w:val="top"/>
+          </w:tcPr>
+          <w:p>
+            <w:pPr>
+              <w:spacing w:after="40" w:before="0"/>
+              <w:jc w:val="left"/>
+            </w:pPr>
+            <w:r>
+              <w:rPr>
+                <w:rFonts w:ascii="Arial" w:cs="Arial" w:eastAsia="Arial" w:hAnsi="Arial"/>
+                <w:b/>
+                <w:bCs/>
+                <w:i w:val="false"/>
+                <w:iCs w:val="false"/>
+                <w:color w:val="000000"/>
+                <w:sz w:val="18"/>
+                <w:szCs w:val="18"/>
+              </w:rPr>
+              <w:t xml:space="preserve">Explain Phase</w:t>
             </w:r>
           </w:p>
           <w:p>
@@ -3816,7 +3816,7 @@
             <w:pPr>
               <w:spacing w:after="20" w:before="0"/>
             </w:pPr>
-            <w:hyperlink w:history="1" r:id="rId3qrvmjj4337ja0zyj3wm6">
+            <w:hyperlink w:history="1" r:id="rIdugi9kxshjyrz8vab2wpso">
               <w:r>
                 <w:rPr>
                   <w:rFonts w:ascii="Arial" w:cs="Arial" w:eastAsia="Arial" w:hAnsi="Arial"/>
@@ -3849,7 +3849,7 @@
               <w:spacing w:after="10" w:before="0"/>
               <w:ind w:left="120"/>
             </w:pPr>
-            <w:hyperlink w:history="1" r:id="rIdp3udiqqw12iv0vdbrqrpq">
+            <w:hyperlink w:history="1" r:id="rId6h-soww0yb_xoxzkdehss">
               <w:r>
                 <w:rPr>
                   <w:rFonts w:ascii="Arial" w:cs="Arial" w:eastAsia="Arial" w:hAnsi="Arial"/>
@@ -3894,7 +3894,7 @@
             <w:pPr>
               <w:spacing w:after="20" w:before="0"/>
             </w:pPr>
-            <w:hyperlink w:history="1" r:id="rId_rhq2lqo0kzwxwoscnvad">
+            <w:hyperlink w:history="1" r:id="rIdm82lbf14dgyckprjbqrit">
               <w:r>
                 <w:rPr>
                   <w:rFonts w:ascii="Arial" w:cs="Arial" w:eastAsia="Arial" w:hAnsi="Arial"/>
@@ -3927,7 +3927,7 @@
               <w:spacing w:after="10" w:before="0"/>
               <w:ind w:left="120"/>
             </w:pPr>
-            <w:hyperlink w:history="1" r:id="rIdtn3psrxipyezm-vzraqzc">
+            <w:hyperlink w:history="1" r:id="rIdvb2duszoxekkzmj1tz7aw">
               <w:r>
                 <w:rPr>
                   <w:rFonts w:ascii="Arial" w:cs="Arial" w:eastAsia="Arial" w:hAnsi="Arial"/>
@@ -4074,32 +4074,32 @@
         <w:tc>
           <w:tcPr>
             <w:tcW w:type="dxa" w:w="1520"/>
-            <w:shd w:fill="F2F2F2" w:color="auto" w:val="clear"/>
-            <w:tcMar>
-              <w:top w:type="dxa" w:w="60"/>
-              <w:left w:type="dxa" w:w="120"/>
-              <w:bottom w:type="dxa" w:w="60"/>
-              <w:right w:type="dxa" w:w="120"/>
-            </w:tcMar>
-            <w:vAlign w:val="top"/>
-          </w:tcPr>
-          <w:p>
-            <w:pPr>
-              <w:spacing w:after="40" w:before="0"/>
-              <w:jc w:val="left"/>
-            </w:pPr>
-            <w:r>
-              <w:rPr>
-                <w:rFonts w:ascii="Arial" w:cs="Arial" w:eastAsia="Arial" w:hAnsi="Arial"/>
-                <w:b/>
-                <w:bCs/>
-                <w:i w:val="false"/>
-                <w:iCs w:val="false"/>
-                <w:color w:val="000000"/>
-                <w:sz w:val="18"/>
-                <w:szCs w:val="18"/>
-              </w:rPr>
-              <w:t xml:space="preserve">Phase 4 — Driving Question Board (DQB) Creation</w:t>
+            <w:shd w:fill="FCE4D6" w:color="auto" w:val="clear"/>
+            <w:tcMar>
+              <w:top w:type="dxa" w:w="60"/>
+              <w:left w:type="dxa" w:w="120"/>
+              <w:bottom w:type="dxa" w:w="60"/>
+              <w:right w:type="dxa" w:w="120"/>
+            </w:tcMar>
+            <w:vAlign w:val="top"/>
+          </w:tcPr>
+          <w:p>
+            <w:pPr>
+              <w:spacing w:after="40" w:before="0"/>
+              <w:jc w:val="left"/>
+            </w:pPr>
+            <w:r>
+              <w:rPr>
+                <w:rFonts w:ascii="Arial" w:cs="Arial" w:eastAsia="Arial" w:hAnsi="Arial"/>
+                <w:b/>
+                <w:bCs/>
+                <w:i w:val="false"/>
+                <w:iCs w:val="false"/>
+                <w:color w:val="000000"/>
+                <w:sz w:val="18"/>
+                <w:szCs w:val="18"/>
+              </w:rPr>
+              <w:t xml:space="preserve">Driving Question Board (DQB) Creation</w:t>
             </w:r>
           </w:p>
           <w:p>
@@ -4122,7 +4122,7 @@
             <w:pPr>
               <w:spacing w:after="20" w:before="0"/>
             </w:pPr>
-            <w:hyperlink w:history="1" r:id="rIdmpy6gporwdp3kkopsbjw-">
+            <w:hyperlink w:history="1" r:id="rIdab1wgcws3wztbskihwuj8">
               <w:r>
                 <w:rPr>
                   <w:rFonts w:ascii="Arial" w:cs="Arial" w:eastAsia="Arial" w:hAnsi="Arial"/>
@@ -4155,7 +4155,7 @@
               <w:spacing w:after="10" w:before="0"/>
               <w:ind w:left="120"/>
             </w:pPr>
-            <w:hyperlink w:history="1" r:id="rIdqtg8hr3bskfs6vfihbgut">
+            <w:hyperlink w:history="1" r:id="rIdee3nabzifn9jv3m91udmg">
               <w:r>
                 <w:rPr>
                   <w:rFonts w:ascii="Arial" w:cs="Arial" w:eastAsia="Arial" w:hAnsi="Arial"/>
@@ -4200,7 +4200,7 @@
             <w:pPr>
               <w:spacing w:after="20" w:before="0"/>
             </w:pPr>
-            <w:hyperlink w:history="1" r:id="rIdfkfe5np_hsm2rhgis0nmq">
+            <w:hyperlink w:history="1" r:id="rIdoi6fj_kybjrfbqgwhdod6">
               <w:r>
                 <w:rPr>
                   <w:rFonts w:ascii="Arial" w:cs="Arial" w:eastAsia="Arial" w:hAnsi="Arial"/>
@@ -4233,7 +4233,7 @@
               <w:spacing w:after="10" w:before="0"/>
               <w:ind w:left="120"/>
             </w:pPr>
-            <w:hyperlink w:history="1" r:id="rIdwreqhxotgxokaqtvids4q">
+            <w:hyperlink w:history="1" r:id="rIdklvrvxjdgrhvga0lnoutw">
               <w:r>
                 <w:rPr>
                   <w:rFonts w:ascii="Arial" w:cs="Arial" w:eastAsia="Arial" w:hAnsi="Arial"/>
@@ -4380,32 +4380,32 @@
         <w:tc>
           <w:tcPr>
             <w:tcW w:type="dxa" w:w="1520"/>
-            <w:shd w:fill="F2F2F2" w:color="auto" w:val="clear"/>
-            <w:tcMar>
-              <w:top w:type="dxa" w:w="60"/>
-              <w:left w:type="dxa" w:w="120"/>
-              <w:bottom w:type="dxa" w:w="60"/>
-              <w:right w:type="dxa" w:w="120"/>
-            </w:tcMar>
-            <w:vAlign w:val="top"/>
-          </w:tcPr>
-          <w:p>
-            <w:pPr>
-              <w:spacing w:after="40" w:before="0"/>
-              <w:jc w:val="left"/>
-            </w:pPr>
-            <w:r>
-              <w:rPr>
-                <w:rFonts w:ascii="Arial" w:cs="Arial" w:eastAsia="Arial" w:hAnsi="Arial"/>
-                <w:b/>
-                <w:bCs/>
-                <w:i w:val="false"/>
-                <w:iCs w:val="false"/>
-                <w:color w:val="000000"/>
-                <w:sz w:val="18"/>
-                <w:szCs w:val="18"/>
-              </w:rPr>
-              <w:t xml:space="preserve">Phase 5 — Model Building</w:t>
+            <w:shd w:fill="D5E8F0" w:color="auto" w:val="clear"/>
+            <w:tcMar>
+              <w:top w:type="dxa" w:w="60"/>
+              <w:left w:type="dxa" w:w="120"/>
+              <w:bottom w:type="dxa" w:w="60"/>
+              <w:right w:type="dxa" w:w="120"/>
+            </w:tcMar>
+            <w:vAlign w:val="top"/>
+          </w:tcPr>
+          <w:p>
+            <w:pPr>
+              <w:spacing w:after="40" w:before="0"/>
+              <w:jc w:val="left"/>
+            </w:pPr>
+            <w:r>
+              <w:rPr>
+                <w:rFonts w:ascii="Arial" w:cs="Arial" w:eastAsia="Arial" w:hAnsi="Arial"/>
+                <w:b/>
+                <w:bCs/>
+                <w:i w:val="false"/>
+                <w:iCs w:val="false"/>
+                <w:color w:val="000000"/>
+                <w:sz w:val="18"/>
+                <w:szCs w:val="18"/>
+              </w:rPr>
+              <w:t xml:space="preserve">Model Building Phase</w:t>
             </w:r>
           </w:p>
           <w:p>
@@ -4428,7 +4428,7 @@
             <w:pPr>
               <w:spacing w:after="20" w:before="0"/>
             </w:pPr>
-            <w:hyperlink w:history="1" r:id="rIdl6xgrz249jvcip-l3b3ka">
+            <w:hyperlink w:history="1" r:id="rId9h0ynzezn-_zzrx6idjtz">
               <w:r>
                 <w:rPr>
                   <w:rFonts w:ascii="Arial" w:cs="Arial" w:eastAsia="Arial" w:hAnsi="Arial"/>
@@ -4461,7 +4461,7 @@
               <w:spacing w:after="10" w:before="0"/>
               <w:ind w:left="120"/>
             </w:pPr>
-            <w:hyperlink w:history="1" r:id="rId0eoddnzjgck_dq7ewiecz">
+            <w:hyperlink w:history="1" r:id="rIdawnkgsoq1iydh3yl7ituc">
               <w:r>
                 <w:rPr>
                   <w:rFonts w:ascii="Arial" w:cs="Arial" w:eastAsia="Arial" w:hAnsi="Arial"/>
@@ -4506,7 +4506,7 @@
             <w:pPr>
               <w:spacing w:after="20" w:before="0"/>
             </w:pPr>
-            <w:hyperlink w:history="1" r:id="rIdfy6rqm0bhtizni83nas7g">
+            <w:hyperlink w:history="1" r:id="rId2hm9pwp-xd8rfdb0apleo">
               <w:r>
                 <w:rPr>
                   <w:rFonts w:ascii="Arial" w:cs="Arial" w:eastAsia="Arial" w:hAnsi="Arial"/>
@@ -4539,7 +4539,7 @@
               <w:spacing w:after="10" w:before="0"/>
               <w:ind w:left="120"/>
             </w:pPr>
-            <w:hyperlink w:history="1" r:id="rIdwejsls2xsu2glqpmguflk">
+            <w:hyperlink w:history="1" r:id="rIdqhjysxutrobvdums4_cuv">
               <w:r>
                 <w:rPr>
                   <w:rFonts w:ascii="Arial" w:cs="Arial" w:eastAsia="Arial" w:hAnsi="Arial"/>
@@ -5978,32 +5978,32 @@
         <w:tc>
           <w:tcPr>
             <w:tcW w:type="dxa" w:w="1520"/>
-            <w:shd w:fill="F2F2F2" w:color="auto" w:val="clear"/>
-            <w:tcMar>
-              <w:top w:type="dxa" w:w="60"/>
-              <w:left w:type="dxa" w:w="120"/>
-              <w:bottom w:type="dxa" w:w="60"/>
-              <w:right w:type="dxa" w:w="120"/>
-            </w:tcMar>
-            <w:vAlign w:val="top"/>
-          </w:tcPr>
-          <w:p>
-            <w:pPr>
-              <w:spacing w:after="40" w:before="0"/>
-              <w:jc w:val="left"/>
-            </w:pPr>
-            <w:r>
-              <w:rPr>
-                <w:rFonts w:ascii="Arial" w:cs="Arial" w:eastAsia="Arial" w:hAnsi="Arial"/>
-                <w:b/>
-                <w:bCs/>
-                <w:i w:val="false"/>
-                <w:iCs w:val="false"/>
-                <w:color w:val="000000"/>
-                <w:sz w:val="18"/>
-                <w:szCs w:val="18"/>
-              </w:rPr>
-              <w:t xml:space="preserve">Phase 1 — Predict</w:t>
+            <w:shd w:fill="EAD1F5" w:color="auto" w:val="clear"/>
+            <w:tcMar>
+              <w:top w:type="dxa" w:w="60"/>
+              <w:left w:type="dxa" w:w="120"/>
+              <w:bottom w:type="dxa" w:w="60"/>
+              <w:right w:type="dxa" w:w="120"/>
+            </w:tcMar>
+            <w:vAlign w:val="top"/>
+          </w:tcPr>
+          <w:p>
+            <w:pPr>
+              <w:spacing w:after="40" w:before="0"/>
+              <w:jc w:val="left"/>
+            </w:pPr>
+            <w:r>
+              <w:rPr>
+                <w:rFonts w:ascii="Arial" w:cs="Arial" w:eastAsia="Arial" w:hAnsi="Arial"/>
+                <w:b/>
+                <w:bCs/>
+                <w:i w:val="false"/>
+                <w:iCs w:val="false"/>
+                <w:color w:val="000000"/>
+                <w:sz w:val="18"/>
+                <w:szCs w:val="18"/>
+              </w:rPr>
+              <w:t xml:space="preserve">Predict Phase</w:t>
             </w:r>
           </w:p>
           <w:p>
@@ -6026,7 +6026,7 @@
             <w:pPr>
               <w:spacing w:after="20" w:before="0"/>
             </w:pPr>
-            <w:hyperlink w:history="1" r:id="rIdxfhyv_zur5p1z7bobcgvb">
+            <w:hyperlink w:history="1" r:id="rIdjrsjcl-ce5rvgczrrfcyq">
               <w:r>
                 <w:rPr>
                   <w:rFonts w:ascii="Arial" w:cs="Arial" w:eastAsia="Arial" w:hAnsi="Arial"/>
@@ -6059,7 +6059,7 @@
               <w:spacing w:after="10" w:before="0"/>
               <w:ind w:left="120"/>
             </w:pPr>
-            <w:hyperlink w:history="1" r:id="rId8aw7d_fm1iwjawixh85nz">
+            <w:hyperlink w:history="1" r:id="rId7eazzdtydpeim4dv2z8ke">
               <w:r>
                 <w:rPr>
                   <w:rFonts w:ascii="Arial" w:cs="Arial" w:eastAsia="Arial" w:hAnsi="Arial"/>
@@ -6104,7 +6104,7 @@
             <w:pPr>
               <w:spacing w:after="20" w:before="0"/>
             </w:pPr>
-            <w:hyperlink w:history="1" r:id="rIdguu0wjeenegvant0-j0yt">
+            <w:hyperlink w:history="1" r:id="rIdqhqiog12iz1umru9pix2a">
               <w:r>
                 <w:rPr>
                   <w:rFonts w:ascii="Arial" w:cs="Arial" w:eastAsia="Arial" w:hAnsi="Arial"/>
@@ -6137,7 +6137,7 @@
               <w:spacing w:after="10" w:before="0"/>
               <w:ind w:left="120"/>
             </w:pPr>
-            <w:hyperlink w:history="1" r:id="rIdovv7qnppu86c727v8clgu">
+            <w:hyperlink w:history="1" r:id="rIdu7oxgg_thl0fw0wazbvdu">
               <w:r>
                 <w:rPr>
                   <w:rFonts w:ascii="Arial" w:cs="Arial" w:eastAsia="Arial" w:hAnsi="Arial"/>
@@ -6284,32 +6284,32 @@
         <w:tc>
           <w:tcPr>
             <w:tcW w:type="dxa" w:w="1520"/>
-            <w:shd w:fill="F2F2F2" w:color="auto" w:val="clear"/>
-            <w:tcMar>
-              <w:top w:type="dxa" w:w="60"/>
-              <w:left w:type="dxa" w:w="120"/>
-              <w:bottom w:type="dxa" w:w="60"/>
-              <w:right w:type="dxa" w:w="120"/>
-            </w:tcMar>
-            <w:vAlign w:val="top"/>
-          </w:tcPr>
-          <w:p>
-            <w:pPr>
-              <w:spacing w:after="40" w:before="0"/>
-              <w:jc w:val="left"/>
-            </w:pPr>
-            <w:r>
-              <w:rPr>
-                <w:rFonts w:ascii="Arial" w:cs="Arial" w:eastAsia="Arial" w:hAnsi="Arial"/>
-                <w:b/>
-                <w:bCs/>
-                <w:i w:val="false"/>
-                <w:iCs w:val="false"/>
-                <w:color w:val="000000"/>
-                <w:sz w:val="18"/>
-                <w:szCs w:val="18"/>
-              </w:rPr>
-              <w:t xml:space="preserve">Phase 2 — Observe (Paper-Circle Sector Investigation)</w:t>
+            <w:shd w:fill="D9EEF1" w:color="auto" w:val="clear"/>
+            <w:tcMar>
+              <w:top w:type="dxa" w:w="60"/>
+              <w:left w:type="dxa" w:w="120"/>
+              <w:bottom w:type="dxa" w:w="60"/>
+              <w:right w:type="dxa" w:w="120"/>
+            </w:tcMar>
+            <w:vAlign w:val="top"/>
+          </w:tcPr>
+          <w:p>
+            <w:pPr>
+              <w:spacing w:after="40" w:before="0"/>
+              <w:jc w:val="left"/>
+            </w:pPr>
+            <w:r>
+              <w:rPr>
+                <w:rFonts w:ascii="Arial" w:cs="Arial" w:eastAsia="Arial" w:hAnsi="Arial"/>
+                <w:b/>
+                <w:bCs/>
+                <w:i w:val="false"/>
+                <w:iCs w:val="false"/>
+                <w:color w:val="000000"/>
+                <w:sz w:val="18"/>
+                <w:szCs w:val="18"/>
+              </w:rPr>
+              <w:t xml:space="preserve">Observe Phase</w:t>
             </w:r>
           </w:p>
           <w:p>
@@ -6332,7 +6332,7 @@
             <w:pPr>
               <w:spacing w:after="20" w:before="0"/>
             </w:pPr>
-            <w:hyperlink w:history="1" r:id="rIdffm5sdq5vmywxghpeztyj">
+            <w:hyperlink w:history="1" r:id="rIdawuznepijmzqd4vzg6bfe">
               <w:r>
                 <w:rPr>
                   <w:rFonts w:ascii="Arial" w:cs="Arial" w:eastAsia="Arial" w:hAnsi="Arial"/>
@@ -6365,7 +6365,7 @@
               <w:spacing w:after="10" w:before="0"/>
               <w:ind w:left="120"/>
             </w:pPr>
-            <w:hyperlink w:history="1" r:id="rIdr-z5yc_e-fen_xn-ei4sf">
+            <w:hyperlink w:history="1" r:id="rIdcirtyo6vcljvvqgjlf9jq">
               <w:r>
                 <w:rPr>
                   <w:rFonts w:ascii="Arial" w:cs="Arial" w:eastAsia="Arial" w:hAnsi="Arial"/>
@@ -6410,7 +6410,7 @@
             <w:pPr>
               <w:spacing w:after="20" w:before="0"/>
             </w:pPr>
-            <w:hyperlink w:history="1" r:id="rIdx21ebw5fqa13itulyotjx">
+            <w:hyperlink w:history="1" r:id="rIdy_odg6pamsvy06j3njf7x">
               <w:r>
                 <w:rPr>
                   <w:rFonts w:ascii="Arial" w:cs="Arial" w:eastAsia="Arial" w:hAnsi="Arial"/>
@@ -6443,7 +6443,7 @@
               <w:spacing w:after="10" w:before="0"/>
               <w:ind w:left="120"/>
             </w:pPr>
-            <w:hyperlink w:history="1" r:id="rId9odpjrv7gz2nmdjsqb8d2">
+            <w:hyperlink w:history="1" r:id="rIdlx9fp37qm2yxlwwtysp0s">
               <w:r>
                 <w:rPr>
                   <w:rFonts w:ascii="Arial" w:cs="Arial" w:eastAsia="Arial" w:hAnsi="Arial"/>
@@ -6590,32 +6590,32 @@
         <w:tc>
           <w:tcPr>
             <w:tcW w:type="dxa" w:w="1520"/>
-            <w:shd w:fill="F2F2F2" w:color="auto" w:val="clear"/>
-            <w:tcMar>
-              <w:top w:type="dxa" w:w="60"/>
-              <w:left w:type="dxa" w:w="120"/>
-              <w:bottom w:type="dxa" w:w="60"/>
-              <w:right w:type="dxa" w:w="120"/>
-            </w:tcMar>
-            <w:vAlign w:val="top"/>
-          </w:tcPr>
-          <w:p>
-            <w:pPr>
-              <w:spacing w:after="40" w:before="0"/>
-              <w:jc w:val="left"/>
-            </w:pPr>
-            <w:r>
-              <w:rPr>
-                <w:rFonts w:ascii="Arial" w:cs="Arial" w:eastAsia="Arial" w:hAnsi="Arial"/>
-                <w:b/>
-                <w:bCs/>
-                <w:i w:val="false"/>
-                <w:iCs w:val="false"/>
-                <w:color w:val="000000"/>
-                <w:sz w:val="18"/>
-                <w:szCs w:val="18"/>
-              </w:rPr>
-              <w:t xml:space="preserve">Phase 3 — Explain (Deriving &amp; Applying the Formula)</w:t>
+            <w:shd w:fill="E2EFDA" w:color="auto" w:val="clear"/>
+            <w:tcMar>
+              <w:top w:type="dxa" w:w="60"/>
+              <w:left w:type="dxa" w:w="120"/>
+              <w:bottom w:type="dxa" w:w="60"/>
+              <w:right w:type="dxa" w:w="120"/>
+            </w:tcMar>
+            <w:vAlign w:val="top"/>
+          </w:tcPr>
+          <w:p>
+            <w:pPr>
+              <w:spacing w:after="40" w:before="0"/>
+              <w:jc w:val="left"/>
+            </w:pPr>
+            <w:r>
+              <w:rPr>
+                <w:rFonts w:ascii="Arial" w:cs="Arial" w:eastAsia="Arial" w:hAnsi="Arial"/>
+                <w:b/>
+                <w:bCs/>
+                <w:i w:val="false"/>
+                <w:iCs w:val="false"/>
+                <w:color w:val="000000"/>
+                <w:sz w:val="18"/>
+                <w:szCs w:val="18"/>
+              </w:rPr>
+              <w:t xml:space="preserve">Explain Phase</w:t>
             </w:r>
           </w:p>
           <w:p>
@@ -6638,7 +6638,7 @@
             <w:pPr>
               <w:spacing w:after="20" w:before="0"/>
             </w:pPr>
-            <w:hyperlink w:history="1" r:id="rId-m8foaamkfvapcuk-pwj0">
+            <w:hyperlink w:history="1" r:id="rId4fszfzj6-osfgrkjt0qvv">
               <w:r>
                 <w:rPr>
                   <w:rFonts w:ascii="Arial" w:cs="Arial" w:eastAsia="Arial" w:hAnsi="Arial"/>
@@ -6671,7 +6671,7 @@
               <w:spacing w:after="10" w:before="0"/>
               <w:ind w:left="120"/>
             </w:pPr>
-            <w:hyperlink w:history="1" r:id="rIdlckynruf3doobe6nhz0eh">
+            <w:hyperlink w:history="1" r:id="rIdkzsal27j0q9rstglab9rj">
               <w:r>
                 <w:rPr>
                   <w:rFonts w:ascii="Arial" w:cs="Arial" w:eastAsia="Arial" w:hAnsi="Arial"/>
@@ -6716,7 +6716,7 @@
             <w:pPr>
               <w:spacing w:after="20" w:before="0"/>
             </w:pPr>
-            <w:hyperlink w:history="1" r:id="rIdds_qux-gg6vtlmlnuay4i">
+            <w:hyperlink w:history="1" r:id="rIdyzaaz6iy3aj9ucbsoq6n0">
               <w:r>
                 <w:rPr>
                   <w:rFonts w:ascii="Arial" w:cs="Arial" w:eastAsia="Arial" w:hAnsi="Arial"/>
@@ -6749,7 +6749,7 @@
               <w:spacing w:after="10" w:before="0"/>
               <w:ind w:left="120"/>
             </w:pPr>
-            <w:hyperlink w:history="1" r:id="rIdkhyrmdkx6i0qhsjimjjuh">
+            <w:hyperlink w:history="1" r:id="rId7qzoskblknmldmvu4yjwr">
               <w:r>
                 <w:rPr>
                   <w:rFonts w:ascii="Arial" w:cs="Arial" w:eastAsia="Arial" w:hAnsi="Arial"/>
@@ -6896,32 +6896,32 @@
         <w:tc>
           <w:tcPr>
             <w:tcW w:type="dxa" w:w="1520"/>
-            <w:shd w:fill="F2F2F2" w:color="auto" w:val="clear"/>
-            <w:tcMar>
-              <w:top w:type="dxa" w:w="60"/>
-              <w:left w:type="dxa" w:w="120"/>
-              <w:bottom w:type="dxa" w:w="60"/>
-              <w:right w:type="dxa" w:w="120"/>
-            </w:tcMar>
-            <w:vAlign w:val="top"/>
-          </w:tcPr>
-          <w:p>
-            <w:pPr>
-              <w:spacing w:after="40" w:before="0"/>
-              <w:jc w:val="left"/>
-            </w:pPr>
-            <w:r>
-              <w:rPr>
-                <w:rFonts w:ascii="Arial" w:cs="Arial" w:eastAsia="Arial" w:hAnsi="Arial"/>
-                <w:b/>
-                <w:bCs/>
-                <w:i w:val="false"/>
-                <w:iCs w:val="false"/>
-                <w:color w:val="000000"/>
-                <w:sz w:val="18"/>
-                <w:szCs w:val="18"/>
-              </w:rPr>
-              <w:t xml:space="preserve">Phase 4 — Driving Question Board (DQB) Update</w:t>
+            <w:shd w:fill="FCE4D6" w:color="auto" w:val="clear"/>
+            <w:tcMar>
+              <w:top w:type="dxa" w:w="60"/>
+              <w:left w:type="dxa" w:w="120"/>
+              <w:bottom w:type="dxa" w:w="60"/>
+              <w:right w:type="dxa" w:w="120"/>
+            </w:tcMar>
+            <w:vAlign w:val="top"/>
+          </w:tcPr>
+          <w:p>
+            <w:pPr>
+              <w:spacing w:after="40" w:before="0"/>
+              <w:jc w:val="left"/>
+            </w:pPr>
+            <w:r>
+              <w:rPr>
+                <w:rFonts w:ascii="Arial" w:cs="Arial" w:eastAsia="Arial" w:hAnsi="Arial"/>
+                <w:b/>
+                <w:bCs/>
+                <w:i w:val="false"/>
+                <w:iCs w:val="false"/>
+                <w:color w:val="000000"/>
+                <w:sz w:val="18"/>
+                <w:szCs w:val="18"/>
+              </w:rPr>
+              <w:t xml:space="preserve">Driving Question Board (DQB) Creation</w:t>
             </w:r>
           </w:p>
           <w:p>
@@ -6944,7 +6944,7 @@
             <w:pPr>
               <w:spacing w:after="20" w:before="0"/>
             </w:pPr>
-            <w:hyperlink w:history="1" r:id="rIdvpldohbgt-g4rsex4wqxq">
+            <w:hyperlink w:history="1" r:id="rIdfcz-lxrjx39x6wz4hkrjz">
               <w:r>
                 <w:rPr>
                   <w:rFonts w:ascii="Arial" w:cs="Arial" w:eastAsia="Arial" w:hAnsi="Arial"/>
@@ -6977,7 +6977,7 @@
               <w:spacing w:after="10" w:before="0"/>
               <w:ind w:left="120"/>
             </w:pPr>
-            <w:hyperlink w:history="1" r:id="rIdihdzjgtxxffrtpg03ryso">
+            <w:hyperlink w:history="1" r:id="rIdoutlmbkp53jeqtirtf-x7">
               <w:r>
                 <w:rPr>
                   <w:rFonts w:ascii="Arial" w:cs="Arial" w:eastAsia="Arial" w:hAnsi="Arial"/>
@@ -7022,7 +7022,7 @@
             <w:pPr>
               <w:spacing w:after="20" w:before="0"/>
             </w:pPr>
-            <w:hyperlink w:history="1" r:id="rIdohihm7hz-onaf30rwo07i">
+            <w:hyperlink w:history="1" r:id="rIdqf6vjejmx6m2eeqzfqe4e">
               <w:r>
                 <w:rPr>
                   <w:rFonts w:ascii="Arial" w:cs="Arial" w:eastAsia="Arial" w:hAnsi="Arial"/>
@@ -7055,7 +7055,7 @@
               <w:spacing w:after="10" w:before="0"/>
               <w:ind w:left="120"/>
             </w:pPr>
-            <w:hyperlink w:history="1" r:id="rIdltxtfv83uaxbl7lmtbjj4">
+            <w:hyperlink w:history="1" r:id="rIdnbjakpvxdwbvw-y5xhmop">
               <w:r>
                 <w:rPr>
                   <w:rFonts w:ascii="Arial" w:cs="Arial" w:eastAsia="Arial" w:hAnsi="Arial"/>
@@ -7202,32 +7202,32 @@
         <w:tc>
           <w:tcPr>
             <w:tcW w:type="dxa" w:w="1520"/>
-            <w:shd w:fill="F2F2F2" w:color="auto" w:val="clear"/>
-            <w:tcMar>
-              <w:top w:type="dxa" w:w="60"/>
-              <w:left w:type="dxa" w:w="120"/>
-              <w:bottom w:type="dxa" w:w="60"/>
-              <w:right w:type="dxa" w:w="120"/>
-            </w:tcMar>
-            <w:vAlign w:val="top"/>
-          </w:tcPr>
-          <w:p>
-            <w:pPr>
-              <w:spacing w:after="40" w:before="0"/>
-              <w:jc w:val="left"/>
-            </w:pPr>
-            <w:r>
-              <w:rPr>
-                <w:rFonts w:ascii="Arial" w:cs="Arial" w:eastAsia="Arial" w:hAnsi="Arial"/>
-                <w:b/>
-                <w:bCs/>
-                <w:i w:val="false"/>
-                <w:iCs w:val="false"/>
-                <w:color w:val="000000"/>
-                <w:sz w:val="18"/>
-                <w:szCs w:val="18"/>
-              </w:rPr>
-              <w:t xml:space="preserve">Phase 5 — Model Building</w:t>
+            <w:shd w:fill="D5E8F0" w:color="auto" w:val="clear"/>
+            <w:tcMar>
+              <w:top w:type="dxa" w:w="60"/>
+              <w:left w:type="dxa" w:w="120"/>
+              <w:bottom w:type="dxa" w:w="60"/>
+              <w:right w:type="dxa" w:w="120"/>
+            </w:tcMar>
+            <w:vAlign w:val="top"/>
+          </w:tcPr>
+          <w:p>
+            <w:pPr>
+              <w:spacing w:after="40" w:before="0"/>
+              <w:jc w:val="left"/>
+            </w:pPr>
+            <w:r>
+              <w:rPr>
+                <w:rFonts w:ascii="Arial" w:cs="Arial" w:eastAsia="Arial" w:hAnsi="Arial"/>
+                <w:b/>
+                <w:bCs/>
+                <w:i w:val="false"/>
+                <w:iCs w:val="false"/>
+                <w:color w:val="000000"/>
+                <w:sz w:val="18"/>
+                <w:szCs w:val="18"/>
+              </w:rPr>
+              <w:t xml:space="preserve">Model Building Phase</w:t>
             </w:r>
           </w:p>
           <w:p>
@@ -7250,7 +7250,7 @@
             <w:pPr>
               <w:spacing w:after="20" w:before="0"/>
             </w:pPr>
-            <w:hyperlink w:history="1" r:id="rId8b0nockffregbzm8bk8i6">
+            <w:hyperlink w:history="1" r:id="rIdrhgmvblzgpcfktmyxtk5f">
               <w:r>
                 <w:rPr>
                   <w:rFonts w:ascii="Arial" w:cs="Arial" w:eastAsia="Arial" w:hAnsi="Arial"/>
@@ -7283,7 +7283,7 @@
               <w:spacing w:after="10" w:before="0"/>
               <w:ind w:left="120"/>
             </w:pPr>
-            <w:hyperlink w:history="1" r:id="rIdclqtrciirm8xjx8gshd5n">
+            <w:hyperlink w:history="1" r:id="rId1xvm4vd9n2xdrzzrgo99x">
               <w:r>
                 <w:rPr>
                   <w:rFonts w:ascii="Arial" w:cs="Arial" w:eastAsia="Arial" w:hAnsi="Arial"/>
@@ -7328,7 +7328,7 @@
             <w:pPr>
               <w:spacing w:after="20" w:before="0"/>
             </w:pPr>
-            <w:hyperlink w:history="1" r:id="rId3sxpjfxtlf__jgkz72wik">
+            <w:hyperlink w:history="1" r:id="rIdd2ciutkicb85p71w77v-o">
               <w:r>
                 <w:rPr>
                   <w:rFonts w:ascii="Arial" w:cs="Arial" w:eastAsia="Arial" w:hAnsi="Arial"/>
@@ -7361,7 +7361,7 @@
               <w:spacing w:after="10" w:before="0"/>
               <w:ind w:left="120"/>
             </w:pPr>
-            <w:hyperlink w:history="1" r:id="rIdqbdr6r2-wjeath1x4lv3p">
+            <w:hyperlink w:history="1" r:id="rIdyzhojpg4aj8owbhrwfivw">
               <w:r>
                 <w:rPr>
                   <w:rFonts w:ascii="Arial" w:cs="Arial" w:eastAsia="Arial" w:hAnsi="Arial"/>
@@ -8800,32 +8800,32 @@
         <w:tc>
           <w:tcPr>
             <w:tcW w:type="dxa" w:w="1520"/>
-            <w:shd w:fill="F2F2F2" w:color="auto" w:val="clear"/>
-            <w:tcMar>
-              <w:top w:type="dxa" w:w="60"/>
-              <w:left w:type="dxa" w:w="120"/>
-              <w:bottom w:type="dxa" w:w="60"/>
-              <w:right w:type="dxa" w:w="120"/>
-            </w:tcMar>
-            <w:vAlign w:val="top"/>
-          </w:tcPr>
-          <w:p>
-            <w:pPr>
-              <w:spacing w:after="40" w:before="0"/>
-              <w:jc w:val="left"/>
-            </w:pPr>
-            <w:r>
-              <w:rPr>
-                <w:rFonts w:ascii="Arial" w:cs="Arial" w:eastAsia="Arial" w:hAnsi="Arial"/>
-                <w:b/>
-                <w:bCs/>
-                <w:i w:val="false"/>
-                <w:iCs w:val="false"/>
-                <w:color w:val="000000"/>
-                <w:sz w:val="18"/>
-                <w:szCs w:val="18"/>
-              </w:rPr>
-              <w:t xml:space="preserve">Phase 1 — Predict</w:t>
+            <w:shd w:fill="EAD1F5" w:color="auto" w:val="clear"/>
+            <w:tcMar>
+              <w:top w:type="dxa" w:w="60"/>
+              <w:left w:type="dxa" w:w="120"/>
+              <w:bottom w:type="dxa" w:w="60"/>
+              <w:right w:type="dxa" w:w="120"/>
+            </w:tcMar>
+            <w:vAlign w:val="top"/>
+          </w:tcPr>
+          <w:p>
+            <w:pPr>
+              <w:spacing w:after="40" w:before="0"/>
+              <w:jc w:val="left"/>
+            </w:pPr>
+            <w:r>
+              <w:rPr>
+                <w:rFonts w:ascii="Arial" w:cs="Arial" w:eastAsia="Arial" w:hAnsi="Arial"/>
+                <w:b/>
+                <w:bCs/>
+                <w:i w:val="false"/>
+                <w:iCs w:val="false"/>
+                <w:color w:val="000000"/>
+                <w:sz w:val="18"/>
+                <w:szCs w:val="18"/>
+              </w:rPr>
+              <w:t xml:space="preserve">Predict Phase</w:t>
             </w:r>
           </w:p>
           <w:p>
@@ -8848,7 +8848,7 @@
             <w:pPr>
               <w:spacing w:after="20" w:before="0"/>
             </w:pPr>
-            <w:hyperlink w:history="1" r:id="rId8uslu9mezmnr0-wrdg6pf">
+            <w:hyperlink w:history="1" r:id="rIdkj6hb1gq0j9z2ni5gintu">
               <w:r>
                 <w:rPr>
                   <w:rFonts w:ascii="Arial" w:cs="Arial" w:eastAsia="Arial" w:hAnsi="Arial"/>
@@ -8881,7 +8881,7 @@
               <w:spacing w:after="10" w:before="0"/>
               <w:ind w:left="120"/>
             </w:pPr>
-            <w:hyperlink w:history="1" r:id="rIdgmqxe1h6xnzy4kf299gpz">
+            <w:hyperlink w:history="1" r:id="rId64w4slbm6fofposexhueg">
               <w:r>
                 <w:rPr>
                   <w:rFonts w:ascii="Arial" w:cs="Arial" w:eastAsia="Arial" w:hAnsi="Arial"/>
@@ -8926,7 +8926,7 @@
             <w:pPr>
               <w:spacing w:after="20" w:before="0"/>
             </w:pPr>
-            <w:hyperlink w:history="1" r:id="rIdf6etgpsi6998ugm_hqm1k">
+            <w:hyperlink w:history="1" r:id="rIdsf4gil4ipfw5xc7_hgeba">
               <w:r>
                 <w:rPr>
                   <w:rFonts w:ascii="Arial" w:cs="Arial" w:eastAsia="Arial" w:hAnsi="Arial"/>
@@ -8959,7 +8959,7 @@
               <w:spacing w:after="10" w:before="0"/>
               <w:ind w:left="120"/>
             </w:pPr>
-            <w:hyperlink w:history="1" r:id="rIdvelzc_uev2gbu_lx89fxw">
+            <w:hyperlink w:history="1" r:id="rIdvzliyyef79buhlov7cyod">
               <w:r>
                 <w:rPr>
                   <w:rFonts w:ascii="Arial" w:cs="Arial" w:eastAsia="Arial" w:hAnsi="Arial"/>
@@ -9106,32 +9106,32 @@
         <w:tc>
           <w:tcPr>
             <w:tcW w:type="dxa" w:w="1520"/>
-            <w:shd w:fill="F2F2F2" w:color="auto" w:val="clear"/>
-            <w:tcMar>
-              <w:top w:type="dxa" w:w="60"/>
-              <w:left w:type="dxa" w:w="120"/>
-              <w:bottom w:type="dxa" w:w="60"/>
-              <w:right w:type="dxa" w:w="120"/>
-            </w:tcMar>
-            <w:vAlign w:val="top"/>
-          </w:tcPr>
-          <w:p>
-            <w:pPr>
-              <w:spacing w:after="40" w:before="0"/>
-              <w:jc w:val="left"/>
-            </w:pPr>
-            <w:r>
-              <w:rPr>
-                <w:rFonts w:ascii="Arial" w:cs="Arial" w:eastAsia="Arial" w:hAnsi="Arial"/>
-                <w:b/>
-                <w:bCs/>
-                <w:i w:val="false"/>
-                <w:iCs w:val="false"/>
-                <w:color w:val="000000"/>
-                <w:sz w:val="18"/>
-                <w:szCs w:val="18"/>
-              </w:rPr>
-              <w:t xml:space="preserve">Phase 2 — Observe</w:t>
+            <w:shd w:fill="D9EEF1" w:color="auto" w:val="clear"/>
+            <w:tcMar>
+              <w:top w:type="dxa" w:w="60"/>
+              <w:left w:type="dxa" w:w="120"/>
+              <w:bottom w:type="dxa" w:w="60"/>
+              <w:right w:type="dxa" w:w="120"/>
+            </w:tcMar>
+            <w:vAlign w:val="top"/>
+          </w:tcPr>
+          <w:p>
+            <w:pPr>
+              <w:spacing w:after="40" w:before="0"/>
+              <w:jc w:val="left"/>
+            </w:pPr>
+            <w:r>
+              <w:rPr>
+                <w:rFonts w:ascii="Arial" w:cs="Arial" w:eastAsia="Arial" w:hAnsi="Arial"/>
+                <w:b/>
+                <w:bCs/>
+                <w:i w:val="false"/>
+                <w:iCs w:val="false"/>
+                <w:color w:val="000000"/>
+                <w:sz w:val="18"/>
+                <w:szCs w:val="18"/>
+              </w:rPr>
+              <w:t xml:space="preserve">Observe Phase</w:t>
             </w:r>
           </w:p>
           <w:p>
@@ -9154,7 +9154,7 @@
             <w:pPr>
               <w:spacing w:after="20" w:before="0"/>
             </w:pPr>
-            <w:hyperlink w:history="1" r:id="rIdfrt2qxetyxmwq8mvoeybr">
+            <w:hyperlink w:history="1" r:id="rIdhawfpjmrecy42wlumzh59">
               <w:r>
                 <w:rPr>
                   <w:rFonts w:ascii="Arial" w:cs="Arial" w:eastAsia="Arial" w:hAnsi="Arial"/>
@@ -9187,7 +9187,7 @@
               <w:spacing w:after="10" w:before="0"/>
               <w:ind w:left="120"/>
             </w:pPr>
-            <w:hyperlink w:history="1" r:id="rIdfnjys1mknhgz2r4tpamrl">
+            <w:hyperlink w:history="1" r:id="rIdlyr2_vrswz2rpvzdsxsn3">
               <w:r>
                 <w:rPr>
                   <w:rFonts w:ascii="Arial" w:cs="Arial" w:eastAsia="Arial" w:hAnsi="Arial"/>
@@ -9232,7 +9232,7 @@
             <w:pPr>
               <w:spacing w:after="20" w:before="0"/>
             </w:pPr>
-            <w:hyperlink w:history="1" r:id="rIdtdlhykgn-d375cs5vy6xx">
+            <w:hyperlink w:history="1" r:id="rId0ej1aly6z8t22pxo0miqo">
               <w:r>
                 <w:rPr>
                   <w:rFonts w:ascii="Arial" w:cs="Arial" w:eastAsia="Arial" w:hAnsi="Arial"/>
@@ -9265,7 +9265,7 @@
               <w:spacing w:after="10" w:before="0"/>
               <w:ind w:left="120"/>
             </w:pPr>
-            <w:hyperlink w:history="1" r:id="rIdvmapj9_pt-hn2gwk2xkta">
+            <w:hyperlink w:history="1" r:id="rIdsrjswa5oqs2rboicdtxck">
               <w:r>
                 <w:rPr>
                   <w:rFonts w:ascii="Arial" w:cs="Arial" w:eastAsia="Arial" w:hAnsi="Arial"/>
@@ -9412,32 +9412,32 @@
         <w:tc>
           <w:tcPr>
             <w:tcW w:type="dxa" w:w="1520"/>
-            <w:shd w:fill="F2F2F2" w:color="auto" w:val="clear"/>
-            <w:tcMar>
-              <w:top w:type="dxa" w:w="60"/>
-              <w:left w:type="dxa" w:w="120"/>
-              <w:bottom w:type="dxa" w:w="60"/>
-              <w:right w:type="dxa" w:w="120"/>
-            </w:tcMar>
-            <w:vAlign w:val="top"/>
-          </w:tcPr>
-          <w:p>
-            <w:pPr>
-              <w:spacing w:after="40" w:before="0"/>
-              <w:jc w:val="left"/>
-            </w:pPr>
-            <w:r>
-              <w:rPr>
-                <w:rFonts w:ascii="Arial" w:cs="Arial" w:eastAsia="Arial" w:hAnsi="Arial"/>
-                <w:b/>
-                <w:bCs/>
-                <w:i w:val="false"/>
-                <w:iCs w:val="false"/>
-                <w:color w:val="000000"/>
-                <w:sz w:val="18"/>
-                <w:szCs w:val="18"/>
-              </w:rPr>
-              <w:t xml:space="preserve">Phase 3 — Explain</w:t>
+            <w:shd w:fill="E2EFDA" w:color="auto" w:val="clear"/>
+            <w:tcMar>
+              <w:top w:type="dxa" w:w="60"/>
+              <w:left w:type="dxa" w:w="120"/>
+              <w:bottom w:type="dxa" w:w="60"/>
+              <w:right w:type="dxa" w:w="120"/>
+            </w:tcMar>
+            <w:vAlign w:val="top"/>
+          </w:tcPr>
+          <w:p>
+            <w:pPr>
+              <w:spacing w:after="40" w:before="0"/>
+              <w:jc w:val="left"/>
+            </w:pPr>
+            <w:r>
+              <w:rPr>
+                <w:rFonts w:ascii="Arial" w:cs="Arial" w:eastAsia="Arial" w:hAnsi="Arial"/>
+                <w:b/>
+                <w:bCs/>
+                <w:i w:val="false"/>
+                <w:iCs w:val="false"/>
+                <w:color w:val="000000"/>
+                <w:sz w:val="18"/>
+                <w:szCs w:val="18"/>
+              </w:rPr>
+              <w:t xml:space="preserve">Explain Phase</w:t>
             </w:r>
           </w:p>
           <w:p>
@@ -9460,7 +9460,7 @@
             <w:pPr>
               <w:spacing w:after="20" w:before="0"/>
             </w:pPr>
-            <w:hyperlink w:history="1" r:id="rIdxomv6taoaj3v-xa65if3a">
+            <w:hyperlink w:history="1" r:id="rIdjyff1jetvsionkevw46sv">
               <w:r>
                 <w:rPr>
                   <w:rFonts w:ascii="Arial" w:cs="Arial" w:eastAsia="Arial" w:hAnsi="Arial"/>
@@ -9493,7 +9493,7 @@
               <w:spacing w:after="10" w:before="0"/>
               <w:ind w:left="120"/>
             </w:pPr>
-            <w:hyperlink w:history="1" r:id="rIdyqchxtwnuumjtydqxivdf">
+            <w:hyperlink w:history="1" r:id="rId9whbgk0my-rb_rcnl_wum">
               <w:r>
                 <w:rPr>
                   <w:rFonts w:ascii="Arial" w:cs="Arial" w:eastAsia="Arial" w:hAnsi="Arial"/>
@@ -9538,7 +9538,7 @@
             <w:pPr>
               <w:spacing w:after="20" w:before="0"/>
             </w:pPr>
-            <w:hyperlink w:history="1" r:id="rId6aikza2u_wg5ygu6w6pcn">
+            <w:hyperlink w:history="1" r:id="rId8o72gduxiaoesxvvq6hkd">
               <w:r>
                 <w:rPr>
                   <w:rFonts w:ascii="Arial" w:cs="Arial" w:eastAsia="Arial" w:hAnsi="Arial"/>
@@ -9571,7 +9571,7 @@
               <w:spacing w:after="10" w:before="0"/>
               <w:ind w:left="120"/>
             </w:pPr>
-            <w:hyperlink w:history="1" r:id="rId4w-nsjauxt7gnranwg_da">
+            <w:hyperlink w:history="1" r:id="rId4snhzekdtxh44bxhjdb4b">
               <w:r>
                 <w:rPr>
                   <w:rFonts w:ascii="Arial" w:cs="Arial" w:eastAsia="Arial" w:hAnsi="Arial"/>
@@ -9718,32 +9718,32 @@
         <w:tc>
           <w:tcPr>
             <w:tcW w:type="dxa" w:w="1520"/>
-            <w:shd w:fill="F2F2F2" w:color="auto" w:val="clear"/>
-            <w:tcMar>
-              <w:top w:type="dxa" w:w="60"/>
-              <w:left w:type="dxa" w:w="120"/>
-              <w:bottom w:type="dxa" w:w="60"/>
-              <w:right w:type="dxa" w:w="120"/>
-            </w:tcMar>
-            <w:vAlign w:val="top"/>
-          </w:tcPr>
-          <w:p>
-            <w:pPr>
-              <w:spacing w:after="40" w:before="0"/>
-              <w:jc w:val="left"/>
-            </w:pPr>
-            <w:r>
-              <w:rPr>
-                <w:rFonts w:ascii="Arial" w:cs="Arial" w:eastAsia="Arial" w:hAnsi="Arial"/>
-                <w:b/>
-                <w:bCs/>
-                <w:i w:val="false"/>
-                <w:iCs w:val="false"/>
-                <w:color w:val="000000"/>
-                <w:sz w:val="18"/>
-                <w:szCs w:val="18"/>
-              </w:rPr>
-              <w:t xml:space="preserve">Phase 4 — Driving Question Board (DQB) Update</w:t>
+            <w:shd w:fill="FCE4D6" w:color="auto" w:val="clear"/>
+            <w:tcMar>
+              <w:top w:type="dxa" w:w="60"/>
+              <w:left w:type="dxa" w:w="120"/>
+              <w:bottom w:type="dxa" w:w="60"/>
+              <w:right w:type="dxa" w:w="120"/>
+            </w:tcMar>
+            <w:vAlign w:val="top"/>
+          </w:tcPr>
+          <w:p>
+            <w:pPr>
+              <w:spacing w:after="40" w:before="0"/>
+              <w:jc w:val="left"/>
+            </w:pPr>
+            <w:r>
+              <w:rPr>
+                <w:rFonts w:ascii="Arial" w:cs="Arial" w:eastAsia="Arial" w:hAnsi="Arial"/>
+                <w:b/>
+                <w:bCs/>
+                <w:i w:val="false"/>
+                <w:iCs w:val="false"/>
+                <w:color w:val="000000"/>
+                <w:sz w:val="18"/>
+                <w:szCs w:val="18"/>
+              </w:rPr>
+              <w:t xml:space="preserve">Driving Question Board (DQB) Creation</w:t>
             </w:r>
           </w:p>
           <w:p>
@@ -9766,7 +9766,7 @@
             <w:pPr>
               <w:spacing w:after="20" w:before="0"/>
             </w:pPr>
-            <w:hyperlink w:history="1" r:id="rIdriakhg572iteft3kve4r4">
+            <w:hyperlink w:history="1" r:id="rIdzxuthp_uu77qr3dpsc9j4">
               <w:r>
                 <w:rPr>
                   <w:rFonts w:ascii="Arial" w:cs="Arial" w:eastAsia="Arial" w:hAnsi="Arial"/>
@@ -9799,7 +9799,7 @@
               <w:spacing w:after="10" w:before="0"/>
               <w:ind w:left="120"/>
             </w:pPr>
-            <w:hyperlink w:history="1" r:id="rIdmed8sudlbw4xeartr1wg1">
+            <w:hyperlink w:history="1" r:id="rIdtitmsqjcluaxmculdugm8">
               <w:r>
                 <w:rPr>
                   <w:rFonts w:ascii="Arial" w:cs="Arial" w:eastAsia="Arial" w:hAnsi="Arial"/>
@@ -9844,7 +9844,7 @@
             <w:pPr>
               <w:spacing w:after="20" w:before="0"/>
             </w:pPr>
-            <w:hyperlink w:history="1" r:id="rIdlbpwtik7btbmcyk6jxrfq">
+            <w:hyperlink w:history="1" r:id="rIdla1k3il12mictry1qhway">
               <w:r>
                 <w:rPr>
                   <w:rFonts w:ascii="Arial" w:cs="Arial" w:eastAsia="Arial" w:hAnsi="Arial"/>
@@ -9877,7 +9877,7 @@
               <w:spacing w:after="10" w:before="0"/>
               <w:ind w:left="120"/>
             </w:pPr>
-            <w:hyperlink w:history="1" r:id="rIds0qazhbvtujwb6x3w3p-w">
+            <w:hyperlink w:history="1" r:id="rIdzzltev3-jpix1ywjtsgsc">
               <w:r>
                 <w:rPr>
                   <w:rFonts w:ascii="Arial" w:cs="Arial" w:eastAsia="Arial" w:hAnsi="Arial"/>
@@ -10024,32 +10024,32 @@
         <w:tc>
           <w:tcPr>
             <w:tcW w:type="dxa" w:w="1520"/>
-            <w:shd w:fill="F2F2F2" w:color="auto" w:val="clear"/>
-            <w:tcMar>
-              <w:top w:type="dxa" w:w="60"/>
-              <w:left w:type="dxa" w:w="120"/>
-              <w:bottom w:type="dxa" w:w="60"/>
-              <w:right w:type="dxa" w:w="120"/>
-            </w:tcMar>
-            <w:vAlign w:val="top"/>
-          </w:tcPr>
-          <w:p>
-            <w:pPr>
-              <w:spacing w:after="40" w:before="0"/>
-              <w:jc w:val="left"/>
-            </w:pPr>
-            <w:r>
-              <w:rPr>
-                <w:rFonts w:ascii="Arial" w:cs="Arial" w:eastAsia="Arial" w:hAnsi="Arial"/>
-                <w:b/>
-                <w:bCs/>
-                <w:i w:val="false"/>
-                <w:iCs w:val="false"/>
-                <w:color w:val="000000"/>
-                <w:sz w:val="18"/>
-                <w:szCs w:val="18"/>
-              </w:rPr>
-              <w:t xml:space="preserve">Phase 5 — Model Building</w:t>
+            <w:shd w:fill="D5E8F0" w:color="auto" w:val="clear"/>
+            <w:tcMar>
+              <w:top w:type="dxa" w:w="60"/>
+              <w:left w:type="dxa" w:w="120"/>
+              <w:bottom w:type="dxa" w:w="60"/>
+              <w:right w:type="dxa" w:w="120"/>
+            </w:tcMar>
+            <w:vAlign w:val="top"/>
+          </w:tcPr>
+          <w:p>
+            <w:pPr>
+              <w:spacing w:after="40" w:before="0"/>
+              <w:jc w:val="left"/>
+            </w:pPr>
+            <w:r>
+              <w:rPr>
+                <w:rFonts w:ascii="Arial" w:cs="Arial" w:eastAsia="Arial" w:hAnsi="Arial"/>
+                <w:b/>
+                <w:bCs/>
+                <w:i w:val="false"/>
+                <w:iCs w:val="false"/>
+                <w:color w:val="000000"/>
+                <w:sz w:val="18"/>
+                <w:szCs w:val="18"/>
+              </w:rPr>
+              <w:t xml:space="preserve">Model Building Phase</w:t>
             </w:r>
           </w:p>
           <w:p>
@@ -10072,7 +10072,7 @@
             <w:pPr>
               <w:spacing w:after="20" w:before="0"/>
             </w:pPr>
-            <w:hyperlink w:history="1" r:id="rId6xdcfco0po_6act4e9hvk">
+            <w:hyperlink w:history="1" r:id="rIddy0elyt3vlexzwpvhgyth">
               <w:r>
                 <w:rPr>
                   <w:rFonts w:ascii="Arial" w:cs="Arial" w:eastAsia="Arial" w:hAnsi="Arial"/>
@@ -10105,7 +10105,7 @@
               <w:spacing w:after="10" w:before="0"/>
               <w:ind w:left="120"/>
             </w:pPr>
-            <w:hyperlink w:history="1" r:id="rIdfolq8m7j9bhpndsaxeyz9">
+            <w:hyperlink w:history="1" r:id="rIdxaik3gszzcjmvbdvn7biw">
               <w:r>
                 <w:rPr>
                   <w:rFonts w:ascii="Arial" w:cs="Arial" w:eastAsia="Arial" w:hAnsi="Arial"/>
@@ -10150,7 +10150,7 @@
             <w:pPr>
               <w:spacing w:after="20" w:before="0"/>
             </w:pPr>
-            <w:hyperlink w:history="1" r:id="rIdrki-cjywvy91iwfuq6j8i">
+            <w:hyperlink w:history="1" r:id="rId0nzki0bglyjfjib-kwbeg">
               <w:r>
                 <w:rPr>
                   <w:rFonts w:ascii="Arial" w:cs="Arial" w:eastAsia="Arial" w:hAnsi="Arial"/>
@@ -10183,7 +10183,7 @@
               <w:spacing w:after="10" w:before="0"/>
               <w:ind w:left="120"/>
             </w:pPr>
-            <w:hyperlink w:history="1" r:id="rIdrjjdklijkwg10gbjk-gsu">
+            <w:hyperlink w:history="1" r:id="rIdb0sly8mibbvfk36qy26r9">
               <w:r>
                 <w:rPr>
                   <w:rFonts w:ascii="Arial" w:cs="Arial" w:eastAsia="Arial" w:hAnsi="Arial"/>
@@ -11622,32 +11622,32 @@
         <w:tc>
           <w:tcPr>
             <w:tcW w:type="dxa" w:w="1520"/>
-            <w:shd w:fill="F2F2F2" w:color="auto" w:val="clear"/>
-            <w:tcMar>
-              <w:top w:type="dxa" w:w="60"/>
-              <w:left w:type="dxa" w:w="120"/>
-              <w:bottom w:type="dxa" w:w="60"/>
-              <w:right w:type="dxa" w:w="120"/>
-            </w:tcMar>
-            <w:vAlign w:val="top"/>
-          </w:tcPr>
-          <w:p>
-            <w:pPr>
-              <w:spacing w:after="40" w:before="0"/>
-              <w:jc w:val="left"/>
-            </w:pPr>
-            <w:r>
-              <w:rPr>
-                <w:rFonts w:ascii="Arial" w:cs="Arial" w:eastAsia="Arial" w:hAnsi="Arial"/>
-                <w:b/>
-                <w:bCs/>
-                <w:i w:val="false"/>
-                <w:iCs w:val="false"/>
-                <w:color w:val="000000"/>
-                <w:sz w:val="18"/>
-                <w:szCs w:val="18"/>
-              </w:rPr>
-              <w:t xml:space="preserve">Phase 1 — Predict</w:t>
+            <w:shd w:fill="EAD1F5" w:color="auto" w:val="clear"/>
+            <w:tcMar>
+              <w:top w:type="dxa" w:w="60"/>
+              <w:left w:type="dxa" w:w="120"/>
+              <w:bottom w:type="dxa" w:w="60"/>
+              <w:right w:type="dxa" w:w="120"/>
+            </w:tcMar>
+            <w:vAlign w:val="top"/>
+          </w:tcPr>
+          <w:p>
+            <w:pPr>
+              <w:spacing w:after="40" w:before="0"/>
+              <w:jc w:val="left"/>
+            </w:pPr>
+            <w:r>
+              <w:rPr>
+                <w:rFonts w:ascii="Arial" w:cs="Arial" w:eastAsia="Arial" w:hAnsi="Arial"/>
+                <w:b/>
+                <w:bCs/>
+                <w:i w:val="false"/>
+                <w:iCs w:val="false"/>
+                <w:color w:val="000000"/>
+                <w:sz w:val="18"/>
+                <w:szCs w:val="18"/>
+              </w:rPr>
+              <w:t xml:space="preserve">Predict Phase</w:t>
             </w:r>
           </w:p>
           <w:p>
@@ -11670,7 +11670,7 @@
             <w:pPr>
               <w:spacing w:after="20" w:before="0"/>
             </w:pPr>
-            <w:hyperlink w:history="1" r:id="rIdmrp33ld3tr1xbg-ni_vbp">
+            <w:hyperlink w:history="1" r:id="rIdnpbyptqftyk_c_y_r8zpx">
               <w:r>
                 <w:rPr>
                   <w:rFonts w:ascii="Arial" w:cs="Arial" w:eastAsia="Arial" w:hAnsi="Arial"/>
@@ -11703,7 +11703,7 @@
               <w:spacing w:after="10" w:before="0"/>
               <w:ind w:left="120"/>
             </w:pPr>
-            <w:hyperlink w:history="1" r:id="rId1jtx722f3m9qgh4shzthk">
+            <w:hyperlink w:history="1" r:id="rIdct05cythuuvcudmtphsg3">
               <w:r>
                 <w:rPr>
                   <w:rFonts w:ascii="Arial" w:cs="Arial" w:eastAsia="Arial" w:hAnsi="Arial"/>
@@ -11748,7 +11748,7 @@
             <w:pPr>
               <w:spacing w:after="20" w:before="0"/>
             </w:pPr>
-            <w:hyperlink w:history="1" r:id="rIdwcpt9olrhhytdvcnb7ru2">
+            <w:hyperlink w:history="1" r:id="rId0k-rdd3_xd76_nhqzv99h">
               <w:r>
                 <w:rPr>
                   <w:rFonts w:ascii="Arial" w:cs="Arial" w:eastAsia="Arial" w:hAnsi="Arial"/>
@@ -11781,7 +11781,7 @@
               <w:spacing w:after="10" w:before="0"/>
               <w:ind w:left="120"/>
             </w:pPr>
-            <w:hyperlink w:history="1" r:id="rId6945ouguckexgwf5-pple">
+            <w:hyperlink w:history="1" r:id="rIdnikcp9tlmit8d5wac9xtg">
               <w:r>
                 <w:rPr>
                   <w:rFonts w:ascii="Arial" w:cs="Arial" w:eastAsia="Arial" w:hAnsi="Arial"/>
@@ -11928,32 +11928,32 @@
         <w:tc>
           <w:tcPr>
             <w:tcW w:type="dxa" w:w="1520"/>
-            <w:shd w:fill="F2F2F2" w:color="auto" w:val="clear"/>
-            <w:tcMar>
-              <w:top w:type="dxa" w:w="60"/>
-              <w:left w:type="dxa" w:w="120"/>
-              <w:bottom w:type="dxa" w:w="60"/>
-              <w:right w:type="dxa" w:w="120"/>
-            </w:tcMar>
-            <w:vAlign w:val="top"/>
-          </w:tcPr>
-          <w:p>
-            <w:pPr>
-              <w:spacing w:after="40" w:before="0"/>
-              <w:jc w:val="left"/>
-            </w:pPr>
-            <w:r>
-              <w:rPr>
-                <w:rFonts w:ascii="Arial" w:cs="Arial" w:eastAsia="Arial" w:hAnsi="Arial"/>
-                <w:b/>
-                <w:bCs/>
-                <w:i w:val="false"/>
-                <w:iCs w:val="false"/>
-                <w:color w:val="000000"/>
-                <w:sz w:val="18"/>
-                <w:szCs w:val="18"/>
-              </w:rPr>
-              <w:t xml:space="preserve">Phase 2 — Observe</w:t>
+            <w:shd w:fill="D9EEF1" w:color="auto" w:val="clear"/>
+            <w:tcMar>
+              <w:top w:type="dxa" w:w="60"/>
+              <w:left w:type="dxa" w:w="120"/>
+              <w:bottom w:type="dxa" w:w="60"/>
+              <w:right w:type="dxa" w:w="120"/>
+            </w:tcMar>
+            <w:vAlign w:val="top"/>
+          </w:tcPr>
+          <w:p>
+            <w:pPr>
+              <w:spacing w:after="40" w:before="0"/>
+              <w:jc w:val="left"/>
+            </w:pPr>
+            <w:r>
+              <w:rPr>
+                <w:rFonts w:ascii="Arial" w:cs="Arial" w:eastAsia="Arial" w:hAnsi="Arial"/>
+                <w:b/>
+                <w:bCs/>
+                <w:i w:val="false"/>
+                <w:iCs w:val="false"/>
+                <w:color w:val="000000"/>
+                <w:sz w:val="18"/>
+                <w:szCs w:val="18"/>
+              </w:rPr>
+              <w:t xml:space="preserve">Observe Phase</w:t>
             </w:r>
           </w:p>
           <w:p>
@@ -11976,7 +11976,7 @@
             <w:pPr>
               <w:spacing w:after="20" w:before="0"/>
             </w:pPr>
-            <w:hyperlink w:history="1" r:id="rIdaewd8iyhgjlinkq0bwdaw">
+            <w:hyperlink w:history="1" r:id="rId004skuwzozvqy9vmmdqsb">
               <w:r>
                 <w:rPr>
                   <w:rFonts w:ascii="Arial" w:cs="Arial" w:eastAsia="Arial" w:hAnsi="Arial"/>
@@ -12009,7 +12009,7 @@
               <w:spacing w:after="10" w:before="0"/>
               <w:ind w:left="120"/>
             </w:pPr>
-            <w:hyperlink w:history="1" r:id="rIdxcddg19fffm9mov8jsey-">
+            <w:hyperlink w:history="1" r:id="rIdvr5b_bramli3kcznfuq1s">
               <w:r>
                 <w:rPr>
                   <w:rFonts w:ascii="Arial" w:cs="Arial" w:eastAsia="Arial" w:hAnsi="Arial"/>
@@ -12054,7 +12054,7 @@
             <w:pPr>
               <w:spacing w:after="20" w:before="0"/>
             </w:pPr>
-            <w:hyperlink w:history="1" r:id="rIdg8l2nmycn7adhmz0kweie">
+            <w:hyperlink w:history="1" r:id="rIdml6lljbmg4lw0ajxza6m6">
               <w:r>
                 <w:rPr>
                   <w:rFonts w:ascii="Arial" w:cs="Arial" w:eastAsia="Arial" w:hAnsi="Arial"/>
@@ -12087,7 +12087,7 @@
               <w:spacing w:after="10" w:before="0"/>
               <w:ind w:left="120"/>
             </w:pPr>
-            <w:hyperlink w:history="1" r:id="rIdwgts7rx0muqsqmh7__mp1">
+            <w:hyperlink w:history="1" r:id="rId51gysh8g08pgfnfsx1fi3">
               <w:r>
                 <w:rPr>
                   <w:rFonts w:ascii="Arial" w:cs="Arial" w:eastAsia="Arial" w:hAnsi="Arial"/>
@@ -12234,32 +12234,32 @@
         <w:tc>
           <w:tcPr>
             <w:tcW w:type="dxa" w:w="1520"/>
-            <w:shd w:fill="F2F2F2" w:color="auto" w:val="clear"/>
-            <w:tcMar>
-              <w:top w:type="dxa" w:w="60"/>
-              <w:left w:type="dxa" w:w="120"/>
-              <w:bottom w:type="dxa" w:w="60"/>
-              <w:right w:type="dxa" w:w="120"/>
-            </w:tcMar>
-            <w:vAlign w:val="top"/>
-          </w:tcPr>
-          <w:p>
-            <w:pPr>
-              <w:spacing w:after="40" w:before="0"/>
-              <w:jc w:val="left"/>
-            </w:pPr>
-            <w:r>
-              <w:rPr>
-                <w:rFonts w:ascii="Arial" w:cs="Arial" w:eastAsia="Arial" w:hAnsi="Arial"/>
-                <w:b/>
-                <w:bCs/>
-                <w:i w:val="false"/>
-                <w:iCs w:val="false"/>
-                <w:color w:val="000000"/>
-                <w:sz w:val="18"/>
-                <w:szCs w:val="18"/>
-              </w:rPr>
-              <w:t xml:space="preserve">Phase 3 — Explain</w:t>
+            <w:shd w:fill="E2EFDA" w:color="auto" w:val="clear"/>
+            <w:tcMar>
+              <w:top w:type="dxa" w:w="60"/>
+              <w:left w:type="dxa" w:w="120"/>
+              <w:bottom w:type="dxa" w:w="60"/>
+              <w:right w:type="dxa" w:w="120"/>
+            </w:tcMar>
+            <w:vAlign w:val="top"/>
+          </w:tcPr>
+          <w:p>
+            <w:pPr>
+              <w:spacing w:after="40" w:before="0"/>
+              <w:jc w:val="left"/>
+            </w:pPr>
+            <w:r>
+              <w:rPr>
+                <w:rFonts w:ascii="Arial" w:cs="Arial" w:eastAsia="Arial" w:hAnsi="Arial"/>
+                <w:b/>
+                <w:bCs/>
+                <w:i w:val="false"/>
+                <w:iCs w:val="false"/>
+                <w:color w:val="000000"/>
+                <w:sz w:val="18"/>
+                <w:szCs w:val="18"/>
+              </w:rPr>
+              <w:t xml:space="preserve">Explain Phase</w:t>
             </w:r>
           </w:p>
           <w:p>
@@ -12282,7 +12282,7 @@
             <w:pPr>
               <w:spacing w:after="20" w:before="0"/>
             </w:pPr>
-            <w:hyperlink w:history="1" r:id="rIdttk6jihmiis7dpzpnhehs">
+            <w:hyperlink w:history="1" r:id="rId79lt3copae7lryspklz-u">
               <w:r>
                 <w:rPr>
                   <w:rFonts w:ascii="Arial" w:cs="Arial" w:eastAsia="Arial" w:hAnsi="Arial"/>
@@ -12315,7 +12315,7 @@
               <w:spacing w:after="10" w:before="0"/>
               <w:ind w:left="120"/>
             </w:pPr>
-            <w:hyperlink w:history="1" r:id="rIdw13jaqdmq95tvqcb9s4gd">
+            <w:hyperlink w:history="1" r:id="rIdjtdunys1gi1evbrkyzdiz">
               <w:r>
                 <w:rPr>
                   <w:rFonts w:ascii="Arial" w:cs="Arial" w:eastAsia="Arial" w:hAnsi="Arial"/>
@@ -12360,7 +12360,7 @@
             <w:pPr>
               <w:spacing w:after="20" w:before="0"/>
             </w:pPr>
-            <w:hyperlink w:history="1" r:id="rIdjifj79xf9ltfaq-uq9vw4">
+            <w:hyperlink w:history="1" r:id="rId0g_qqnh4eqvk3vedm_mmy">
               <w:r>
                 <w:rPr>
                   <w:rFonts w:ascii="Arial" w:cs="Arial" w:eastAsia="Arial" w:hAnsi="Arial"/>
@@ -12393,7 +12393,7 @@
               <w:spacing w:after="10" w:before="0"/>
               <w:ind w:left="120"/>
             </w:pPr>
-            <w:hyperlink w:history="1" r:id="rId25pgqhvujjgmgx9wmt6er">
+            <w:hyperlink w:history="1" r:id="rIdbjdwabpw8sxykgb-dwxdf">
               <w:r>
                 <w:rPr>
                   <w:rFonts w:ascii="Arial" w:cs="Arial" w:eastAsia="Arial" w:hAnsi="Arial"/>
@@ -12540,32 +12540,32 @@
         <w:tc>
           <w:tcPr>
             <w:tcW w:type="dxa" w:w="1520"/>
-            <w:shd w:fill="F2F2F2" w:color="auto" w:val="clear"/>
-            <w:tcMar>
-              <w:top w:type="dxa" w:w="60"/>
-              <w:left w:type="dxa" w:w="120"/>
-              <w:bottom w:type="dxa" w:w="60"/>
-              <w:right w:type="dxa" w:w="120"/>
-            </w:tcMar>
-            <w:vAlign w:val="top"/>
-          </w:tcPr>
-          <w:p>
-            <w:pPr>
-              <w:spacing w:after="40" w:before="0"/>
-              <w:jc w:val="left"/>
-            </w:pPr>
-            <w:r>
-              <w:rPr>
-                <w:rFonts w:ascii="Arial" w:cs="Arial" w:eastAsia="Arial" w:hAnsi="Arial"/>
-                <w:b/>
-                <w:bCs/>
-                <w:i w:val="false"/>
-                <w:iCs w:val="false"/>
-                <w:color w:val="000000"/>
-                <w:sz w:val="18"/>
-                <w:szCs w:val="18"/>
-              </w:rPr>
-              <w:t xml:space="preserve">Phase 4 — Driving Question Board (DQB) Update</w:t>
+            <w:shd w:fill="FCE4D6" w:color="auto" w:val="clear"/>
+            <w:tcMar>
+              <w:top w:type="dxa" w:w="60"/>
+              <w:left w:type="dxa" w:w="120"/>
+              <w:bottom w:type="dxa" w:w="60"/>
+              <w:right w:type="dxa" w:w="120"/>
+            </w:tcMar>
+            <w:vAlign w:val="top"/>
+          </w:tcPr>
+          <w:p>
+            <w:pPr>
+              <w:spacing w:after="40" w:before="0"/>
+              <w:jc w:val="left"/>
+            </w:pPr>
+            <w:r>
+              <w:rPr>
+                <w:rFonts w:ascii="Arial" w:cs="Arial" w:eastAsia="Arial" w:hAnsi="Arial"/>
+                <w:b/>
+                <w:bCs/>
+                <w:i w:val="false"/>
+                <w:iCs w:val="false"/>
+                <w:color w:val="000000"/>
+                <w:sz w:val="18"/>
+                <w:szCs w:val="18"/>
+              </w:rPr>
+              <w:t xml:space="preserve">Driving Question Board (DQB) Creation</w:t>
             </w:r>
           </w:p>
           <w:p>
@@ -12588,7 +12588,7 @@
             <w:pPr>
               <w:spacing w:after="20" w:before="0"/>
             </w:pPr>
-            <w:hyperlink w:history="1" r:id="rIdkk6hq9nlp8_jgsksbk5k9">
+            <w:hyperlink w:history="1" r:id="rIdjhttk1iomkjbhb6s9osd6">
               <w:r>
                 <w:rPr>
                   <w:rFonts w:ascii="Arial" w:cs="Arial" w:eastAsia="Arial" w:hAnsi="Arial"/>
@@ -12621,7 +12621,7 @@
               <w:spacing w:after="10" w:before="0"/>
               <w:ind w:left="120"/>
             </w:pPr>
-            <w:hyperlink w:history="1" r:id="rId6xlhe3jmm4kaqarbety1x">
+            <w:hyperlink w:history="1" r:id="rId2shbqxnim4nhqwqep6wm3">
               <w:r>
                 <w:rPr>
                   <w:rFonts w:ascii="Arial" w:cs="Arial" w:eastAsia="Arial" w:hAnsi="Arial"/>
@@ -12666,7 +12666,7 @@
             <w:pPr>
               <w:spacing w:after="20" w:before="0"/>
             </w:pPr>
-            <w:hyperlink w:history="1" r:id="rId9vl0nzzsagns4gxrauiyl">
+            <w:hyperlink w:history="1" r:id="rIdks-m0i1-azollbred---n">
               <w:r>
                 <w:rPr>
                   <w:rFonts w:ascii="Arial" w:cs="Arial" w:eastAsia="Arial" w:hAnsi="Arial"/>
@@ -12699,7 +12699,7 @@
               <w:spacing w:after="10" w:before="0"/>
               <w:ind w:left="120"/>
             </w:pPr>
-            <w:hyperlink w:history="1" r:id="rIdkoyfxbvvveuzcciej5n-h">
+            <w:hyperlink w:history="1" r:id="rIdt3hwqddlddojtyb4ozm-0">
               <w:r>
                 <w:rPr>
                   <w:rFonts w:ascii="Arial" w:cs="Arial" w:eastAsia="Arial" w:hAnsi="Arial"/>
@@ -12846,32 +12846,32 @@
         <w:tc>
           <w:tcPr>
             <w:tcW w:type="dxa" w:w="1520"/>
-            <w:shd w:fill="F2F2F2" w:color="auto" w:val="clear"/>
-            <w:tcMar>
-              <w:top w:type="dxa" w:w="60"/>
-              <w:left w:type="dxa" w:w="120"/>
-              <w:bottom w:type="dxa" w:w="60"/>
-              <w:right w:type="dxa" w:w="120"/>
-            </w:tcMar>
-            <w:vAlign w:val="top"/>
-          </w:tcPr>
-          <w:p>
-            <w:pPr>
-              <w:spacing w:after="40" w:before="0"/>
-              <w:jc w:val="left"/>
-            </w:pPr>
-            <w:r>
-              <w:rPr>
-                <w:rFonts w:ascii="Arial" w:cs="Arial" w:eastAsia="Arial" w:hAnsi="Arial"/>
-                <w:b/>
-                <w:bCs/>
-                <w:i w:val="false"/>
-                <w:iCs w:val="false"/>
-                <w:color w:val="000000"/>
-                <w:sz w:val="18"/>
-                <w:szCs w:val="18"/>
-              </w:rPr>
-              <w:t xml:space="preserve">Phase 5 — Model Building</w:t>
+            <w:shd w:fill="D5E8F0" w:color="auto" w:val="clear"/>
+            <w:tcMar>
+              <w:top w:type="dxa" w:w="60"/>
+              <w:left w:type="dxa" w:w="120"/>
+              <w:bottom w:type="dxa" w:w="60"/>
+              <w:right w:type="dxa" w:w="120"/>
+            </w:tcMar>
+            <w:vAlign w:val="top"/>
+          </w:tcPr>
+          <w:p>
+            <w:pPr>
+              <w:spacing w:after="40" w:before="0"/>
+              <w:jc w:val="left"/>
+            </w:pPr>
+            <w:r>
+              <w:rPr>
+                <w:rFonts w:ascii="Arial" w:cs="Arial" w:eastAsia="Arial" w:hAnsi="Arial"/>
+                <w:b/>
+                <w:bCs/>
+                <w:i w:val="false"/>
+                <w:iCs w:val="false"/>
+                <w:color w:val="000000"/>
+                <w:sz w:val="18"/>
+                <w:szCs w:val="18"/>
+              </w:rPr>
+              <w:t xml:space="preserve">Model Building Phase</w:t>
             </w:r>
           </w:p>
           <w:p>
@@ -12894,7 +12894,7 @@
             <w:pPr>
               <w:spacing w:after="20" w:before="0"/>
             </w:pPr>
-            <w:hyperlink w:history="1" r:id="rIdetxowkxv2ang3wir7thqe">
+            <w:hyperlink w:history="1" r:id="rIdes39gjbkgqdyvkqzrtzb6">
               <w:r>
                 <w:rPr>
                   <w:rFonts w:ascii="Arial" w:cs="Arial" w:eastAsia="Arial" w:hAnsi="Arial"/>
@@ -12927,7 +12927,7 @@
               <w:spacing w:after="10" w:before="0"/>
               <w:ind w:left="120"/>
             </w:pPr>
-            <w:hyperlink w:history="1" r:id="rId0uoxmqgze4nzrw9xm5_cu">
+            <w:hyperlink w:history="1" r:id="rId8tmynxkimqahtp0vxhdfq">
               <w:r>
                 <w:rPr>
                   <w:rFonts w:ascii="Arial" w:cs="Arial" w:eastAsia="Arial" w:hAnsi="Arial"/>
@@ -12972,7 +12972,7 @@
             <w:pPr>
               <w:spacing w:after="20" w:before="0"/>
             </w:pPr>
-            <w:hyperlink w:history="1" r:id="rIdebalgwzvo5k4kllwksqxj">
+            <w:hyperlink w:history="1" r:id="rIdcmwfjip5znaihv4ow5lsf">
               <w:r>
                 <w:rPr>
                   <w:rFonts w:ascii="Arial" w:cs="Arial" w:eastAsia="Arial" w:hAnsi="Arial"/>
@@ -13005,7 +13005,7 @@
               <w:spacing w:after="10" w:before="0"/>
               <w:ind w:left="120"/>
             </w:pPr>
-            <w:hyperlink w:history="1" r:id="rIdeobzbfdlnjpuxyinlg7he">
+            <w:hyperlink w:history="1" r:id="rIdzgasdvvgsif7utah5oyoy">
               <w:r>
                 <w:rPr>
                   <w:rFonts w:ascii="Arial" w:cs="Arial" w:eastAsia="Arial" w:hAnsi="Arial"/>
@@ -14444,32 +14444,32 @@
         <w:tc>
           <w:tcPr>
             <w:tcW w:type="dxa" w:w="1520"/>
-            <w:shd w:fill="F2F2F2" w:color="auto" w:val="clear"/>
-            <w:tcMar>
-              <w:top w:type="dxa" w:w="60"/>
-              <w:left w:type="dxa" w:w="120"/>
-              <w:bottom w:type="dxa" w:w="60"/>
-              <w:right w:type="dxa" w:w="120"/>
-            </w:tcMar>
-            <w:vAlign w:val="top"/>
-          </w:tcPr>
-          <w:p>
-            <w:pPr>
-              <w:spacing w:after="40" w:before="0"/>
-              <w:jc w:val="left"/>
-            </w:pPr>
-            <w:r>
-              <w:rPr>
-                <w:rFonts w:ascii="Arial" w:cs="Arial" w:eastAsia="Arial" w:hAnsi="Arial"/>
-                <w:b/>
-                <w:bCs/>
-                <w:i w:val="false"/>
-                <w:iCs w:val="false"/>
-                <w:color w:val="000000"/>
-                <w:sz w:val="18"/>
-                <w:szCs w:val="18"/>
-              </w:rPr>
-              <w:t xml:space="preserve">Phase 1 — Predict</w:t>
+            <w:shd w:fill="EAD1F5" w:color="auto" w:val="clear"/>
+            <w:tcMar>
+              <w:top w:type="dxa" w:w="60"/>
+              <w:left w:type="dxa" w:w="120"/>
+              <w:bottom w:type="dxa" w:w="60"/>
+              <w:right w:type="dxa" w:w="120"/>
+            </w:tcMar>
+            <w:vAlign w:val="top"/>
+          </w:tcPr>
+          <w:p>
+            <w:pPr>
+              <w:spacing w:after="40" w:before="0"/>
+              <w:jc w:val="left"/>
+            </w:pPr>
+            <w:r>
+              <w:rPr>
+                <w:rFonts w:ascii="Arial" w:cs="Arial" w:eastAsia="Arial" w:hAnsi="Arial"/>
+                <w:b/>
+                <w:bCs/>
+                <w:i w:val="false"/>
+                <w:iCs w:val="false"/>
+                <w:color w:val="000000"/>
+                <w:sz w:val="18"/>
+                <w:szCs w:val="18"/>
+              </w:rPr>
+              <w:t xml:space="preserve">Predict Phase</w:t>
             </w:r>
           </w:p>
           <w:p>
@@ -14492,7 +14492,7 @@
             <w:pPr>
               <w:spacing w:after="20" w:before="0"/>
             </w:pPr>
-            <w:hyperlink w:history="1" r:id="rIdplbuph-mvbankcjpesklf">
+            <w:hyperlink w:history="1" r:id="rIddvsjfke2yl6rhpl4_i--c">
               <w:r>
                 <w:rPr>
                   <w:rFonts w:ascii="Arial" w:cs="Arial" w:eastAsia="Arial" w:hAnsi="Arial"/>
@@ -14525,7 +14525,7 @@
               <w:spacing w:after="10" w:before="0"/>
               <w:ind w:left="120"/>
             </w:pPr>
-            <w:hyperlink w:history="1" r:id="rIdpolc6n4ciwkjl2xtcjkyc">
+            <w:hyperlink w:history="1" r:id="rIdilvfmso2p3xahfh5unzy5">
               <w:r>
                 <w:rPr>
                   <w:rFonts w:ascii="Arial" w:cs="Arial" w:eastAsia="Arial" w:hAnsi="Arial"/>
@@ -14570,7 +14570,7 @@
             <w:pPr>
               <w:spacing w:after="20" w:before="0"/>
             </w:pPr>
-            <w:hyperlink w:history="1" r:id="rIdw-s_pfbhzrksdkt_7gqxy">
+            <w:hyperlink w:history="1" r:id="rIdq7jsazhlkktamow4ww0hn">
               <w:r>
                 <w:rPr>
                   <w:rFonts w:ascii="Arial" w:cs="Arial" w:eastAsia="Arial" w:hAnsi="Arial"/>
@@ -14603,7 +14603,7 @@
               <w:spacing w:after="10" w:before="0"/>
               <w:ind w:left="120"/>
             </w:pPr>
-            <w:hyperlink w:history="1" r:id="rIdbhxg0kthoio9j1hagi_xw">
+            <w:hyperlink w:history="1" r:id="rIdh2oifz7og8dca2jpjougd">
               <w:r>
                 <w:rPr>
                   <w:rFonts w:ascii="Arial" w:cs="Arial" w:eastAsia="Arial" w:hAnsi="Arial"/>
@@ -14750,32 +14750,32 @@
         <w:tc>
           <w:tcPr>
             <w:tcW w:type="dxa" w:w="1520"/>
-            <w:shd w:fill="F2F2F2" w:color="auto" w:val="clear"/>
-            <w:tcMar>
-              <w:top w:type="dxa" w:w="60"/>
-              <w:left w:type="dxa" w:w="120"/>
-              <w:bottom w:type="dxa" w:w="60"/>
-              <w:right w:type="dxa" w:w="120"/>
-            </w:tcMar>
-            <w:vAlign w:val="top"/>
-          </w:tcPr>
-          <w:p>
-            <w:pPr>
-              <w:spacing w:after="40" w:before="0"/>
-              <w:jc w:val="left"/>
-            </w:pPr>
-            <w:r>
-              <w:rPr>
-                <w:rFonts w:ascii="Arial" w:cs="Arial" w:eastAsia="Arial" w:hAnsi="Arial"/>
-                <w:b/>
-                <w:bCs/>
-                <w:i w:val="false"/>
-                <w:iCs w:val="false"/>
-                <w:color w:val="000000"/>
-                <w:sz w:val="18"/>
-                <w:szCs w:val="18"/>
-              </w:rPr>
-              <w:t xml:space="preserve">Phase 2 — Observe</w:t>
+            <w:shd w:fill="D9EEF1" w:color="auto" w:val="clear"/>
+            <w:tcMar>
+              <w:top w:type="dxa" w:w="60"/>
+              <w:left w:type="dxa" w:w="120"/>
+              <w:bottom w:type="dxa" w:w="60"/>
+              <w:right w:type="dxa" w:w="120"/>
+            </w:tcMar>
+            <w:vAlign w:val="top"/>
+          </w:tcPr>
+          <w:p>
+            <w:pPr>
+              <w:spacing w:after="40" w:before="0"/>
+              <w:jc w:val="left"/>
+            </w:pPr>
+            <w:r>
+              <w:rPr>
+                <w:rFonts w:ascii="Arial" w:cs="Arial" w:eastAsia="Arial" w:hAnsi="Arial"/>
+                <w:b/>
+                <w:bCs/>
+                <w:i w:val="false"/>
+                <w:iCs w:val="false"/>
+                <w:color w:val="000000"/>
+                <w:sz w:val="18"/>
+                <w:szCs w:val="18"/>
+              </w:rPr>
+              <w:t xml:space="preserve">Observe Phase</w:t>
             </w:r>
           </w:p>
           <w:p>
@@ -14798,7 +14798,7 @@
             <w:pPr>
               <w:spacing w:after="20" w:before="0"/>
             </w:pPr>
-            <w:hyperlink w:history="1" r:id="rIdpwsyndp71gmittjetbvs4">
+            <w:hyperlink w:history="1" r:id="rIdnenxju-zrdnv0dj1aftp3">
               <w:r>
                 <w:rPr>
                   <w:rFonts w:ascii="Arial" w:cs="Arial" w:eastAsia="Arial" w:hAnsi="Arial"/>
@@ -14831,7 +14831,7 @@
               <w:spacing w:after="10" w:before="0"/>
               <w:ind w:left="120"/>
             </w:pPr>
-            <w:hyperlink w:history="1" r:id="rIdzlagxo9poakfgfx3kdlsh">
+            <w:hyperlink w:history="1" r:id="rIdmjqqenm2yen5gxioywofh">
               <w:r>
                 <w:rPr>
                   <w:rFonts w:ascii="Arial" w:cs="Arial" w:eastAsia="Arial" w:hAnsi="Arial"/>
@@ -14876,7 +14876,7 @@
             <w:pPr>
               <w:spacing w:after="20" w:before="0"/>
             </w:pPr>
-            <w:hyperlink w:history="1" r:id="rIdww7vyybk3i3nkikapybiq">
+            <w:hyperlink w:history="1" r:id="rId2maarkqoepzrzzojrdzl1">
               <w:r>
                 <w:rPr>
                   <w:rFonts w:ascii="Arial" w:cs="Arial" w:eastAsia="Arial" w:hAnsi="Arial"/>
@@ -14909,7 +14909,7 @@
               <w:spacing w:after="10" w:before="0"/>
               <w:ind w:left="120"/>
             </w:pPr>
-            <w:hyperlink w:history="1" r:id="rIdmga4lknpqfondhzaavqmo">
+            <w:hyperlink w:history="1" r:id="rId5d-bjbojzgnju_hvirtf-">
               <w:r>
                 <w:rPr>
                   <w:rFonts w:ascii="Arial" w:cs="Arial" w:eastAsia="Arial" w:hAnsi="Arial"/>
@@ -15056,32 +15056,32 @@
         <w:tc>
           <w:tcPr>
             <w:tcW w:type="dxa" w:w="1520"/>
-            <w:shd w:fill="F2F2F2" w:color="auto" w:val="clear"/>
-            <w:tcMar>
-              <w:top w:type="dxa" w:w="60"/>
-              <w:left w:type="dxa" w:w="120"/>
-              <w:bottom w:type="dxa" w:w="60"/>
-              <w:right w:type="dxa" w:w="120"/>
-            </w:tcMar>
-            <w:vAlign w:val="top"/>
-          </w:tcPr>
-          <w:p>
-            <w:pPr>
-              <w:spacing w:after="40" w:before="0"/>
-              <w:jc w:val="left"/>
-            </w:pPr>
-            <w:r>
-              <w:rPr>
-                <w:rFonts w:ascii="Arial" w:cs="Arial" w:eastAsia="Arial" w:hAnsi="Arial"/>
-                <w:b/>
-                <w:bCs/>
-                <w:i w:val="false"/>
-                <w:iCs w:val="false"/>
-                <w:color w:val="000000"/>
-                <w:sz w:val="18"/>
-                <w:szCs w:val="18"/>
-              </w:rPr>
-              <w:t xml:space="preserve">Phase 3 — Explain</w:t>
+            <w:shd w:fill="E2EFDA" w:color="auto" w:val="clear"/>
+            <w:tcMar>
+              <w:top w:type="dxa" w:w="60"/>
+              <w:left w:type="dxa" w:w="120"/>
+              <w:bottom w:type="dxa" w:w="60"/>
+              <w:right w:type="dxa" w:w="120"/>
+            </w:tcMar>
+            <w:vAlign w:val="top"/>
+          </w:tcPr>
+          <w:p>
+            <w:pPr>
+              <w:spacing w:after="40" w:before="0"/>
+              <w:jc w:val="left"/>
+            </w:pPr>
+            <w:r>
+              <w:rPr>
+                <w:rFonts w:ascii="Arial" w:cs="Arial" w:eastAsia="Arial" w:hAnsi="Arial"/>
+                <w:b/>
+                <w:bCs/>
+                <w:i w:val="false"/>
+                <w:iCs w:val="false"/>
+                <w:color w:val="000000"/>
+                <w:sz w:val="18"/>
+                <w:szCs w:val="18"/>
+              </w:rPr>
+              <w:t xml:space="preserve">Explain Phase</w:t>
             </w:r>
           </w:p>
           <w:p>
@@ -15104,7 +15104,7 @@
             <w:pPr>
               <w:spacing w:after="20" w:before="0"/>
             </w:pPr>
-            <w:hyperlink w:history="1" r:id="rIdgmk-eh3yx_muzjfkaunhi">
+            <w:hyperlink w:history="1" r:id="rId8g-sklqbuv9munnqakeqv">
               <w:r>
                 <w:rPr>
                   <w:rFonts w:ascii="Arial" w:cs="Arial" w:eastAsia="Arial" w:hAnsi="Arial"/>
@@ -15137,7 +15137,7 @@
               <w:spacing w:after="10" w:before="0"/>
               <w:ind w:left="120"/>
             </w:pPr>
-            <w:hyperlink w:history="1" r:id="rIduystf7wzm5bemfvwtv08u">
+            <w:hyperlink w:history="1" r:id="rIdkfzmq0fqnj2nd7ywluxvf">
               <w:r>
                 <w:rPr>
                   <w:rFonts w:ascii="Arial" w:cs="Arial" w:eastAsia="Arial" w:hAnsi="Arial"/>
@@ -15182,7 +15182,7 @@
             <w:pPr>
               <w:spacing w:after="20" w:before="0"/>
             </w:pPr>
-            <w:hyperlink w:history="1" r:id="rId--i5wglzc7fu9k_cyf9vw">
+            <w:hyperlink w:history="1" r:id="rIdj0svagrxedoju01k6nwqc">
               <w:r>
                 <w:rPr>
                   <w:rFonts w:ascii="Arial" w:cs="Arial" w:eastAsia="Arial" w:hAnsi="Arial"/>
@@ -15215,7 +15215,7 @@
               <w:spacing w:after="10" w:before="0"/>
               <w:ind w:left="120"/>
             </w:pPr>
-            <w:hyperlink w:history="1" r:id="rIdpvn-tnafjierg2uqu0zl4">
+            <w:hyperlink w:history="1" r:id="rIdamvhuwc-1ulxtu7m2ivrg">
               <w:r>
                 <w:rPr>
                   <w:rFonts w:ascii="Arial" w:cs="Arial" w:eastAsia="Arial" w:hAnsi="Arial"/>
@@ -15362,32 +15362,32 @@
         <w:tc>
           <w:tcPr>
             <w:tcW w:type="dxa" w:w="1520"/>
-            <w:shd w:fill="F2F2F2" w:color="auto" w:val="clear"/>
-            <w:tcMar>
-              <w:top w:type="dxa" w:w="60"/>
-              <w:left w:type="dxa" w:w="120"/>
-              <w:bottom w:type="dxa" w:w="60"/>
-              <w:right w:type="dxa" w:w="120"/>
-            </w:tcMar>
-            <w:vAlign w:val="top"/>
-          </w:tcPr>
-          <w:p>
-            <w:pPr>
-              <w:spacing w:after="40" w:before="0"/>
-              <w:jc w:val="left"/>
-            </w:pPr>
-            <w:r>
-              <w:rPr>
-                <w:rFonts w:ascii="Arial" w:cs="Arial" w:eastAsia="Arial" w:hAnsi="Arial"/>
-                <w:b/>
-                <w:bCs/>
-                <w:i w:val="false"/>
-                <w:iCs w:val="false"/>
-                <w:color w:val="000000"/>
-                <w:sz w:val="18"/>
-                <w:szCs w:val="18"/>
-              </w:rPr>
-              <w:t xml:space="preserve">Phase 4 — Driving Question Board (DQB) Update</w:t>
+            <w:shd w:fill="FCE4D6" w:color="auto" w:val="clear"/>
+            <w:tcMar>
+              <w:top w:type="dxa" w:w="60"/>
+              <w:left w:type="dxa" w:w="120"/>
+              <w:bottom w:type="dxa" w:w="60"/>
+              <w:right w:type="dxa" w:w="120"/>
+            </w:tcMar>
+            <w:vAlign w:val="top"/>
+          </w:tcPr>
+          <w:p>
+            <w:pPr>
+              <w:spacing w:after="40" w:before="0"/>
+              <w:jc w:val="left"/>
+            </w:pPr>
+            <w:r>
+              <w:rPr>
+                <w:rFonts w:ascii="Arial" w:cs="Arial" w:eastAsia="Arial" w:hAnsi="Arial"/>
+                <w:b/>
+                <w:bCs/>
+                <w:i w:val="false"/>
+                <w:iCs w:val="false"/>
+                <w:color w:val="000000"/>
+                <w:sz w:val="18"/>
+                <w:szCs w:val="18"/>
+              </w:rPr>
+              <w:t xml:space="preserve">Driving Question Board (DQB) Creation</w:t>
             </w:r>
           </w:p>
           <w:p>
@@ -15410,7 +15410,7 @@
             <w:pPr>
               <w:spacing w:after="20" w:before="0"/>
             </w:pPr>
-            <w:hyperlink w:history="1" r:id="rIdfgvn6htkmk60qlkkh8prh">
+            <w:hyperlink w:history="1" r:id="rIdu9ojqz2o0w67dojesqnhb">
               <w:r>
                 <w:rPr>
                   <w:rFonts w:ascii="Arial" w:cs="Arial" w:eastAsia="Arial" w:hAnsi="Arial"/>
@@ -15443,7 +15443,7 @@
               <w:spacing w:after="10" w:before="0"/>
               <w:ind w:left="120"/>
             </w:pPr>
-            <w:hyperlink w:history="1" r:id="rId1inklf7ztehp7fdnj-r3s">
+            <w:hyperlink w:history="1" r:id="rIdo3wxro-qkfhe0a9puv8fb">
               <w:r>
                 <w:rPr>
                   <w:rFonts w:ascii="Arial" w:cs="Arial" w:eastAsia="Arial" w:hAnsi="Arial"/>
@@ -15488,7 +15488,7 @@
             <w:pPr>
               <w:spacing w:after="20" w:before="0"/>
             </w:pPr>
-            <w:hyperlink w:history="1" r:id="rIda0jein0jzgqjirqgwyedo">
+            <w:hyperlink w:history="1" r:id="rId9w41kjsgbcihy7cqbll2g">
               <w:r>
                 <w:rPr>
                   <w:rFonts w:ascii="Arial" w:cs="Arial" w:eastAsia="Arial" w:hAnsi="Arial"/>
@@ -15521,7 +15521,7 @@
               <w:spacing w:after="10" w:before="0"/>
               <w:ind w:left="120"/>
             </w:pPr>
-            <w:hyperlink w:history="1" r:id="rId64zuc9srwctssjkx6kcbr">
+            <w:hyperlink w:history="1" r:id="rIdsfm0zobmirm0_s-cllqwk">
               <w:r>
                 <w:rPr>
                   <w:rFonts w:ascii="Arial" w:cs="Arial" w:eastAsia="Arial" w:hAnsi="Arial"/>
@@ -15668,32 +15668,32 @@
         <w:tc>
           <w:tcPr>
             <w:tcW w:type="dxa" w:w="1520"/>
-            <w:shd w:fill="F2F2F2" w:color="auto" w:val="clear"/>
-            <w:tcMar>
-              <w:top w:type="dxa" w:w="60"/>
-              <w:left w:type="dxa" w:w="120"/>
-              <w:bottom w:type="dxa" w:w="60"/>
-              <w:right w:type="dxa" w:w="120"/>
-            </w:tcMar>
-            <w:vAlign w:val="top"/>
-          </w:tcPr>
-          <w:p>
-            <w:pPr>
-              <w:spacing w:after="40" w:before="0"/>
-              <w:jc w:val="left"/>
-            </w:pPr>
-            <w:r>
-              <w:rPr>
-                <w:rFonts w:ascii="Arial" w:cs="Arial" w:eastAsia="Arial" w:hAnsi="Arial"/>
-                <w:b/>
-                <w:bCs/>
-                <w:i w:val="false"/>
-                <w:iCs w:val="false"/>
-                <w:color w:val="000000"/>
-                <w:sz w:val="18"/>
-                <w:szCs w:val="18"/>
-              </w:rPr>
-              <w:t xml:space="preserve">Phase 5 — Model Building</w:t>
+            <w:shd w:fill="D5E8F0" w:color="auto" w:val="clear"/>
+            <w:tcMar>
+              <w:top w:type="dxa" w:w="60"/>
+              <w:left w:type="dxa" w:w="120"/>
+              <w:bottom w:type="dxa" w:w="60"/>
+              <w:right w:type="dxa" w:w="120"/>
+            </w:tcMar>
+            <w:vAlign w:val="top"/>
+          </w:tcPr>
+          <w:p>
+            <w:pPr>
+              <w:spacing w:after="40" w:before="0"/>
+              <w:jc w:val="left"/>
+            </w:pPr>
+            <w:r>
+              <w:rPr>
+                <w:rFonts w:ascii="Arial" w:cs="Arial" w:eastAsia="Arial" w:hAnsi="Arial"/>
+                <w:b/>
+                <w:bCs/>
+                <w:i w:val="false"/>
+                <w:iCs w:val="false"/>
+                <w:color w:val="000000"/>
+                <w:sz w:val="18"/>
+                <w:szCs w:val="18"/>
+              </w:rPr>
+              <w:t xml:space="preserve">Model Building Phase</w:t>
             </w:r>
           </w:p>
           <w:p>
@@ -15716,7 +15716,7 @@
             <w:pPr>
               <w:spacing w:after="20" w:before="0"/>
             </w:pPr>
-            <w:hyperlink w:history="1" r:id="rIdf5stpqytixeebibbmr0xn">
+            <w:hyperlink w:history="1" r:id="rIdprb9nclh7cukgn8gtxvzu">
               <w:r>
                 <w:rPr>
                   <w:rFonts w:ascii="Arial" w:cs="Arial" w:eastAsia="Arial" w:hAnsi="Arial"/>
@@ -15749,7 +15749,7 @@
               <w:spacing w:after="10" w:before="0"/>
               <w:ind w:left="120"/>
             </w:pPr>
-            <w:hyperlink w:history="1" r:id="rIdembje4o1k7etiilrjevje">
+            <w:hyperlink w:history="1" r:id="rIdfhktc0t579rpthzaubtsi">
               <w:r>
                 <w:rPr>
                   <w:rFonts w:ascii="Arial" w:cs="Arial" w:eastAsia="Arial" w:hAnsi="Arial"/>
@@ -15794,7 +15794,7 @@
             <w:pPr>
               <w:spacing w:after="20" w:before="0"/>
             </w:pPr>
-            <w:hyperlink w:history="1" r:id="rIdgzcctjidualkxlb3ehwvk">
+            <w:hyperlink w:history="1" r:id="rId93ltgfsnu0oqstqwu5pxr">
               <w:r>
                 <w:rPr>
                   <w:rFonts w:ascii="Arial" w:cs="Arial" w:eastAsia="Arial" w:hAnsi="Arial"/>
@@ -15827,7 +15827,7 @@
               <w:spacing w:after="10" w:before="0"/>
               <w:ind w:left="120"/>
             </w:pPr>
-            <w:hyperlink w:history="1" r:id="rIdveogduqc7lrdwlnva6cio">
+            <w:hyperlink w:history="1" r:id="rIdqwi1311lkbt1bpvfasbys">
               <w:r>
                 <w:rPr>
                   <w:rFonts w:ascii="Arial" w:cs="Arial" w:eastAsia="Arial" w:hAnsi="Arial"/>
@@ -17266,32 +17266,32 @@
         <w:tc>
           <w:tcPr>
             <w:tcW w:type="dxa" w:w="1520"/>
-            <w:shd w:fill="F2F2F2" w:color="auto" w:val="clear"/>
-            <w:tcMar>
-              <w:top w:type="dxa" w:w="60"/>
-              <w:left w:type="dxa" w:w="120"/>
-              <w:bottom w:type="dxa" w:w="60"/>
-              <w:right w:type="dxa" w:w="120"/>
-            </w:tcMar>
-            <w:vAlign w:val="top"/>
-          </w:tcPr>
-          <w:p>
-            <w:pPr>
-              <w:spacing w:after="40" w:before="0"/>
-              <w:jc w:val="left"/>
-            </w:pPr>
-            <w:r>
-              <w:rPr>
-                <w:rFonts w:ascii="Arial" w:cs="Arial" w:eastAsia="Arial" w:hAnsi="Arial"/>
-                <w:b/>
-                <w:bCs/>
-                <w:i w:val="false"/>
-                <w:iCs w:val="false"/>
-                <w:color w:val="000000"/>
-                <w:sz w:val="18"/>
-                <w:szCs w:val="18"/>
-              </w:rPr>
-              <w:t xml:space="preserve">Phase 1 — Predict</w:t>
+            <w:shd w:fill="EAD1F5" w:color="auto" w:val="clear"/>
+            <w:tcMar>
+              <w:top w:type="dxa" w:w="60"/>
+              <w:left w:type="dxa" w:w="120"/>
+              <w:bottom w:type="dxa" w:w="60"/>
+              <w:right w:type="dxa" w:w="120"/>
+            </w:tcMar>
+            <w:vAlign w:val="top"/>
+          </w:tcPr>
+          <w:p>
+            <w:pPr>
+              <w:spacing w:after="40" w:before="0"/>
+              <w:jc w:val="left"/>
+            </w:pPr>
+            <w:r>
+              <w:rPr>
+                <w:rFonts w:ascii="Arial" w:cs="Arial" w:eastAsia="Arial" w:hAnsi="Arial"/>
+                <w:b/>
+                <w:bCs/>
+                <w:i w:val="false"/>
+                <w:iCs w:val="false"/>
+                <w:color w:val="000000"/>
+                <w:sz w:val="18"/>
+                <w:szCs w:val="18"/>
+              </w:rPr>
+              <w:t xml:space="preserve">Predict Phase</w:t>
             </w:r>
           </w:p>
           <w:p>
@@ -17314,7 +17314,7 @@
             <w:pPr>
               <w:spacing w:after="20" w:before="0"/>
             </w:pPr>
-            <w:hyperlink w:history="1" r:id="rId4uknasdw_6xqzn73pga3k">
+            <w:hyperlink w:history="1" r:id="rIdgdy6djpbc03enardod2mw">
               <w:r>
                 <w:rPr>
                   <w:rFonts w:ascii="Arial" w:cs="Arial" w:eastAsia="Arial" w:hAnsi="Arial"/>
@@ -17347,7 +17347,7 @@
               <w:spacing w:after="10" w:before="0"/>
               <w:ind w:left="120"/>
             </w:pPr>
-            <w:hyperlink w:history="1" r:id="rIdfkqguutf5f4v3frxslua0">
+            <w:hyperlink w:history="1" r:id="rIdzuh5syjyn0bmdqnexrqhe">
               <w:r>
                 <w:rPr>
                   <w:rFonts w:ascii="Arial" w:cs="Arial" w:eastAsia="Arial" w:hAnsi="Arial"/>
@@ -17392,7 +17392,7 @@
             <w:pPr>
               <w:spacing w:after="20" w:before="0"/>
             </w:pPr>
-            <w:hyperlink w:history="1" r:id="rIdjun0ummytapyzuxttsjuu">
+            <w:hyperlink w:history="1" r:id="rIdihv72xi5ido5lzbgpuouj">
               <w:r>
                 <w:rPr>
                   <w:rFonts w:ascii="Arial" w:cs="Arial" w:eastAsia="Arial" w:hAnsi="Arial"/>
@@ -17425,7 +17425,7 @@
               <w:spacing w:after="10" w:before="0"/>
               <w:ind w:left="120"/>
             </w:pPr>
-            <w:hyperlink w:history="1" r:id="rIdpm42lhf6meqviv159pixf">
+            <w:hyperlink w:history="1" r:id="rIdzyh6puywnquhpqjx0n-cq">
               <w:r>
                 <w:rPr>
                   <w:rFonts w:ascii="Arial" w:cs="Arial" w:eastAsia="Arial" w:hAnsi="Arial"/>
@@ -17572,32 +17572,32 @@
         <w:tc>
           <w:tcPr>
             <w:tcW w:type="dxa" w:w="1520"/>
-            <w:shd w:fill="F2F2F2" w:color="auto" w:val="clear"/>
-            <w:tcMar>
-              <w:top w:type="dxa" w:w="60"/>
-              <w:left w:type="dxa" w:w="120"/>
-              <w:bottom w:type="dxa" w:w="60"/>
-              <w:right w:type="dxa" w:w="120"/>
-            </w:tcMar>
-            <w:vAlign w:val="top"/>
-          </w:tcPr>
-          <w:p>
-            <w:pPr>
-              <w:spacing w:after="40" w:before="0"/>
-              <w:jc w:val="left"/>
-            </w:pPr>
-            <w:r>
-              <w:rPr>
-                <w:rFonts w:ascii="Arial" w:cs="Arial" w:eastAsia="Arial" w:hAnsi="Arial"/>
-                <w:b/>
-                <w:bCs/>
-                <w:i w:val="false"/>
-                <w:iCs w:val="false"/>
-                <w:color w:val="000000"/>
-                <w:sz w:val="18"/>
-                <w:szCs w:val="18"/>
-              </w:rPr>
-              <w:t xml:space="preserve">Phase 2 — Observe</w:t>
+            <w:shd w:fill="D9EEF1" w:color="auto" w:val="clear"/>
+            <w:tcMar>
+              <w:top w:type="dxa" w:w="60"/>
+              <w:left w:type="dxa" w:w="120"/>
+              <w:bottom w:type="dxa" w:w="60"/>
+              <w:right w:type="dxa" w:w="120"/>
+            </w:tcMar>
+            <w:vAlign w:val="top"/>
+          </w:tcPr>
+          <w:p>
+            <w:pPr>
+              <w:spacing w:after="40" w:before="0"/>
+              <w:jc w:val="left"/>
+            </w:pPr>
+            <w:r>
+              <w:rPr>
+                <w:rFonts w:ascii="Arial" w:cs="Arial" w:eastAsia="Arial" w:hAnsi="Arial"/>
+                <w:b/>
+                <w:bCs/>
+                <w:i w:val="false"/>
+                <w:iCs w:val="false"/>
+                <w:color w:val="000000"/>
+                <w:sz w:val="18"/>
+                <w:szCs w:val="18"/>
+              </w:rPr>
+              <w:t xml:space="preserve">Observe Phase</w:t>
             </w:r>
           </w:p>
           <w:p>
@@ -17620,7 +17620,7 @@
             <w:pPr>
               <w:spacing w:after="20" w:before="0"/>
             </w:pPr>
-            <w:hyperlink w:history="1" r:id="rId_kjswtncbmn9mr2po3u1s">
+            <w:hyperlink w:history="1" r:id="rIdnzp1cbqxofjwbdsf2hrwt">
               <w:r>
                 <w:rPr>
                   <w:rFonts w:ascii="Arial" w:cs="Arial" w:eastAsia="Arial" w:hAnsi="Arial"/>
@@ -17653,7 +17653,7 @@
               <w:spacing w:after="10" w:before="0"/>
               <w:ind w:left="120"/>
             </w:pPr>
-            <w:hyperlink w:history="1" r:id="rIdctk7x2xsbgdq0az-uqkge">
+            <w:hyperlink w:history="1" r:id="rIdwuegioosfki1iyg_bzwmi">
               <w:r>
                 <w:rPr>
                   <w:rFonts w:ascii="Arial" w:cs="Arial" w:eastAsia="Arial" w:hAnsi="Arial"/>
@@ -17698,7 +17698,7 @@
             <w:pPr>
               <w:spacing w:after="20" w:before="0"/>
             </w:pPr>
-            <w:hyperlink w:history="1" r:id="rId_ulaldezjg7nxq4wpuqjo">
+            <w:hyperlink w:history="1" r:id="rId-bm4km5emfcgf3knqdqwv">
               <w:r>
                 <w:rPr>
                   <w:rFonts w:ascii="Arial" w:cs="Arial" w:eastAsia="Arial" w:hAnsi="Arial"/>
@@ -17731,7 +17731,7 @@
               <w:spacing w:after="10" w:before="0"/>
               <w:ind w:left="120"/>
             </w:pPr>
-            <w:hyperlink w:history="1" r:id="rIdyvt3n5o9uq0ot4n5dp-tq">
+            <w:hyperlink w:history="1" r:id="rIde_qskp8867awqmrl64c40">
               <w:r>
                 <w:rPr>
                   <w:rFonts w:ascii="Arial" w:cs="Arial" w:eastAsia="Arial" w:hAnsi="Arial"/>
@@ -17878,32 +17878,32 @@
         <w:tc>
           <w:tcPr>
             <w:tcW w:type="dxa" w:w="1520"/>
-            <w:shd w:fill="F2F2F2" w:color="auto" w:val="clear"/>
-            <w:tcMar>
-              <w:top w:type="dxa" w:w="60"/>
-              <w:left w:type="dxa" w:w="120"/>
-              <w:bottom w:type="dxa" w:w="60"/>
-              <w:right w:type="dxa" w:w="120"/>
-            </w:tcMar>
-            <w:vAlign w:val="top"/>
-          </w:tcPr>
-          <w:p>
-            <w:pPr>
-              <w:spacing w:after="40" w:before="0"/>
-              <w:jc w:val="left"/>
-            </w:pPr>
-            <w:r>
-              <w:rPr>
-                <w:rFonts w:ascii="Arial" w:cs="Arial" w:eastAsia="Arial" w:hAnsi="Arial"/>
-                <w:b/>
-                <w:bCs/>
-                <w:i w:val="false"/>
-                <w:iCs w:val="false"/>
-                <w:color w:val="000000"/>
-                <w:sz w:val="18"/>
-                <w:szCs w:val="18"/>
-              </w:rPr>
-              <w:t xml:space="preserve">Phase 3 — Explain</w:t>
+            <w:shd w:fill="E2EFDA" w:color="auto" w:val="clear"/>
+            <w:tcMar>
+              <w:top w:type="dxa" w:w="60"/>
+              <w:left w:type="dxa" w:w="120"/>
+              <w:bottom w:type="dxa" w:w="60"/>
+              <w:right w:type="dxa" w:w="120"/>
+            </w:tcMar>
+            <w:vAlign w:val="top"/>
+          </w:tcPr>
+          <w:p>
+            <w:pPr>
+              <w:spacing w:after="40" w:before="0"/>
+              <w:jc w:val="left"/>
+            </w:pPr>
+            <w:r>
+              <w:rPr>
+                <w:rFonts w:ascii="Arial" w:cs="Arial" w:eastAsia="Arial" w:hAnsi="Arial"/>
+                <w:b/>
+                <w:bCs/>
+                <w:i w:val="false"/>
+                <w:iCs w:val="false"/>
+                <w:color w:val="000000"/>
+                <w:sz w:val="18"/>
+                <w:szCs w:val="18"/>
+              </w:rPr>
+              <w:t xml:space="preserve">Explain Phase</w:t>
             </w:r>
           </w:p>
           <w:p>
@@ -17926,7 +17926,7 @@
             <w:pPr>
               <w:spacing w:after="20" w:before="0"/>
             </w:pPr>
-            <w:hyperlink w:history="1" r:id="rIdsf6q9gexouaocq_atjast">
+            <w:hyperlink w:history="1" r:id="rIdfqzzkaeze2cd3smvs0q_z">
               <w:r>
                 <w:rPr>
                   <w:rFonts w:ascii="Arial" w:cs="Arial" w:eastAsia="Arial" w:hAnsi="Arial"/>
@@ -17959,7 +17959,7 @@
               <w:spacing w:after="10" w:before="0"/>
               <w:ind w:left="120"/>
             </w:pPr>
-            <w:hyperlink w:history="1" r:id="rIdthvd8q0zinhafbcu0ygbu">
+            <w:hyperlink w:history="1" r:id="rIdsthvqtieyu5_d1-y9ozlb">
               <w:r>
                 <w:rPr>
                   <w:rFonts w:ascii="Arial" w:cs="Arial" w:eastAsia="Arial" w:hAnsi="Arial"/>
@@ -18004,7 +18004,7 @@
             <w:pPr>
               <w:spacing w:after="20" w:before="0"/>
             </w:pPr>
-            <w:hyperlink w:history="1" r:id="rIdcwqujbr5vw0nkafhe5rcj">
+            <w:hyperlink w:history="1" r:id="rIdm-nh8_2ut4tdh2m_i3ghx">
               <w:r>
                 <w:rPr>
                   <w:rFonts w:ascii="Arial" w:cs="Arial" w:eastAsia="Arial" w:hAnsi="Arial"/>
@@ -18037,7 +18037,7 @@
               <w:spacing w:after="10" w:before="0"/>
               <w:ind w:left="120"/>
             </w:pPr>
-            <w:hyperlink w:history="1" r:id="rIdw4paiz3dm1-qoeqvyc65y">
+            <w:hyperlink w:history="1" r:id="rIdjkm6ao8ayssydtxowwh4g">
               <w:r>
                 <w:rPr>
                   <w:rFonts w:ascii="Arial" w:cs="Arial" w:eastAsia="Arial" w:hAnsi="Arial"/>
@@ -18184,32 +18184,32 @@
         <w:tc>
           <w:tcPr>
             <w:tcW w:type="dxa" w:w="1520"/>
-            <w:shd w:fill="F2F2F2" w:color="auto" w:val="clear"/>
-            <w:tcMar>
-              <w:top w:type="dxa" w:w="60"/>
-              <w:left w:type="dxa" w:w="120"/>
-              <w:bottom w:type="dxa" w:w="60"/>
-              <w:right w:type="dxa" w:w="120"/>
-            </w:tcMar>
-            <w:vAlign w:val="top"/>
-          </w:tcPr>
-          <w:p>
-            <w:pPr>
-              <w:spacing w:after="40" w:before="0"/>
-              <w:jc w:val="left"/>
-            </w:pPr>
-            <w:r>
-              <w:rPr>
-                <w:rFonts w:ascii="Arial" w:cs="Arial" w:eastAsia="Arial" w:hAnsi="Arial"/>
-                <w:b/>
-                <w:bCs/>
-                <w:i w:val="false"/>
-                <w:iCs w:val="false"/>
-                <w:color w:val="000000"/>
-                <w:sz w:val="18"/>
-                <w:szCs w:val="18"/>
-              </w:rPr>
-              <w:t xml:space="preserve">Phase 4 — Driving Question Board (DQB) Update</w:t>
+            <w:shd w:fill="FCE4D6" w:color="auto" w:val="clear"/>
+            <w:tcMar>
+              <w:top w:type="dxa" w:w="60"/>
+              <w:left w:type="dxa" w:w="120"/>
+              <w:bottom w:type="dxa" w:w="60"/>
+              <w:right w:type="dxa" w:w="120"/>
+            </w:tcMar>
+            <w:vAlign w:val="top"/>
+          </w:tcPr>
+          <w:p>
+            <w:pPr>
+              <w:spacing w:after="40" w:before="0"/>
+              <w:jc w:val="left"/>
+            </w:pPr>
+            <w:r>
+              <w:rPr>
+                <w:rFonts w:ascii="Arial" w:cs="Arial" w:eastAsia="Arial" w:hAnsi="Arial"/>
+                <w:b/>
+                <w:bCs/>
+                <w:i w:val="false"/>
+                <w:iCs w:val="false"/>
+                <w:color w:val="000000"/>
+                <w:sz w:val="18"/>
+                <w:szCs w:val="18"/>
+              </w:rPr>
+              <w:t xml:space="preserve">Driving Question Board (DQB) Creation</w:t>
             </w:r>
           </w:p>
           <w:p>
@@ -18232,7 +18232,7 @@
             <w:pPr>
               <w:spacing w:after="20" w:before="0"/>
             </w:pPr>
-            <w:hyperlink w:history="1" r:id="rIdhfwiw7r-syxmlspctyc4t">
+            <w:hyperlink w:history="1" r:id="rId5ojoun5dg-0nbtskfhcsw">
               <w:r>
                 <w:rPr>
                   <w:rFonts w:ascii="Arial" w:cs="Arial" w:eastAsia="Arial" w:hAnsi="Arial"/>
@@ -18265,7 +18265,7 @@
               <w:spacing w:after="10" w:before="0"/>
               <w:ind w:left="120"/>
             </w:pPr>
-            <w:hyperlink w:history="1" r:id="rIdx5rzd4zzmdg0j8ry_n2kj">
+            <w:hyperlink w:history="1" r:id="rIdem_el86oynh45nraewmzl">
               <w:r>
                 <w:rPr>
                   <w:rFonts w:ascii="Arial" w:cs="Arial" w:eastAsia="Arial" w:hAnsi="Arial"/>
@@ -18310,7 +18310,7 @@
             <w:pPr>
               <w:spacing w:after="20" w:before="0"/>
             </w:pPr>
-            <w:hyperlink w:history="1" r:id="rIdjrhb-1re3frktyfbcjfmc">
+            <w:hyperlink w:history="1" r:id="rIdpokjirnkbambavtvqxvjj">
               <w:r>
                 <w:rPr>
                   <w:rFonts w:ascii="Arial" w:cs="Arial" w:eastAsia="Arial" w:hAnsi="Arial"/>
@@ -18343,7 +18343,7 @@
               <w:spacing w:after="10" w:before="0"/>
               <w:ind w:left="120"/>
             </w:pPr>
-            <w:hyperlink w:history="1" r:id="rIdoghyplf_z2v1ky9o8wo8b">
+            <w:hyperlink w:history="1" r:id="rId6uskgaa6aa4zzcud1n-po">
               <w:r>
                 <w:rPr>
                   <w:rFonts w:ascii="Arial" w:cs="Arial" w:eastAsia="Arial" w:hAnsi="Arial"/>
@@ -18490,32 +18490,32 @@
         <w:tc>
           <w:tcPr>
             <w:tcW w:type="dxa" w:w="1520"/>
-            <w:shd w:fill="F2F2F2" w:color="auto" w:val="clear"/>
-            <w:tcMar>
-              <w:top w:type="dxa" w:w="60"/>
-              <w:left w:type="dxa" w:w="120"/>
-              <w:bottom w:type="dxa" w:w="60"/>
-              <w:right w:type="dxa" w:w="120"/>
-            </w:tcMar>
-            <w:vAlign w:val="top"/>
-          </w:tcPr>
-          <w:p>
-            <w:pPr>
-              <w:spacing w:after="40" w:before="0"/>
-              <w:jc w:val="left"/>
-            </w:pPr>
-            <w:r>
-              <w:rPr>
-                <w:rFonts w:ascii="Arial" w:cs="Arial" w:eastAsia="Arial" w:hAnsi="Arial"/>
-                <w:b/>
-                <w:bCs/>
-                <w:i w:val="false"/>
-                <w:iCs w:val="false"/>
-                <w:color w:val="000000"/>
-                <w:sz w:val="18"/>
-                <w:szCs w:val="18"/>
-              </w:rPr>
-              <w:t xml:space="preserve">Phase 5 — Model Building</w:t>
+            <w:shd w:fill="D5E8F0" w:color="auto" w:val="clear"/>
+            <w:tcMar>
+              <w:top w:type="dxa" w:w="60"/>
+              <w:left w:type="dxa" w:w="120"/>
+              <w:bottom w:type="dxa" w:w="60"/>
+              <w:right w:type="dxa" w:w="120"/>
+            </w:tcMar>
+            <w:vAlign w:val="top"/>
+          </w:tcPr>
+          <w:p>
+            <w:pPr>
+              <w:spacing w:after="40" w:before="0"/>
+              <w:jc w:val="left"/>
+            </w:pPr>
+            <w:r>
+              <w:rPr>
+                <w:rFonts w:ascii="Arial" w:cs="Arial" w:eastAsia="Arial" w:hAnsi="Arial"/>
+                <w:b/>
+                <w:bCs/>
+                <w:i w:val="false"/>
+                <w:iCs w:val="false"/>
+                <w:color w:val="000000"/>
+                <w:sz w:val="18"/>
+                <w:szCs w:val="18"/>
+              </w:rPr>
+              <w:t xml:space="preserve">Model Building Phase</w:t>
             </w:r>
           </w:p>
           <w:p>
@@ -18538,7 +18538,7 @@
             <w:pPr>
               <w:spacing w:after="20" w:before="0"/>
             </w:pPr>
-            <w:hyperlink w:history="1" r:id="rIdvq2gh47eoq_dad7jl578n">
+            <w:hyperlink w:history="1" r:id="rIdnhavj3wnjj2yvza2fjf8p">
               <w:r>
                 <w:rPr>
                   <w:rFonts w:ascii="Arial" w:cs="Arial" w:eastAsia="Arial" w:hAnsi="Arial"/>
@@ -18571,7 +18571,7 @@
               <w:spacing w:after="10" w:before="0"/>
               <w:ind w:left="120"/>
             </w:pPr>
-            <w:hyperlink w:history="1" r:id="rIdnjmx97-dcnxdlkanqg0jq">
+            <w:hyperlink w:history="1" r:id="rIdize1rfgq7le6lpirzxepy">
               <w:r>
                 <w:rPr>
                   <w:rFonts w:ascii="Arial" w:cs="Arial" w:eastAsia="Arial" w:hAnsi="Arial"/>
@@ -18616,7 +18616,7 @@
             <w:pPr>
               <w:spacing w:after="20" w:before="0"/>
             </w:pPr>
-            <w:hyperlink w:history="1" r:id="rIdubrogjodka2nevgwnxnb4">
+            <w:hyperlink w:history="1" r:id="rIdk47z6dimduhxw9oqc1zf6">
               <w:r>
                 <w:rPr>
                   <w:rFonts w:ascii="Arial" w:cs="Arial" w:eastAsia="Arial" w:hAnsi="Arial"/>
@@ -18649,7 +18649,7 @@
               <w:spacing w:after="10" w:before="0"/>
               <w:ind w:left="120"/>
             </w:pPr>
-            <w:hyperlink w:history="1" r:id="rId5ar8hlbbncvpf0y9fhyvx">
+            <w:hyperlink w:history="1" r:id="rId-vxamxnlwwgsqn_tmjnlp">
               <w:r>
                 <w:rPr>
                   <w:rFonts w:ascii="Arial" w:cs="Arial" w:eastAsia="Arial" w:hAnsi="Arial"/>
@@ -20088,32 +20088,32 @@
         <w:tc>
           <w:tcPr>
             <w:tcW w:type="dxa" w:w="1520"/>
-            <w:shd w:fill="F2F2F2" w:color="auto" w:val="clear"/>
-            <w:tcMar>
-              <w:top w:type="dxa" w:w="60"/>
-              <w:left w:type="dxa" w:w="120"/>
-              <w:bottom w:type="dxa" w:w="60"/>
-              <w:right w:type="dxa" w:w="120"/>
-            </w:tcMar>
-            <w:vAlign w:val="top"/>
-          </w:tcPr>
-          <w:p>
-            <w:pPr>
-              <w:spacing w:after="40" w:before="0"/>
-              <w:jc w:val="left"/>
-            </w:pPr>
-            <w:r>
-              <w:rPr>
-                <w:rFonts w:ascii="Arial" w:cs="Arial" w:eastAsia="Arial" w:hAnsi="Arial"/>
-                <w:b/>
-                <w:bCs/>
-                <w:i w:val="false"/>
-                <w:iCs w:val="false"/>
-                <w:color w:val="000000"/>
-                <w:sz w:val="18"/>
-                <w:szCs w:val="18"/>
-              </w:rPr>
-              <w:t xml:space="preserve">Phase 1 — Predict (12 minutes)</w:t>
+            <w:shd w:fill="EAD1F5" w:color="auto" w:val="clear"/>
+            <w:tcMar>
+              <w:top w:type="dxa" w:w="60"/>
+              <w:left w:type="dxa" w:w="120"/>
+              <w:bottom w:type="dxa" w:w="60"/>
+              <w:right w:type="dxa" w:w="120"/>
+            </w:tcMar>
+            <w:vAlign w:val="top"/>
+          </w:tcPr>
+          <w:p>
+            <w:pPr>
+              <w:spacing w:after="40" w:before="0"/>
+              <w:jc w:val="left"/>
+            </w:pPr>
+            <w:r>
+              <w:rPr>
+                <w:rFonts w:ascii="Arial" w:cs="Arial" w:eastAsia="Arial" w:hAnsi="Arial"/>
+                <w:b/>
+                <w:bCs/>
+                <w:i w:val="false"/>
+                <w:iCs w:val="false"/>
+                <w:color w:val="000000"/>
+                <w:sz w:val="18"/>
+                <w:szCs w:val="18"/>
+              </w:rPr>
+              <w:t xml:space="preserve">Predict Phase</w:t>
             </w:r>
           </w:p>
           <w:p>
@@ -20136,7 +20136,7 @@
             <w:pPr>
               <w:spacing w:after="20" w:before="0"/>
             </w:pPr>
-            <w:hyperlink w:history="1" r:id="rIdtfvj1an7vv1bxatw0r2_0">
+            <w:hyperlink w:history="1" r:id="rId4dj-y7gq6acvxa8drehsy">
               <w:r>
                 <w:rPr>
                   <w:rFonts w:ascii="Arial" w:cs="Arial" w:eastAsia="Arial" w:hAnsi="Arial"/>
@@ -20169,7 +20169,7 @@
               <w:spacing w:after="10" w:before="0"/>
               <w:ind w:left="120"/>
             </w:pPr>
-            <w:hyperlink w:history="1" r:id="rIdsyuxp_i1tfycglxcnrhfp">
+            <w:hyperlink w:history="1" r:id="rIdgkfpnved3vtr6jppm6lmn">
               <w:r>
                 <w:rPr>
                   <w:rFonts w:ascii="Arial" w:cs="Arial" w:eastAsia="Arial" w:hAnsi="Arial"/>
@@ -20214,7 +20214,7 @@
             <w:pPr>
               <w:spacing w:after="20" w:before="0"/>
             </w:pPr>
-            <w:hyperlink w:history="1" r:id="rId7-jhzsly1m91rprztrk1i">
+            <w:hyperlink w:history="1" r:id="rIdumzeam60tnz0x3rpvt98j">
               <w:r>
                 <w:rPr>
                   <w:rFonts w:ascii="Arial" w:cs="Arial" w:eastAsia="Arial" w:hAnsi="Arial"/>
@@ -20247,7 +20247,7 @@
               <w:spacing w:after="10" w:before="0"/>
               <w:ind w:left="120"/>
             </w:pPr>
-            <w:hyperlink w:history="1" r:id="rIdsu0uxd_oel2mcbbdzrmp9">
+            <w:hyperlink w:history="1" r:id="rId-8zrluryrscyya-_v4lmy">
               <w:r>
                 <w:rPr>
                   <w:rFonts w:ascii="Arial" w:cs="Arial" w:eastAsia="Arial" w:hAnsi="Arial"/>
@@ -20394,32 +20394,32 @@
         <w:tc>
           <w:tcPr>
             <w:tcW w:type="dxa" w:w="1520"/>
-            <w:shd w:fill="F2F2F2" w:color="auto" w:val="clear"/>
-            <w:tcMar>
-              <w:top w:type="dxa" w:w="60"/>
-              <w:left w:type="dxa" w:w="120"/>
-              <w:bottom w:type="dxa" w:w="60"/>
-              <w:right w:type="dxa" w:w="120"/>
-            </w:tcMar>
-            <w:vAlign w:val="top"/>
-          </w:tcPr>
-          <w:p>
-            <w:pPr>
-              <w:spacing w:after="40" w:before="0"/>
-              <w:jc w:val="left"/>
-            </w:pPr>
-            <w:r>
-              <w:rPr>
-                <w:rFonts w:ascii="Arial" w:cs="Arial" w:eastAsia="Arial" w:hAnsi="Arial"/>
-                <w:b/>
-                <w:bCs/>
-                <w:i w:val="false"/>
-                <w:iCs w:val="false"/>
-                <w:color w:val="000000"/>
-                <w:sz w:val="18"/>
-                <w:szCs w:val="18"/>
-              </w:rPr>
-              <w:t xml:space="preserve">Phase 2 — Observe / Evidence Gathering (25 minutes)</w:t>
+            <w:shd w:fill="D9EEF1" w:color="auto" w:val="clear"/>
+            <w:tcMar>
+              <w:top w:type="dxa" w:w="60"/>
+              <w:left w:type="dxa" w:w="120"/>
+              <w:bottom w:type="dxa" w:w="60"/>
+              <w:right w:type="dxa" w:w="120"/>
+            </w:tcMar>
+            <w:vAlign w:val="top"/>
+          </w:tcPr>
+          <w:p>
+            <w:pPr>
+              <w:spacing w:after="40" w:before="0"/>
+              <w:jc w:val="left"/>
+            </w:pPr>
+            <w:r>
+              <w:rPr>
+                <w:rFonts w:ascii="Arial" w:cs="Arial" w:eastAsia="Arial" w:hAnsi="Arial"/>
+                <w:b/>
+                <w:bCs/>
+                <w:i w:val="false"/>
+                <w:iCs w:val="false"/>
+                <w:color w:val="000000"/>
+                <w:sz w:val="18"/>
+                <w:szCs w:val="18"/>
+              </w:rPr>
+              <w:t xml:space="preserve">Observe Phase</w:t>
             </w:r>
           </w:p>
           <w:p>
@@ -20442,7 +20442,7 @@
             <w:pPr>
               <w:spacing w:after="20" w:before="0"/>
             </w:pPr>
-            <w:hyperlink w:history="1" r:id="rIduehoqqkx-mm_emzjsvres">
+            <w:hyperlink w:history="1" r:id="rId9t_wymi2fdcrlsjmyhzvt">
               <w:r>
                 <w:rPr>
                   <w:rFonts w:ascii="Arial" w:cs="Arial" w:eastAsia="Arial" w:hAnsi="Arial"/>
@@ -20475,7 +20475,7 @@
               <w:spacing w:after="10" w:before="0"/>
               <w:ind w:left="120"/>
             </w:pPr>
-            <w:hyperlink w:history="1" r:id="rId42dkbha6vbfv6lazukjzu">
+            <w:hyperlink w:history="1" r:id="rId5ep7gnlpixfihg-zn1gzb">
               <w:r>
                 <w:rPr>
                   <w:rFonts w:ascii="Arial" w:cs="Arial" w:eastAsia="Arial" w:hAnsi="Arial"/>
@@ -20520,7 +20520,7 @@
             <w:pPr>
               <w:spacing w:after="20" w:before="0"/>
             </w:pPr>
-            <w:hyperlink w:history="1" r:id="rIdtsud0mgpcecsguefv40-v">
+            <w:hyperlink w:history="1" r:id="rIddsuchze7m-rqj_q2wqfwh">
               <w:r>
                 <w:rPr>
                   <w:rFonts w:ascii="Arial" w:cs="Arial" w:eastAsia="Arial" w:hAnsi="Arial"/>
@@ -20553,7 +20553,7 @@
               <w:spacing w:after="10" w:before="0"/>
               <w:ind w:left="120"/>
             </w:pPr>
-            <w:hyperlink w:history="1" r:id="rIdg3wpqc4shyhxb2mj4w3d8">
+            <w:hyperlink w:history="1" r:id="rIdxgpa2eu0fdblxem0p9kw6">
               <w:r>
                 <w:rPr>
                   <w:rFonts w:ascii="Arial" w:cs="Arial" w:eastAsia="Arial" w:hAnsi="Arial"/>
@@ -20966,32 +20966,32 @@
         <w:tc>
           <w:tcPr>
             <w:tcW w:type="dxa" w:w="1520"/>
-            <w:shd w:fill="F2F2F2" w:color="auto" w:val="clear"/>
-            <w:tcMar>
-              <w:top w:type="dxa" w:w="60"/>
-              <w:left w:type="dxa" w:w="120"/>
-              <w:bottom w:type="dxa" w:w="60"/>
-              <w:right w:type="dxa" w:w="120"/>
-            </w:tcMar>
-            <w:vAlign w:val="top"/>
-          </w:tcPr>
-          <w:p>
-            <w:pPr>
-              <w:spacing w:after="40" w:before="0"/>
-              <w:jc w:val="left"/>
-            </w:pPr>
-            <w:r>
-              <w:rPr>
-                <w:rFonts w:ascii="Arial" w:cs="Arial" w:eastAsia="Arial" w:hAnsi="Arial"/>
-                <w:b/>
-                <w:bCs/>
-                <w:i w:val="false"/>
-                <w:iCs w:val="false"/>
-                <w:color w:val="000000"/>
-                <w:sz w:val="18"/>
-                <w:szCs w:val="18"/>
-              </w:rPr>
-              <w:t xml:space="preserve">Phase 3 — Explain / Sensemaking (20 minutes)</w:t>
+            <w:shd w:fill="E2EFDA" w:color="auto" w:val="clear"/>
+            <w:tcMar>
+              <w:top w:type="dxa" w:w="60"/>
+              <w:left w:type="dxa" w:w="120"/>
+              <w:bottom w:type="dxa" w:w="60"/>
+              <w:right w:type="dxa" w:w="120"/>
+            </w:tcMar>
+            <w:vAlign w:val="top"/>
+          </w:tcPr>
+          <w:p>
+            <w:pPr>
+              <w:spacing w:after="40" w:before="0"/>
+              <w:jc w:val="left"/>
+            </w:pPr>
+            <w:r>
+              <w:rPr>
+                <w:rFonts w:ascii="Arial" w:cs="Arial" w:eastAsia="Arial" w:hAnsi="Arial"/>
+                <w:b/>
+                <w:bCs/>
+                <w:i w:val="false"/>
+                <w:iCs w:val="false"/>
+                <w:color w:val="000000"/>
+                <w:sz w:val="18"/>
+                <w:szCs w:val="18"/>
+              </w:rPr>
+              <w:t xml:space="preserve">Explain Phase</w:t>
             </w:r>
           </w:p>
           <w:p>
@@ -21014,7 +21014,7 @@
             <w:pPr>
               <w:spacing w:after="20" w:before="0"/>
             </w:pPr>
-            <w:hyperlink w:history="1" r:id="rIditrz6crw3ie7a2zctbaj2">
+            <w:hyperlink w:history="1" r:id="rIdfghhlgbp6bi5jqpmxvh4g">
               <w:r>
                 <w:rPr>
                   <w:rFonts w:ascii="Arial" w:cs="Arial" w:eastAsia="Arial" w:hAnsi="Arial"/>
@@ -21047,7 +21047,7 @@
               <w:spacing w:after="10" w:before="0"/>
               <w:ind w:left="120"/>
             </w:pPr>
-            <w:hyperlink w:history="1" r:id="rIdspy26iseblqxbfv6ks_kp">
+            <w:hyperlink w:history="1" r:id="rIdvpgrczl3jcsa9wzkrliua">
               <w:r>
                 <w:rPr>
                   <w:rFonts w:ascii="Arial" w:cs="Arial" w:eastAsia="Arial" w:hAnsi="Arial"/>
@@ -21092,7 +21092,7 @@
             <w:pPr>
               <w:spacing w:after="20" w:before="0"/>
             </w:pPr>
-            <w:hyperlink w:history="1" r:id="rIdn_iikeegeoir-oiok8h0y">
+            <w:hyperlink w:history="1" r:id="rIdb5t_xj8suxg6wat8-sxnm">
               <w:r>
                 <w:rPr>
                   <w:rFonts w:ascii="Arial" w:cs="Arial" w:eastAsia="Arial" w:hAnsi="Arial"/>
@@ -21125,7 +21125,7 @@
               <w:spacing w:after="10" w:before="0"/>
               <w:ind w:left="120"/>
             </w:pPr>
-            <w:hyperlink w:history="1" r:id="rId22khuveb4z5ijhg63untu">
+            <w:hyperlink w:history="1" r:id="rIdcbs6worbej-ikad-egajs">
               <w:r>
                 <w:rPr>
                   <w:rFonts w:ascii="Arial" w:cs="Arial" w:eastAsia="Arial" w:hAnsi="Arial"/>
@@ -21310,32 +21310,32 @@
         <w:tc>
           <w:tcPr>
             <w:tcW w:type="dxa" w:w="1520"/>
-            <w:shd w:fill="F2F2F2" w:color="auto" w:val="clear"/>
-            <w:tcMar>
-              <w:top w:type="dxa" w:w="60"/>
-              <w:left w:type="dxa" w:w="120"/>
-              <w:bottom w:type="dxa" w:w="60"/>
-              <w:right w:type="dxa" w:w="120"/>
-            </w:tcMar>
-            <w:vAlign w:val="top"/>
-          </w:tcPr>
-          <w:p>
-            <w:pPr>
-              <w:spacing w:after="40" w:before="0"/>
-              <w:jc w:val="left"/>
-            </w:pPr>
-            <w:r>
-              <w:rPr>
-                <w:rFonts w:ascii="Arial" w:cs="Arial" w:eastAsia="Arial" w:hAnsi="Arial"/>
-                <w:b/>
-                <w:bCs/>
-                <w:i w:val="false"/>
-                <w:iCs w:val="false"/>
-                <w:color w:val="000000"/>
-                <w:sz w:val="18"/>
-                <w:szCs w:val="18"/>
-              </w:rPr>
-              <w:t xml:space="preserve">Phase 4 — Driving Question Board (DQB) Update (8 minutes)</w:t>
+            <w:shd w:fill="FCE4D6" w:color="auto" w:val="clear"/>
+            <w:tcMar>
+              <w:top w:type="dxa" w:w="60"/>
+              <w:left w:type="dxa" w:w="120"/>
+              <w:bottom w:type="dxa" w:w="60"/>
+              <w:right w:type="dxa" w:w="120"/>
+            </w:tcMar>
+            <w:vAlign w:val="top"/>
+          </w:tcPr>
+          <w:p>
+            <w:pPr>
+              <w:spacing w:after="40" w:before="0"/>
+              <w:jc w:val="left"/>
+            </w:pPr>
+            <w:r>
+              <w:rPr>
+                <w:rFonts w:ascii="Arial" w:cs="Arial" w:eastAsia="Arial" w:hAnsi="Arial"/>
+                <w:b/>
+                <w:bCs/>
+                <w:i w:val="false"/>
+                <w:iCs w:val="false"/>
+                <w:color w:val="000000"/>
+                <w:sz w:val="18"/>
+                <w:szCs w:val="18"/>
+              </w:rPr>
+              <w:t xml:space="preserve">Driving Question Board (DQB) Creation</w:t>
             </w:r>
           </w:p>
           <w:p>
@@ -21358,7 +21358,7 @@
             <w:pPr>
               <w:spacing w:after="20" w:before="0"/>
             </w:pPr>
-            <w:hyperlink w:history="1" r:id="rIdqfhmafdk94kbtusd_evbz">
+            <w:hyperlink w:history="1" r:id="rIdbaae9zn6geewmog_drt09">
               <w:r>
                 <w:rPr>
                   <w:rFonts w:ascii="Arial" w:cs="Arial" w:eastAsia="Arial" w:hAnsi="Arial"/>
@@ -21391,7 +21391,7 @@
               <w:spacing w:after="10" w:before="0"/>
               <w:ind w:left="120"/>
             </w:pPr>
-            <w:hyperlink w:history="1" r:id="rIdfcrw8mwf9l-9ayz4_acll">
+            <w:hyperlink w:history="1" r:id="rIdecx_qmt6fmyrwl2p2hfbw">
               <w:r>
                 <w:rPr>
                   <w:rFonts w:ascii="Arial" w:cs="Arial" w:eastAsia="Arial" w:hAnsi="Arial"/>
@@ -21436,7 +21436,7 @@
             <w:pPr>
               <w:spacing w:after="20" w:before="0"/>
             </w:pPr>
-            <w:hyperlink w:history="1" r:id="rIdtwhjilptgqnouo2fo_pw3">
+            <w:hyperlink w:history="1" r:id="rIdod3q8n0yrmcwjkh62qv5f">
               <w:r>
                 <w:rPr>
                   <w:rFonts w:ascii="Arial" w:cs="Arial" w:eastAsia="Arial" w:hAnsi="Arial"/>
@@ -21469,7 +21469,7 @@
               <w:spacing w:after="10" w:before="0"/>
               <w:ind w:left="120"/>
             </w:pPr>
-            <w:hyperlink w:history="1" r:id="rIdbl0uglnjb5snjq2gafdiq">
+            <w:hyperlink w:history="1" r:id="rIdkm_upgwts9j7v8kgp2sjw">
               <w:r>
                 <w:rPr>
                   <w:rFonts w:ascii="Arial" w:cs="Arial" w:eastAsia="Arial" w:hAnsi="Arial"/>
@@ -21616,32 +21616,32 @@
         <w:tc>
           <w:tcPr>
             <w:tcW w:type="dxa" w:w="1520"/>
-            <w:shd w:fill="F2F2F2" w:color="auto" w:val="clear"/>
-            <w:tcMar>
-              <w:top w:type="dxa" w:w="60"/>
-              <w:left w:type="dxa" w:w="120"/>
-              <w:bottom w:type="dxa" w:w="60"/>
-              <w:right w:type="dxa" w:w="120"/>
-            </w:tcMar>
-            <w:vAlign w:val="top"/>
-          </w:tcPr>
-          <w:p>
-            <w:pPr>
-              <w:spacing w:after="40" w:before="0"/>
-              <w:jc w:val="left"/>
-            </w:pPr>
-            <w:r>
-              <w:rPr>
-                <w:rFonts w:ascii="Arial" w:cs="Arial" w:eastAsia="Arial" w:hAnsi="Arial"/>
-                <w:b/>
-                <w:bCs/>
-                <w:i w:val="false"/>
-                <w:iCs w:val="false"/>
-                <w:color w:val="000000"/>
-                <w:sz w:val="18"/>
-                <w:szCs w:val="18"/>
-              </w:rPr>
-              <w:t xml:space="preserve">Phase 5 — Model Building (15 minutes)</w:t>
+            <w:shd w:fill="D5E8F0" w:color="auto" w:val="clear"/>
+            <w:tcMar>
+              <w:top w:type="dxa" w:w="60"/>
+              <w:left w:type="dxa" w:w="120"/>
+              <w:bottom w:type="dxa" w:w="60"/>
+              <w:right w:type="dxa" w:w="120"/>
+            </w:tcMar>
+            <w:vAlign w:val="top"/>
+          </w:tcPr>
+          <w:p>
+            <w:pPr>
+              <w:spacing w:after="40" w:before="0"/>
+              <w:jc w:val="left"/>
+            </w:pPr>
+            <w:r>
+              <w:rPr>
+                <w:rFonts w:ascii="Arial" w:cs="Arial" w:eastAsia="Arial" w:hAnsi="Arial"/>
+                <w:b/>
+                <w:bCs/>
+                <w:i w:val="false"/>
+                <w:iCs w:val="false"/>
+                <w:color w:val="000000"/>
+                <w:sz w:val="18"/>
+                <w:szCs w:val="18"/>
+              </w:rPr>
+              <w:t xml:space="preserve">Model Building Phase</w:t>
             </w:r>
           </w:p>
           <w:p>
@@ -21664,7 +21664,7 @@
             <w:pPr>
               <w:spacing w:after="20" w:before="0"/>
             </w:pPr>
-            <w:hyperlink w:history="1" r:id="rIdnjbnpje8oycynhnmll1zm">
+            <w:hyperlink w:history="1" r:id="rIddyqyj77ag1yu7xxyjtl9o">
               <w:r>
                 <w:rPr>
                   <w:rFonts w:ascii="Arial" w:cs="Arial" w:eastAsia="Arial" w:hAnsi="Arial"/>
@@ -21697,7 +21697,7 @@
               <w:spacing w:after="10" w:before="0"/>
               <w:ind w:left="120"/>
             </w:pPr>
-            <w:hyperlink w:history="1" r:id="rIdorhyz6xvrputku-rfueie">
+            <w:hyperlink w:history="1" r:id="rId8sseayrllnvjas9shmppi">
               <w:r>
                 <w:rPr>
                   <w:rFonts w:ascii="Arial" w:cs="Arial" w:eastAsia="Arial" w:hAnsi="Arial"/>
@@ -21742,7 +21742,7 @@
             <w:pPr>
               <w:spacing w:after="20" w:before="0"/>
             </w:pPr>
-            <w:hyperlink w:history="1" r:id="rId1mevewap5yna0q78jbxyw">
+            <w:hyperlink w:history="1" r:id="rId6sn--j_fzkaefulrigujj">
               <w:r>
                 <w:rPr>
                   <w:rFonts w:ascii="Arial" w:cs="Arial" w:eastAsia="Arial" w:hAnsi="Arial"/>
@@ -21775,7 +21775,7 @@
               <w:spacing w:after="10" w:before="0"/>
               <w:ind w:left="120"/>
             </w:pPr>
-            <w:hyperlink w:history="1" r:id="rIdceq-r9w7f-1g1-by_yhc-">
+            <w:hyperlink w:history="1" r:id="rIdyvnxl4m0v183akpkja9im">
               <w:r>
                 <w:rPr>
                   <w:rFonts w:ascii="Arial" w:cs="Arial" w:eastAsia="Arial" w:hAnsi="Arial"/>
@@ -23480,7 +23480,7 @@
             <w:pPr>
               <w:spacing w:after="20" w:before="0"/>
             </w:pPr>
-            <w:hyperlink w:history="1" r:id="rIdnr014jhpvqgwwxczsoazj">
+            <w:hyperlink w:history="1" r:id="rIdvgn8qumrkw03fgmx75h1g">
               <w:r>
                 <w:rPr>
                   <w:rFonts w:ascii="Arial" w:cs="Arial" w:eastAsia="Arial" w:hAnsi="Arial"/>
@@ -23513,7 +23513,7 @@
               <w:spacing w:after="10" w:before="0"/>
               <w:ind w:left="120"/>
             </w:pPr>
-            <w:hyperlink w:history="1" r:id="rIdygvkahm3o_cerchp5wem6">
+            <w:hyperlink w:history="1" r:id="rIdhf4jcfa83ksqvwgi8seke">
               <w:r>
                 <w:rPr>
                   <w:rFonts w:ascii="Arial" w:cs="Arial" w:eastAsia="Arial" w:hAnsi="Arial"/>
@@ -23558,7 +23558,7 @@
             <w:pPr>
               <w:spacing w:after="20" w:before="0"/>
             </w:pPr>
-            <w:hyperlink w:history="1" r:id="rIdhh6c72ual5rkjvvis2wn5">
+            <w:hyperlink w:history="1" r:id="rId7kvii2d83ppfwumfyod4_">
               <w:r>
                 <w:rPr>
                   <w:rFonts w:ascii="Arial" w:cs="Arial" w:eastAsia="Arial" w:hAnsi="Arial"/>
@@ -23591,7 +23591,7 @@
               <w:spacing w:after="10" w:before="0"/>
               <w:ind w:left="120"/>
             </w:pPr>
-            <w:hyperlink w:history="1" r:id="rId4vu0lqnjnnzly--47equy">
+            <w:hyperlink w:history="1" r:id="rIdx2zhdhwfvs9nz5diqkxix">
               <w:r>
                 <w:rPr>
                   <w:rFonts w:ascii="Arial" w:cs="Arial" w:eastAsia="Arial" w:hAnsi="Arial"/>
@@ -23786,7 +23786,7 @@
             <w:pPr>
               <w:spacing w:after="20" w:before="0"/>
             </w:pPr>
-            <w:hyperlink w:history="1" r:id="rIdhkmrhrvf63m4ytef_5g6g">
+            <w:hyperlink w:history="1" r:id="rIdochtnd9nfnmna2y5kwcst">
               <w:r>
                 <w:rPr>
                   <w:rFonts w:ascii="Arial" w:cs="Arial" w:eastAsia="Arial" w:hAnsi="Arial"/>
@@ -23819,7 +23819,7 @@
               <w:spacing w:after="10" w:before="0"/>
               <w:ind w:left="120"/>
             </w:pPr>
-            <w:hyperlink w:history="1" r:id="rIdjjsx-lsyrt6ydmbrd3ims">
+            <w:hyperlink w:history="1" r:id="rIdp1yjt04hgmujn3rhn94ye">
               <w:r>
                 <w:rPr>
                   <w:rFonts w:ascii="Arial" w:cs="Arial" w:eastAsia="Arial" w:hAnsi="Arial"/>
@@ -23864,7 +23864,7 @@
             <w:pPr>
               <w:spacing w:after="20" w:before="0"/>
             </w:pPr>
-            <w:hyperlink w:history="1" r:id="rIds6r_-fdi36ypmj58-lgyi">
+            <w:hyperlink w:history="1" r:id="rIdcuy4dlqbip3lsi_q0ivjc">
               <w:r>
                 <w:rPr>
                   <w:rFonts w:ascii="Arial" w:cs="Arial" w:eastAsia="Arial" w:hAnsi="Arial"/>
@@ -23897,7 +23897,7 @@
               <w:spacing w:after="10" w:before="0"/>
               <w:ind w:left="120"/>
             </w:pPr>
-            <w:hyperlink w:history="1" r:id="rIdyl3ls0lmnz6-yun80vwv3">
+            <w:hyperlink w:history="1" r:id="rIdvxj4x5bnajmhjfbegol8v">
               <w:r>
                 <w:rPr>
                   <w:rFonts w:ascii="Arial" w:cs="Arial" w:eastAsia="Arial" w:hAnsi="Arial"/>
@@ -24092,7 +24092,7 @@
             <w:pPr>
               <w:spacing w:after="20" w:before="0"/>
             </w:pPr>
-            <w:hyperlink w:history="1" r:id="rId0bxxfz1xxl6june4fbsqi">
+            <w:hyperlink w:history="1" r:id="rId0scnotmiiknuynyn2azet">
               <w:r>
                 <w:rPr>
                   <w:rFonts w:ascii="Arial" w:cs="Arial" w:eastAsia="Arial" w:hAnsi="Arial"/>
@@ -24125,7 +24125,7 @@
               <w:spacing w:after="10" w:before="0"/>
               <w:ind w:left="120"/>
             </w:pPr>
-            <w:hyperlink w:history="1" r:id="rId-m1hjnyfmrtpupkuh6pzv">
+            <w:hyperlink w:history="1" r:id="rIdswvfyxjkpbr9swd19_kwk">
               <w:r>
                 <w:rPr>
                   <w:rFonts w:ascii="Arial" w:cs="Arial" w:eastAsia="Arial" w:hAnsi="Arial"/>
@@ -24170,7 +24170,7 @@
             <w:pPr>
               <w:spacing w:after="20" w:before="0"/>
             </w:pPr>
-            <w:hyperlink w:history="1" r:id="rId5npzncfb5ne2vjlolb5dg">
+            <w:hyperlink w:history="1" r:id="rIdcdcudp21vo5kjwdgawnjq">
               <w:r>
                 <w:rPr>
                   <w:rFonts w:ascii="Arial" w:cs="Arial" w:eastAsia="Arial" w:hAnsi="Arial"/>
@@ -24203,7 +24203,7 @@
               <w:spacing w:after="10" w:before="0"/>
               <w:ind w:left="120"/>
             </w:pPr>
-            <w:hyperlink w:history="1" r:id="rId6d8nksd845ilurts5cqh1">
+            <w:hyperlink w:history="1" r:id="rId0hkfkp9wtxexvqmex8pen">
               <w:r>
                 <w:rPr>
                   <w:rFonts w:ascii="Arial" w:cs="Arial" w:eastAsia="Arial" w:hAnsi="Arial"/>
@@ -24398,7 +24398,7 @@
             <w:pPr>
               <w:spacing w:after="20" w:before="0"/>
             </w:pPr>
-            <w:hyperlink w:history="1" r:id="rIdqj-0ldjr5pki8fbo9rgb1">
+            <w:hyperlink w:history="1" r:id="rId4p3jbglsdjwktfi2i-r3r">
               <w:r>
                 <w:rPr>
                   <w:rFonts w:ascii="Arial" w:cs="Arial" w:eastAsia="Arial" w:hAnsi="Arial"/>
@@ -24431,7 +24431,7 @@
               <w:spacing w:after="10" w:before="0"/>
               <w:ind w:left="120"/>
             </w:pPr>
-            <w:hyperlink w:history="1" r:id="rIdqbpzmhozpxt--mpcnvz7n">
+            <w:hyperlink w:history="1" r:id="rId2k3gi9n36mb7oiny6_0xc">
               <w:r>
                 <w:rPr>
                   <w:rFonts w:ascii="Arial" w:cs="Arial" w:eastAsia="Arial" w:hAnsi="Arial"/>
@@ -24476,7 +24476,7 @@
             <w:pPr>
               <w:spacing w:after="20" w:before="0"/>
             </w:pPr>
-            <w:hyperlink w:history="1" r:id="rIdonr8usi9mkjub4dscxfjn">
+            <w:hyperlink w:history="1" r:id="rId3htbas6_jzgc-b484bq2y">
               <w:r>
                 <w:rPr>
                   <w:rFonts w:ascii="Arial" w:cs="Arial" w:eastAsia="Arial" w:hAnsi="Arial"/>
@@ -24509,7 +24509,7 @@
               <w:spacing w:after="10" w:before="0"/>
               <w:ind w:left="120"/>
             </w:pPr>
-            <w:hyperlink w:history="1" r:id="rIds_uxgtbpo8pxpypzigegw">
+            <w:hyperlink w:history="1" r:id="rIdiwrcvh60whirgnt-cuwz-">
               <w:r>
                 <w:rPr>
                   <w:rFonts w:ascii="Arial" w:cs="Arial" w:eastAsia="Arial" w:hAnsi="Arial"/>
@@ -24704,7 +24704,7 @@
             <w:pPr>
               <w:spacing w:after="20" w:before="0"/>
             </w:pPr>
-            <w:hyperlink w:history="1" r:id="rIdbbwsgi24twu-rlfzslvxg">
+            <w:hyperlink w:history="1" r:id="rIdorarim4i90plj16mgo7bz">
               <w:r>
                 <w:rPr>
                   <w:rFonts w:ascii="Arial" w:cs="Arial" w:eastAsia="Arial" w:hAnsi="Arial"/>
@@ -24737,7 +24737,7 @@
               <w:spacing w:after="10" w:before="0"/>
               <w:ind w:left="120"/>
             </w:pPr>
-            <w:hyperlink w:history="1" r:id="rIdjm1hvisnimz3y-qprjy2v">
+            <w:hyperlink w:history="1" r:id="rIdb8k4lhy5o_fjxsk42c-v0">
               <w:r>
                 <w:rPr>
                   <w:rFonts w:ascii="Arial" w:cs="Arial" w:eastAsia="Arial" w:hAnsi="Arial"/>
@@ -24782,7 +24782,7 @@
             <w:pPr>
               <w:spacing w:after="20" w:before="0"/>
             </w:pPr>
-            <w:hyperlink w:history="1" r:id="rIdykyixqd1tknk7cnpcgc6z">
+            <w:hyperlink w:history="1" r:id="rIdyza6xw4wbrgozvc8v8gnb">
               <w:r>
                 <w:rPr>
                   <w:rFonts w:ascii="Arial" w:cs="Arial" w:eastAsia="Arial" w:hAnsi="Arial"/>
@@ -24815,7 +24815,7 @@
               <w:spacing w:after="10" w:before="0"/>
               <w:ind w:left="120"/>
             </w:pPr>
-            <w:hyperlink w:history="1" r:id="rIdnn_lvs-rs9wkb58rbfels">
+            <w:hyperlink w:history="1" r:id="rIdqodljilzuetwajs8twwkl">
               <w:r>
                 <w:rPr>
                   <w:rFonts w:ascii="Arial" w:cs="Arial" w:eastAsia="Arial" w:hAnsi="Arial"/>

--- a/data/outputs/v2/Core_Mathematics/SS2.6_Area_of_a_Part_of_a_Circle/Core_Mathematics_Area_of_a_Part_of_a_Circle_CBE_LessonSequence.docx
+++ b/data/outputs/v2/Core_Mathematics/SS2.6_Area_of_a_Part_of_a_Circle/Core_Mathematics_Area_of_a_Part_of_a_Circle_CBE_LessonSequence.docx
@@ -3204,7 +3204,7 @@
             <w:pPr>
               <w:spacing w:after="20" w:before="0"/>
             </w:pPr>
-            <w:hyperlink w:history="1" r:id="rIdlwqkuinqjblob3w1vzc0q">
+            <w:hyperlink w:history="1" r:id="rIdbu-agwtma_xx4fq-huemc">
               <w:r>
                 <w:rPr>
                   <w:rFonts w:ascii="Arial" w:cs="Arial" w:eastAsia="Arial" w:hAnsi="Arial"/>
@@ -3237,7 +3237,7 @@
               <w:spacing w:after="10" w:before="0"/>
               <w:ind w:left="120"/>
             </w:pPr>
-            <w:hyperlink w:history="1" r:id="rIdkdjfzhlztpqxxi4lmayfe">
+            <w:hyperlink w:history="1" r:id="rId7eoq5dumeb9fseix0_d1g">
               <w:r>
                 <w:rPr>
                   <w:rFonts w:ascii="Arial" w:cs="Arial" w:eastAsia="Arial" w:hAnsi="Arial"/>
@@ -3282,7 +3282,7 @@
             <w:pPr>
               <w:spacing w:after="20" w:before="0"/>
             </w:pPr>
-            <w:hyperlink w:history="1" r:id="rIdysesvmubi7b8hka6r6tp_">
+            <w:hyperlink w:history="1" r:id="rIdet7iwh2umqebrsoyo9gzx">
               <w:r>
                 <w:rPr>
                   <w:rFonts w:ascii="Arial" w:cs="Arial" w:eastAsia="Arial" w:hAnsi="Arial"/>
@@ -3315,7 +3315,7 @@
               <w:spacing w:after="10" w:before="0"/>
               <w:ind w:left="120"/>
             </w:pPr>
-            <w:hyperlink w:history="1" r:id="rIdmuygeaxdkt86sg6gb9-fr">
+            <w:hyperlink w:history="1" r:id="rIdgvpm-d9pei3c2cchz1qtk">
               <w:r>
                 <w:rPr>
                   <w:rFonts w:ascii="Arial" w:cs="Arial" w:eastAsia="Arial" w:hAnsi="Arial"/>
@@ -3510,7 +3510,7 @@
             <w:pPr>
               <w:spacing w:after="20" w:before="0"/>
             </w:pPr>
-            <w:hyperlink w:history="1" r:id="rIdhg2x61o8-pr5ubhgxmue0">
+            <w:hyperlink w:history="1" r:id="rIdaxyipbpjimwg4s2wzeuwd">
               <w:r>
                 <w:rPr>
                   <w:rFonts w:ascii="Arial" w:cs="Arial" w:eastAsia="Arial" w:hAnsi="Arial"/>
@@ -3543,7 +3543,7 @@
               <w:spacing w:after="10" w:before="0"/>
               <w:ind w:left="120"/>
             </w:pPr>
-            <w:hyperlink w:history="1" r:id="rIdkr9mljrzzofnkatpftwy3">
+            <w:hyperlink w:history="1" r:id="rIdozzslgtljywlyolzs_rqi">
               <w:r>
                 <w:rPr>
                   <w:rFonts w:ascii="Arial" w:cs="Arial" w:eastAsia="Arial" w:hAnsi="Arial"/>
@@ -3588,7 +3588,7 @@
             <w:pPr>
               <w:spacing w:after="20" w:before="0"/>
             </w:pPr>
-            <w:hyperlink w:history="1" r:id="rIdlqht99ypthrudukp4vng9">
+            <w:hyperlink w:history="1" r:id="rIdptfc8horidfo0zhzkakbt">
               <w:r>
                 <w:rPr>
                   <w:rFonts w:ascii="Arial" w:cs="Arial" w:eastAsia="Arial" w:hAnsi="Arial"/>
@@ -3621,7 +3621,7 @@
               <w:spacing w:after="10" w:before="0"/>
               <w:ind w:left="120"/>
             </w:pPr>
-            <w:hyperlink w:history="1" r:id="rId-hlt1naokqddek5d6kd6e">
+            <w:hyperlink w:history="1" r:id="rIdf18gtsra7nqxnoqolxnhf">
               <w:r>
                 <w:rPr>
                   <w:rFonts w:ascii="Arial" w:cs="Arial" w:eastAsia="Arial" w:hAnsi="Arial"/>
@@ -3816,7 +3816,7 @@
             <w:pPr>
               <w:spacing w:after="20" w:before="0"/>
             </w:pPr>
-            <w:hyperlink w:history="1" r:id="rIdugi9kxshjyrz8vab2wpso">
+            <w:hyperlink w:history="1" r:id="rIdu6lejr3iq1mal8su-n5ik">
               <w:r>
                 <w:rPr>
                   <w:rFonts w:ascii="Arial" w:cs="Arial" w:eastAsia="Arial" w:hAnsi="Arial"/>
@@ -3849,7 +3849,7 @@
               <w:spacing w:after="10" w:before="0"/>
               <w:ind w:left="120"/>
             </w:pPr>
-            <w:hyperlink w:history="1" r:id="rId6h-soww0yb_xoxzkdehss">
+            <w:hyperlink w:history="1" r:id="rIdnlqvfizidxk0odkq9pw_y">
               <w:r>
                 <w:rPr>
                   <w:rFonts w:ascii="Arial" w:cs="Arial" w:eastAsia="Arial" w:hAnsi="Arial"/>
@@ -3894,7 +3894,7 @@
             <w:pPr>
               <w:spacing w:after="20" w:before="0"/>
             </w:pPr>
-            <w:hyperlink w:history="1" r:id="rIdm82lbf14dgyckprjbqrit">
+            <w:hyperlink w:history="1" r:id="rId7efbhtvbxfb5ijudesstw">
               <w:r>
                 <w:rPr>
                   <w:rFonts w:ascii="Arial" w:cs="Arial" w:eastAsia="Arial" w:hAnsi="Arial"/>
@@ -3927,7 +3927,7 @@
               <w:spacing w:after="10" w:before="0"/>
               <w:ind w:left="120"/>
             </w:pPr>
-            <w:hyperlink w:history="1" r:id="rIdvb2duszoxekkzmj1tz7aw">
+            <w:hyperlink w:history="1" r:id="rIdsich5vsgvyz0hujykcj4h">
               <w:r>
                 <w:rPr>
                   <w:rFonts w:ascii="Arial" w:cs="Arial" w:eastAsia="Arial" w:hAnsi="Arial"/>
@@ -4122,7 +4122,7 @@
             <w:pPr>
               <w:spacing w:after="20" w:before="0"/>
             </w:pPr>
-            <w:hyperlink w:history="1" r:id="rIdab1wgcws3wztbskihwuj8">
+            <w:hyperlink w:history="1" r:id="rId4l28iyko7rdqcicbghu6x">
               <w:r>
                 <w:rPr>
                   <w:rFonts w:ascii="Arial" w:cs="Arial" w:eastAsia="Arial" w:hAnsi="Arial"/>
@@ -4155,7 +4155,7 @@
               <w:spacing w:after="10" w:before="0"/>
               <w:ind w:left="120"/>
             </w:pPr>
-            <w:hyperlink w:history="1" r:id="rIdee3nabzifn9jv3m91udmg">
+            <w:hyperlink w:history="1" r:id="rIdc6rxt9d95jljmtp0brkr8">
               <w:r>
                 <w:rPr>
                   <w:rFonts w:ascii="Arial" w:cs="Arial" w:eastAsia="Arial" w:hAnsi="Arial"/>
@@ -4200,7 +4200,7 @@
             <w:pPr>
               <w:spacing w:after="20" w:before="0"/>
             </w:pPr>
-            <w:hyperlink w:history="1" r:id="rIdoi6fj_kybjrfbqgwhdod6">
+            <w:hyperlink w:history="1" r:id="rIdnrd9anjogltzdhk6qocr9">
               <w:r>
                 <w:rPr>
                   <w:rFonts w:ascii="Arial" w:cs="Arial" w:eastAsia="Arial" w:hAnsi="Arial"/>
@@ -4233,7 +4233,7 @@
               <w:spacing w:after="10" w:before="0"/>
               <w:ind w:left="120"/>
             </w:pPr>
-            <w:hyperlink w:history="1" r:id="rIdklvrvxjdgrhvga0lnoutw">
+            <w:hyperlink w:history="1" r:id="rIdd6-jzwghghdkvqalbfoio">
               <w:r>
                 <w:rPr>
                   <w:rFonts w:ascii="Arial" w:cs="Arial" w:eastAsia="Arial" w:hAnsi="Arial"/>
@@ -4428,7 +4428,7 @@
             <w:pPr>
               <w:spacing w:after="20" w:before="0"/>
             </w:pPr>
-            <w:hyperlink w:history="1" r:id="rId9h0ynzezn-_zzrx6idjtz">
+            <w:hyperlink w:history="1" r:id="rIdyjrgehsoxat5tqcn-s_85">
               <w:r>
                 <w:rPr>
                   <w:rFonts w:ascii="Arial" w:cs="Arial" w:eastAsia="Arial" w:hAnsi="Arial"/>
@@ -4461,7 +4461,7 @@
               <w:spacing w:after="10" w:before="0"/>
               <w:ind w:left="120"/>
             </w:pPr>
-            <w:hyperlink w:history="1" r:id="rIdawnkgsoq1iydh3yl7ituc">
+            <w:hyperlink w:history="1" r:id="rIdeej-slhb0cb2csgphvws5">
               <w:r>
                 <w:rPr>
                   <w:rFonts w:ascii="Arial" w:cs="Arial" w:eastAsia="Arial" w:hAnsi="Arial"/>
@@ -4506,7 +4506,7 @@
             <w:pPr>
               <w:spacing w:after="20" w:before="0"/>
             </w:pPr>
-            <w:hyperlink w:history="1" r:id="rId2hm9pwp-xd8rfdb0apleo">
+            <w:hyperlink w:history="1" r:id="rIdfq8yq7wvieh9indl_j4bf">
               <w:r>
                 <w:rPr>
                   <w:rFonts w:ascii="Arial" w:cs="Arial" w:eastAsia="Arial" w:hAnsi="Arial"/>
@@ -4539,7 +4539,7 @@
               <w:spacing w:after="10" w:before="0"/>
               <w:ind w:left="120"/>
             </w:pPr>
-            <w:hyperlink w:history="1" r:id="rIdqhjysxutrobvdums4_cuv">
+            <w:hyperlink w:history="1" r:id="rIdw-wqe0gzljovnxen9o20p">
               <w:r>
                 <w:rPr>
                   <w:rFonts w:ascii="Arial" w:cs="Arial" w:eastAsia="Arial" w:hAnsi="Arial"/>
@@ -6026,7 +6026,7 @@
             <w:pPr>
               <w:spacing w:after="20" w:before="0"/>
             </w:pPr>
-            <w:hyperlink w:history="1" r:id="rIdjrsjcl-ce5rvgczrrfcyq">
+            <w:hyperlink w:history="1" r:id="rIdewt0-tgbrjeqcwnpdxvwd">
               <w:r>
                 <w:rPr>
                   <w:rFonts w:ascii="Arial" w:cs="Arial" w:eastAsia="Arial" w:hAnsi="Arial"/>
@@ -6059,7 +6059,7 @@
               <w:spacing w:after="10" w:before="0"/>
               <w:ind w:left="120"/>
             </w:pPr>
-            <w:hyperlink w:history="1" r:id="rId7eazzdtydpeim4dv2z8ke">
+            <w:hyperlink w:history="1" r:id="rIdlec_qutzclaqzty-gzfc9">
               <w:r>
                 <w:rPr>
                   <w:rFonts w:ascii="Arial" w:cs="Arial" w:eastAsia="Arial" w:hAnsi="Arial"/>
@@ -6104,7 +6104,7 @@
             <w:pPr>
               <w:spacing w:after="20" w:before="0"/>
             </w:pPr>
-            <w:hyperlink w:history="1" r:id="rIdqhqiog12iz1umru9pix2a">
+            <w:hyperlink w:history="1" r:id="rId8t4wwl3apfqs4ehpi9_z2">
               <w:r>
                 <w:rPr>
                   <w:rFonts w:ascii="Arial" w:cs="Arial" w:eastAsia="Arial" w:hAnsi="Arial"/>
@@ -6137,7 +6137,7 @@
               <w:spacing w:after="10" w:before="0"/>
               <w:ind w:left="120"/>
             </w:pPr>
-            <w:hyperlink w:history="1" r:id="rIdu7oxgg_thl0fw0wazbvdu">
+            <w:hyperlink w:history="1" r:id="rIdztwq6fgmgulq95lxoe7np">
               <w:r>
                 <w:rPr>
                   <w:rFonts w:ascii="Arial" w:cs="Arial" w:eastAsia="Arial" w:hAnsi="Arial"/>
@@ -6332,7 +6332,7 @@
             <w:pPr>
               <w:spacing w:after="20" w:before="0"/>
             </w:pPr>
-            <w:hyperlink w:history="1" r:id="rIdawuznepijmzqd4vzg6bfe">
+            <w:hyperlink w:history="1" r:id="rIdmfpcrkycmosqsdx6ko2ll">
               <w:r>
                 <w:rPr>
                   <w:rFonts w:ascii="Arial" w:cs="Arial" w:eastAsia="Arial" w:hAnsi="Arial"/>
@@ -6365,7 +6365,7 @@
               <w:spacing w:after="10" w:before="0"/>
               <w:ind w:left="120"/>
             </w:pPr>
-            <w:hyperlink w:history="1" r:id="rIdcirtyo6vcljvvqgjlf9jq">
+            <w:hyperlink w:history="1" r:id="rIduck6tjabi3libhojo_4ic">
               <w:r>
                 <w:rPr>
                   <w:rFonts w:ascii="Arial" w:cs="Arial" w:eastAsia="Arial" w:hAnsi="Arial"/>
@@ -6410,7 +6410,7 @@
             <w:pPr>
               <w:spacing w:after="20" w:before="0"/>
             </w:pPr>
-            <w:hyperlink w:history="1" r:id="rIdy_odg6pamsvy06j3njf7x">
+            <w:hyperlink w:history="1" r:id="rIdzvpv8gzviecajykax6wmu">
               <w:r>
                 <w:rPr>
                   <w:rFonts w:ascii="Arial" w:cs="Arial" w:eastAsia="Arial" w:hAnsi="Arial"/>
@@ -6443,7 +6443,7 @@
               <w:spacing w:after="10" w:before="0"/>
               <w:ind w:left="120"/>
             </w:pPr>
-            <w:hyperlink w:history="1" r:id="rIdlx9fp37qm2yxlwwtysp0s">
+            <w:hyperlink w:history="1" r:id="rIdhl5-s-_ua-ogmbsryslsb">
               <w:r>
                 <w:rPr>
                   <w:rFonts w:ascii="Arial" w:cs="Arial" w:eastAsia="Arial" w:hAnsi="Arial"/>
@@ -6638,7 +6638,7 @@
             <w:pPr>
               <w:spacing w:after="20" w:before="0"/>
             </w:pPr>
-            <w:hyperlink w:history="1" r:id="rId4fszfzj6-osfgrkjt0qvv">
+            <w:hyperlink w:history="1" r:id="rIddzgwl12g7x07g4rpcffcj">
               <w:r>
                 <w:rPr>
                   <w:rFonts w:ascii="Arial" w:cs="Arial" w:eastAsia="Arial" w:hAnsi="Arial"/>
@@ -6671,7 +6671,7 @@
               <w:spacing w:after="10" w:before="0"/>
               <w:ind w:left="120"/>
             </w:pPr>
-            <w:hyperlink w:history="1" r:id="rIdkzsal27j0q9rstglab9rj">
+            <w:hyperlink w:history="1" r:id="rIdhzlraa2jaemj81kj9fotf">
               <w:r>
                 <w:rPr>
                   <w:rFonts w:ascii="Arial" w:cs="Arial" w:eastAsia="Arial" w:hAnsi="Arial"/>
@@ -6716,7 +6716,7 @@
             <w:pPr>
               <w:spacing w:after="20" w:before="0"/>
             </w:pPr>
-            <w:hyperlink w:history="1" r:id="rIdyzaaz6iy3aj9ucbsoq6n0">
+            <w:hyperlink w:history="1" r:id="rIdfph5d25z-rlaao3cehgvp">
               <w:r>
                 <w:rPr>
                   <w:rFonts w:ascii="Arial" w:cs="Arial" w:eastAsia="Arial" w:hAnsi="Arial"/>
@@ -6749,7 +6749,7 @@
               <w:spacing w:after="10" w:before="0"/>
               <w:ind w:left="120"/>
             </w:pPr>
-            <w:hyperlink w:history="1" r:id="rId7qzoskblknmldmvu4yjwr">
+            <w:hyperlink w:history="1" r:id="rIdw6y4wl5wcjdovgfqxrtbl">
               <w:r>
                 <w:rPr>
                   <w:rFonts w:ascii="Arial" w:cs="Arial" w:eastAsia="Arial" w:hAnsi="Arial"/>
@@ -6944,7 +6944,7 @@
             <w:pPr>
               <w:spacing w:after="20" w:before="0"/>
             </w:pPr>
-            <w:hyperlink w:history="1" r:id="rIdfcz-lxrjx39x6wz4hkrjz">
+            <w:hyperlink w:history="1" r:id="rId1e5jqzdhzeaoff2hxgah_">
               <w:r>
                 <w:rPr>
                   <w:rFonts w:ascii="Arial" w:cs="Arial" w:eastAsia="Arial" w:hAnsi="Arial"/>
@@ -6977,7 +6977,7 @@
               <w:spacing w:after="10" w:before="0"/>
               <w:ind w:left="120"/>
             </w:pPr>
-            <w:hyperlink w:history="1" r:id="rIdoutlmbkp53jeqtirtf-x7">
+            <w:hyperlink w:history="1" r:id="rIdgaksa_kl6jmfygemjnxhu">
               <w:r>
                 <w:rPr>
                   <w:rFonts w:ascii="Arial" w:cs="Arial" w:eastAsia="Arial" w:hAnsi="Arial"/>
@@ -7022,7 +7022,7 @@
             <w:pPr>
               <w:spacing w:after="20" w:before="0"/>
             </w:pPr>
-            <w:hyperlink w:history="1" r:id="rIdqf6vjejmx6m2eeqzfqe4e">
+            <w:hyperlink w:history="1" r:id="rIdon5cmxzr5emltpl6mzhgd">
               <w:r>
                 <w:rPr>
                   <w:rFonts w:ascii="Arial" w:cs="Arial" w:eastAsia="Arial" w:hAnsi="Arial"/>
@@ -7055,7 +7055,7 @@
               <w:spacing w:after="10" w:before="0"/>
               <w:ind w:left="120"/>
             </w:pPr>
-            <w:hyperlink w:history="1" r:id="rIdnbjakpvxdwbvw-y5xhmop">
+            <w:hyperlink w:history="1" r:id="rId5lh2bilrny1nfdji_-81x">
               <w:r>
                 <w:rPr>
                   <w:rFonts w:ascii="Arial" w:cs="Arial" w:eastAsia="Arial" w:hAnsi="Arial"/>
@@ -7250,7 +7250,7 @@
             <w:pPr>
               <w:spacing w:after="20" w:before="0"/>
             </w:pPr>
-            <w:hyperlink w:history="1" r:id="rIdrhgmvblzgpcfktmyxtk5f">
+            <w:hyperlink w:history="1" r:id="rId4wqdiq24zpz6lq3f8v5zn">
               <w:r>
                 <w:rPr>
                   <w:rFonts w:ascii="Arial" w:cs="Arial" w:eastAsia="Arial" w:hAnsi="Arial"/>
@@ -7283,7 +7283,7 @@
               <w:spacing w:after="10" w:before="0"/>
               <w:ind w:left="120"/>
             </w:pPr>
-            <w:hyperlink w:history="1" r:id="rId1xvm4vd9n2xdrzzrgo99x">
+            <w:hyperlink w:history="1" r:id="rIdfoyvygxiodtoaff2bdpjl">
               <w:r>
                 <w:rPr>
                   <w:rFonts w:ascii="Arial" w:cs="Arial" w:eastAsia="Arial" w:hAnsi="Arial"/>
@@ -7328,7 +7328,7 @@
             <w:pPr>
               <w:spacing w:after="20" w:before="0"/>
             </w:pPr>
-            <w:hyperlink w:history="1" r:id="rIdd2ciutkicb85p71w77v-o">
+            <w:hyperlink w:history="1" r:id="rIdlozwc0oulg91a16m_qqyf">
               <w:r>
                 <w:rPr>
                   <w:rFonts w:ascii="Arial" w:cs="Arial" w:eastAsia="Arial" w:hAnsi="Arial"/>
@@ -7361,7 +7361,7 @@
               <w:spacing w:after="10" w:before="0"/>
               <w:ind w:left="120"/>
             </w:pPr>
-            <w:hyperlink w:history="1" r:id="rIdyzhojpg4aj8owbhrwfivw">
+            <w:hyperlink w:history="1" r:id="rId5zdeem0x5xt_2qpffzb8k">
               <w:r>
                 <w:rPr>
                   <w:rFonts w:ascii="Arial" w:cs="Arial" w:eastAsia="Arial" w:hAnsi="Arial"/>
@@ -8848,7 +8848,7 @@
             <w:pPr>
               <w:spacing w:after="20" w:before="0"/>
             </w:pPr>
-            <w:hyperlink w:history="1" r:id="rIdkj6hb1gq0j9z2ni5gintu">
+            <w:hyperlink w:history="1" r:id="rIdlrvqswe36bfrqltwkv-w4">
               <w:r>
                 <w:rPr>
                   <w:rFonts w:ascii="Arial" w:cs="Arial" w:eastAsia="Arial" w:hAnsi="Arial"/>
@@ -8881,7 +8881,7 @@
               <w:spacing w:after="10" w:before="0"/>
               <w:ind w:left="120"/>
             </w:pPr>
-            <w:hyperlink w:history="1" r:id="rId64w4slbm6fofposexhueg">
+            <w:hyperlink w:history="1" r:id="rIdxbjzgbpnov7z_bqfuud7u">
               <w:r>
                 <w:rPr>
                   <w:rFonts w:ascii="Arial" w:cs="Arial" w:eastAsia="Arial" w:hAnsi="Arial"/>
@@ -8926,7 +8926,7 @@
             <w:pPr>
               <w:spacing w:after="20" w:before="0"/>
             </w:pPr>
-            <w:hyperlink w:history="1" r:id="rIdsf4gil4ipfw5xc7_hgeba">
+            <w:hyperlink w:history="1" r:id="rIdwevmdndlhsjykwrhoy10x">
               <w:r>
                 <w:rPr>
                   <w:rFonts w:ascii="Arial" w:cs="Arial" w:eastAsia="Arial" w:hAnsi="Arial"/>
@@ -8959,7 +8959,7 @@
               <w:spacing w:after="10" w:before="0"/>
               <w:ind w:left="120"/>
             </w:pPr>
-            <w:hyperlink w:history="1" r:id="rIdvzliyyef79buhlov7cyod">
+            <w:hyperlink w:history="1" r:id="rIdcnblqpjtp9idnixzidn-7">
               <w:r>
                 <w:rPr>
                   <w:rFonts w:ascii="Arial" w:cs="Arial" w:eastAsia="Arial" w:hAnsi="Arial"/>
@@ -9154,7 +9154,7 @@
             <w:pPr>
               <w:spacing w:after="20" w:before="0"/>
             </w:pPr>
-            <w:hyperlink w:history="1" r:id="rIdhawfpjmrecy42wlumzh59">
+            <w:hyperlink w:history="1" r:id="rIdtz8cn209tnb1wnvb3bksq">
               <w:r>
                 <w:rPr>
                   <w:rFonts w:ascii="Arial" w:cs="Arial" w:eastAsia="Arial" w:hAnsi="Arial"/>
@@ -9187,7 +9187,7 @@
               <w:spacing w:after="10" w:before="0"/>
               <w:ind w:left="120"/>
             </w:pPr>
-            <w:hyperlink w:history="1" r:id="rIdlyr2_vrswz2rpvzdsxsn3">
+            <w:hyperlink w:history="1" r:id="rIdzof1bnocqhop-saa_abup">
               <w:r>
                 <w:rPr>
                   <w:rFonts w:ascii="Arial" w:cs="Arial" w:eastAsia="Arial" w:hAnsi="Arial"/>
@@ -9232,7 +9232,7 @@
             <w:pPr>
               <w:spacing w:after="20" w:before="0"/>
             </w:pPr>
-            <w:hyperlink w:history="1" r:id="rId0ej1aly6z8t22pxo0miqo">
+            <w:hyperlink w:history="1" r:id="rIdrbkgixbvya47zmukqsq7e">
               <w:r>
                 <w:rPr>
                   <w:rFonts w:ascii="Arial" w:cs="Arial" w:eastAsia="Arial" w:hAnsi="Arial"/>
@@ -9265,7 +9265,7 @@
               <w:spacing w:after="10" w:before="0"/>
               <w:ind w:left="120"/>
             </w:pPr>
-            <w:hyperlink w:history="1" r:id="rIdsrjswa5oqs2rboicdtxck">
+            <w:hyperlink w:history="1" r:id="rIdicv_7o5kznepcfdzbcecq">
               <w:r>
                 <w:rPr>
                   <w:rFonts w:ascii="Arial" w:cs="Arial" w:eastAsia="Arial" w:hAnsi="Arial"/>
@@ -9460,7 +9460,7 @@
             <w:pPr>
               <w:spacing w:after="20" w:before="0"/>
             </w:pPr>
-            <w:hyperlink w:history="1" r:id="rIdjyff1jetvsionkevw46sv">
+            <w:hyperlink w:history="1" r:id="rIdhdulsrpuisoaqoniuyhxs">
               <w:r>
                 <w:rPr>
                   <w:rFonts w:ascii="Arial" w:cs="Arial" w:eastAsia="Arial" w:hAnsi="Arial"/>
@@ -9493,7 +9493,7 @@
               <w:spacing w:after="10" w:before="0"/>
               <w:ind w:left="120"/>
             </w:pPr>
-            <w:hyperlink w:history="1" r:id="rId9whbgk0my-rb_rcnl_wum">
+            <w:hyperlink w:history="1" r:id="rIdjjclyhfol89jg1qzed7cc">
               <w:r>
                 <w:rPr>
                   <w:rFonts w:ascii="Arial" w:cs="Arial" w:eastAsia="Arial" w:hAnsi="Arial"/>
@@ -9538,7 +9538,7 @@
             <w:pPr>
               <w:spacing w:after="20" w:before="0"/>
             </w:pPr>
-            <w:hyperlink w:history="1" r:id="rId8o72gduxiaoesxvvq6hkd">
+            <w:hyperlink w:history="1" r:id="rIdhgfhzc33nme8nc4wqqsi1">
               <w:r>
                 <w:rPr>
                   <w:rFonts w:ascii="Arial" w:cs="Arial" w:eastAsia="Arial" w:hAnsi="Arial"/>
@@ -9571,7 +9571,7 @@
               <w:spacing w:after="10" w:before="0"/>
               <w:ind w:left="120"/>
             </w:pPr>
-            <w:hyperlink w:history="1" r:id="rId4snhzekdtxh44bxhjdb4b">
+            <w:hyperlink w:history="1" r:id="rIdkgfqbv054bvuksuxksqth">
               <w:r>
                 <w:rPr>
                   <w:rFonts w:ascii="Arial" w:cs="Arial" w:eastAsia="Arial" w:hAnsi="Arial"/>
@@ -9766,7 +9766,7 @@
             <w:pPr>
               <w:spacing w:after="20" w:before="0"/>
             </w:pPr>
-            <w:hyperlink w:history="1" r:id="rIdzxuthp_uu77qr3dpsc9j4">
+            <w:hyperlink w:history="1" r:id="rIdoyeq__mvo0epejxq2dknf">
               <w:r>
                 <w:rPr>
                   <w:rFonts w:ascii="Arial" w:cs="Arial" w:eastAsia="Arial" w:hAnsi="Arial"/>
@@ -9799,7 +9799,7 @@
               <w:spacing w:after="10" w:before="0"/>
               <w:ind w:left="120"/>
             </w:pPr>
-            <w:hyperlink w:history="1" r:id="rIdtitmsqjcluaxmculdugm8">
+            <w:hyperlink w:history="1" r:id="rIdpnotaf57rai8gzfas5qie">
               <w:r>
                 <w:rPr>
                   <w:rFonts w:ascii="Arial" w:cs="Arial" w:eastAsia="Arial" w:hAnsi="Arial"/>
@@ -9844,7 +9844,7 @@
             <w:pPr>
               <w:spacing w:after="20" w:before="0"/>
             </w:pPr>
-            <w:hyperlink w:history="1" r:id="rIdla1k3il12mictry1qhway">
+            <w:hyperlink w:history="1" r:id="rIdeudznugfza40kj-qbdgga">
               <w:r>
                 <w:rPr>
                   <w:rFonts w:ascii="Arial" w:cs="Arial" w:eastAsia="Arial" w:hAnsi="Arial"/>
@@ -9877,7 +9877,7 @@
               <w:spacing w:after="10" w:before="0"/>
               <w:ind w:left="120"/>
             </w:pPr>
-            <w:hyperlink w:history="1" r:id="rIdzzltev3-jpix1ywjtsgsc">
+            <w:hyperlink w:history="1" r:id="rIdg8-l24vdlgmoqoiuv0cbx">
               <w:r>
                 <w:rPr>
                   <w:rFonts w:ascii="Arial" w:cs="Arial" w:eastAsia="Arial" w:hAnsi="Arial"/>
@@ -10072,7 +10072,7 @@
             <w:pPr>
               <w:spacing w:after="20" w:before="0"/>
             </w:pPr>
-            <w:hyperlink w:history="1" r:id="rIddy0elyt3vlexzwpvhgyth">
+            <w:hyperlink w:history="1" r:id="rIdttjubzpogqo65gxyh0sch">
               <w:r>
                 <w:rPr>
                   <w:rFonts w:ascii="Arial" w:cs="Arial" w:eastAsia="Arial" w:hAnsi="Arial"/>
@@ -10105,7 +10105,7 @@
               <w:spacing w:after="10" w:before="0"/>
               <w:ind w:left="120"/>
             </w:pPr>
-            <w:hyperlink w:history="1" r:id="rIdxaik3gszzcjmvbdvn7biw">
+            <w:hyperlink w:history="1" r:id="rIdxeguij1wmi6iefntdebpi">
               <w:r>
                 <w:rPr>
                   <w:rFonts w:ascii="Arial" w:cs="Arial" w:eastAsia="Arial" w:hAnsi="Arial"/>
@@ -10150,7 +10150,7 @@
             <w:pPr>
               <w:spacing w:after="20" w:before="0"/>
             </w:pPr>
-            <w:hyperlink w:history="1" r:id="rId0nzki0bglyjfjib-kwbeg">
+            <w:hyperlink w:history="1" r:id="rIdrxujkop5b5bvhxe-ej05z">
               <w:r>
                 <w:rPr>
                   <w:rFonts w:ascii="Arial" w:cs="Arial" w:eastAsia="Arial" w:hAnsi="Arial"/>
@@ -10183,7 +10183,7 @@
               <w:spacing w:after="10" w:before="0"/>
               <w:ind w:left="120"/>
             </w:pPr>
-            <w:hyperlink w:history="1" r:id="rIdb0sly8mibbvfk36qy26r9">
+            <w:hyperlink w:history="1" r:id="rIdqooee1n-ditvvnkhys3ho">
               <w:r>
                 <w:rPr>
                   <w:rFonts w:ascii="Arial" w:cs="Arial" w:eastAsia="Arial" w:hAnsi="Arial"/>
@@ -11670,7 +11670,7 @@
             <w:pPr>
               <w:spacing w:after="20" w:before="0"/>
             </w:pPr>
-            <w:hyperlink w:history="1" r:id="rIdnpbyptqftyk_c_y_r8zpx">
+            <w:hyperlink w:history="1" r:id="rIdtoxstwytkihrksgne_1ua">
               <w:r>
                 <w:rPr>
                   <w:rFonts w:ascii="Arial" w:cs="Arial" w:eastAsia="Arial" w:hAnsi="Arial"/>
@@ -11703,7 +11703,7 @@
               <w:spacing w:after="10" w:before="0"/>
               <w:ind w:left="120"/>
             </w:pPr>
-            <w:hyperlink w:history="1" r:id="rIdct05cythuuvcudmtphsg3">
+            <w:hyperlink w:history="1" r:id="rIdwkss2yj16varmn2dcbkgj">
               <w:r>
                 <w:rPr>
                   <w:rFonts w:ascii="Arial" w:cs="Arial" w:eastAsia="Arial" w:hAnsi="Arial"/>
@@ -11748,7 +11748,7 @@
             <w:pPr>
               <w:spacing w:after="20" w:before="0"/>
             </w:pPr>
-            <w:hyperlink w:history="1" r:id="rId0k-rdd3_xd76_nhqzv99h">
+            <w:hyperlink w:history="1" r:id="rId0uyoj7jti1zvjo6bxmttp">
               <w:r>
                 <w:rPr>
                   <w:rFonts w:ascii="Arial" w:cs="Arial" w:eastAsia="Arial" w:hAnsi="Arial"/>
@@ -11781,7 +11781,7 @@
               <w:spacing w:after="10" w:before="0"/>
               <w:ind w:left="120"/>
             </w:pPr>
-            <w:hyperlink w:history="1" r:id="rIdnikcp9tlmit8d5wac9xtg">
+            <w:hyperlink w:history="1" r:id="rIdgp_vnoanpqi7c-ueiisrf">
               <w:r>
                 <w:rPr>
                   <w:rFonts w:ascii="Arial" w:cs="Arial" w:eastAsia="Arial" w:hAnsi="Arial"/>
@@ -11976,7 +11976,7 @@
             <w:pPr>
               <w:spacing w:after="20" w:before="0"/>
             </w:pPr>
-            <w:hyperlink w:history="1" r:id="rId004skuwzozvqy9vmmdqsb">
+            <w:hyperlink w:history="1" r:id="rIdcpq8v8ylref5w_4upe_tm">
               <w:r>
                 <w:rPr>
                   <w:rFonts w:ascii="Arial" w:cs="Arial" w:eastAsia="Arial" w:hAnsi="Arial"/>
@@ -12009,7 +12009,7 @@
               <w:spacing w:after="10" w:before="0"/>
               <w:ind w:left="120"/>
             </w:pPr>
-            <w:hyperlink w:history="1" r:id="rIdvr5b_bramli3kcznfuq1s">
+            <w:hyperlink w:history="1" r:id="rIdghbhedu4e5yfupz1swdq3">
               <w:r>
                 <w:rPr>
                   <w:rFonts w:ascii="Arial" w:cs="Arial" w:eastAsia="Arial" w:hAnsi="Arial"/>
@@ -12054,7 +12054,7 @@
             <w:pPr>
               <w:spacing w:after="20" w:before="0"/>
             </w:pPr>
-            <w:hyperlink w:history="1" r:id="rIdml6lljbmg4lw0ajxza6m6">
+            <w:hyperlink w:history="1" r:id="rIdnxh2mcqzrzuda610pbuev">
               <w:r>
                 <w:rPr>
                   <w:rFonts w:ascii="Arial" w:cs="Arial" w:eastAsia="Arial" w:hAnsi="Arial"/>
@@ -12087,7 +12087,7 @@
               <w:spacing w:after="10" w:before="0"/>
               <w:ind w:left="120"/>
             </w:pPr>
-            <w:hyperlink w:history="1" r:id="rId51gysh8g08pgfnfsx1fi3">
+            <w:hyperlink w:history="1" r:id="rIdkxxxznn0ucfbqlypsufku">
               <w:r>
                 <w:rPr>
                   <w:rFonts w:ascii="Arial" w:cs="Arial" w:eastAsia="Arial" w:hAnsi="Arial"/>
@@ -12282,7 +12282,7 @@
             <w:pPr>
               <w:spacing w:after="20" w:before="0"/>
             </w:pPr>
-            <w:hyperlink w:history="1" r:id="rId79lt3copae7lryspklz-u">
+            <w:hyperlink w:history="1" r:id="rIdbowz8mwar0hpzxsf0q5ps">
               <w:r>
                 <w:rPr>
                   <w:rFonts w:ascii="Arial" w:cs="Arial" w:eastAsia="Arial" w:hAnsi="Arial"/>
@@ -12315,7 +12315,7 @@
               <w:spacing w:after="10" w:before="0"/>
               <w:ind w:left="120"/>
             </w:pPr>
-            <w:hyperlink w:history="1" r:id="rIdjtdunys1gi1evbrkyzdiz">
+            <w:hyperlink w:history="1" r:id="rIdyl-4oiio5l1lzluzixhca">
               <w:r>
                 <w:rPr>
                   <w:rFonts w:ascii="Arial" w:cs="Arial" w:eastAsia="Arial" w:hAnsi="Arial"/>
@@ -12360,7 +12360,7 @@
             <w:pPr>
               <w:spacing w:after="20" w:before="0"/>
             </w:pPr>
-            <w:hyperlink w:history="1" r:id="rId0g_qqnh4eqvk3vedm_mmy">
+            <w:hyperlink w:history="1" r:id="rIdcm3jvkhigq4dzq87gtpb0">
               <w:r>
                 <w:rPr>
                   <w:rFonts w:ascii="Arial" w:cs="Arial" w:eastAsia="Arial" w:hAnsi="Arial"/>
@@ -12393,7 +12393,7 @@
               <w:spacing w:after="10" w:before="0"/>
               <w:ind w:left="120"/>
             </w:pPr>
-            <w:hyperlink w:history="1" r:id="rIdbjdwabpw8sxykgb-dwxdf">
+            <w:hyperlink w:history="1" r:id="rIdppog5ohrmhrttmd8weume">
               <w:r>
                 <w:rPr>
                   <w:rFonts w:ascii="Arial" w:cs="Arial" w:eastAsia="Arial" w:hAnsi="Arial"/>
@@ -12588,7 +12588,7 @@
             <w:pPr>
               <w:spacing w:after="20" w:before="0"/>
             </w:pPr>
-            <w:hyperlink w:history="1" r:id="rIdjhttk1iomkjbhb6s9osd6">
+            <w:hyperlink w:history="1" r:id="rIdiiid5swtg2fnfoollvsbp">
               <w:r>
                 <w:rPr>
                   <w:rFonts w:ascii="Arial" w:cs="Arial" w:eastAsia="Arial" w:hAnsi="Arial"/>
@@ -12621,7 +12621,7 @@
               <w:spacing w:after="10" w:before="0"/>
               <w:ind w:left="120"/>
             </w:pPr>
-            <w:hyperlink w:history="1" r:id="rId2shbqxnim4nhqwqep6wm3">
+            <w:hyperlink w:history="1" r:id="rIdveks6bs0l5dhbavh8ytxo">
               <w:r>
                 <w:rPr>
                   <w:rFonts w:ascii="Arial" w:cs="Arial" w:eastAsia="Arial" w:hAnsi="Arial"/>
@@ -12666,7 +12666,7 @@
             <w:pPr>
               <w:spacing w:after="20" w:before="0"/>
             </w:pPr>
-            <w:hyperlink w:history="1" r:id="rIdks-m0i1-azollbred---n">
+            <w:hyperlink w:history="1" r:id="rIdxdnz1bdq16swgkb-1cebf">
               <w:r>
                 <w:rPr>
                   <w:rFonts w:ascii="Arial" w:cs="Arial" w:eastAsia="Arial" w:hAnsi="Arial"/>
@@ -12699,7 +12699,7 @@
               <w:spacing w:after="10" w:before="0"/>
               <w:ind w:left="120"/>
             </w:pPr>
-            <w:hyperlink w:history="1" r:id="rIdt3hwqddlddojtyb4ozm-0">
+            <w:hyperlink w:history="1" r:id="rIdkcrllcy6gy3ex8ccbzs-l">
               <w:r>
                 <w:rPr>
                   <w:rFonts w:ascii="Arial" w:cs="Arial" w:eastAsia="Arial" w:hAnsi="Arial"/>
@@ -12894,7 +12894,7 @@
             <w:pPr>
               <w:spacing w:after="20" w:before="0"/>
             </w:pPr>
-            <w:hyperlink w:history="1" r:id="rIdes39gjbkgqdyvkqzrtzb6">
+            <w:hyperlink w:history="1" r:id="rIdphqdr8lbb5jwhqcumdaoq">
               <w:r>
                 <w:rPr>
                   <w:rFonts w:ascii="Arial" w:cs="Arial" w:eastAsia="Arial" w:hAnsi="Arial"/>
@@ -12927,7 +12927,7 @@
               <w:spacing w:after="10" w:before="0"/>
               <w:ind w:left="120"/>
             </w:pPr>
-            <w:hyperlink w:history="1" r:id="rId8tmynxkimqahtp0vxhdfq">
+            <w:hyperlink w:history="1" r:id="rIdkqzjdkzlu8son9gg9v-iw">
               <w:r>
                 <w:rPr>
                   <w:rFonts w:ascii="Arial" w:cs="Arial" w:eastAsia="Arial" w:hAnsi="Arial"/>
@@ -12972,7 +12972,7 @@
             <w:pPr>
               <w:spacing w:after="20" w:before="0"/>
             </w:pPr>
-            <w:hyperlink w:history="1" r:id="rIdcmwfjip5znaihv4ow5lsf">
+            <w:hyperlink w:history="1" r:id="rIdufg1j2lltowg2oih1emwh">
               <w:r>
                 <w:rPr>
                   <w:rFonts w:ascii="Arial" w:cs="Arial" w:eastAsia="Arial" w:hAnsi="Arial"/>
@@ -13005,7 +13005,7 @@
               <w:spacing w:after="10" w:before="0"/>
               <w:ind w:left="120"/>
             </w:pPr>
-            <w:hyperlink w:history="1" r:id="rIdzgasdvvgsif7utah5oyoy">
+            <w:hyperlink w:history="1" r:id="rIdm-fnhy8zri_pjlgpgsdlz">
               <w:r>
                 <w:rPr>
                   <w:rFonts w:ascii="Arial" w:cs="Arial" w:eastAsia="Arial" w:hAnsi="Arial"/>
@@ -14492,7 +14492,7 @@
             <w:pPr>
               <w:spacing w:after="20" w:before="0"/>
             </w:pPr>
-            <w:hyperlink w:history="1" r:id="rIddvsjfke2yl6rhpl4_i--c">
+            <w:hyperlink w:history="1" r:id="rIdju90zuuu9_-npi_prkz29">
               <w:r>
                 <w:rPr>
                   <w:rFonts w:ascii="Arial" w:cs="Arial" w:eastAsia="Arial" w:hAnsi="Arial"/>
@@ -14525,7 +14525,7 @@
               <w:spacing w:after="10" w:before="0"/>
               <w:ind w:left="120"/>
             </w:pPr>
-            <w:hyperlink w:history="1" r:id="rIdilvfmso2p3xahfh5unzy5">
+            <w:hyperlink w:history="1" r:id="rIdxgqottyvrwszmnbd57itx">
               <w:r>
                 <w:rPr>
                   <w:rFonts w:ascii="Arial" w:cs="Arial" w:eastAsia="Arial" w:hAnsi="Arial"/>
@@ -14570,7 +14570,7 @@
             <w:pPr>
               <w:spacing w:after="20" w:before="0"/>
             </w:pPr>
-            <w:hyperlink w:history="1" r:id="rIdq7jsazhlkktamow4ww0hn">
+            <w:hyperlink w:history="1" r:id="rIdcs8kecowew6ccb8difzio">
               <w:r>
                 <w:rPr>
                   <w:rFonts w:ascii="Arial" w:cs="Arial" w:eastAsia="Arial" w:hAnsi="Arial"/>
@@ -14603,7 +14603,7 @@
               <w:spacing w:after="10" w:before="0"/>
               <w:ind w:left="120"/>
             </w:pPr>
-            <w:hyperlink w:history="1" r:id="rIdh2oifz7og8dca2jpjougd">
+            <w:hyperlink w:history="1" r:id="rId-v9uc16dma8sil8ascxjv">
               <w:r>
                 <w:rPr>
                   <w:rFonts w:ascii="Arial" w:cs="Arial" w:eastAsia="Arial" w:hAnsi="Arial"/>
@@ -14798,7 +14798,7 @@
             <w:pPr>
               <w:spacing w:after="20" w:before="0"/>
             </w:pPr>
-            <w:hyperlink w:history="1" r:id="rIdnenxju-zrdnv0dj1aftp3">
+            <w:hyperlink w:history="1" r:id="rIdkk2kfjcjbdlxtu8zxpwcl">
               <w:r>
                 <w:rPr>
                   <w:rFonts w:ascii="Arial" w:cs="Arial" w:eastAsia="Arial" w:hAnsi="Arial"/>
@@ -14831,7 +14831,7 @@
               <w:spacing w:after="10" w:before="0"/>
               <w:ind w:left="120"/>
             </w:pPr>
-            <w:hyperlink w:history="1" r:id="rIdmjqqenm2yen5gxioywofh">
+            <w:hyperlink w:history="1" r:id="rIdmrqizeu0bmvaj_x-5ylqk">
               <w:r>
                 <w:rPr>
                   <w:rFonts w:ascii="Arial" w:cs="Arial" w:eastAsia="Arial" w:hAnsi="Arial"/>
@@ -14876,7 +14876,7 @@
             <w:pPr>
               <w:spacing w:after="20" w:before="0"/>
             </w:pPr>
-            <w:hyperlink w:history="1" r:id="rId2maarkqoepzrzzojrdzl1">
+            <w:hyperlink w:history="1" r:id="rIdxnwqg6yh0aj8qrflsnx1i">
               <w:r>
                 <w:rPr>
                   <w:rFonts w:ascii="Arial" w:cs="Arial" w:eastAsia="Arial" w:hAnsi="Arial"/>
@@ -14909,7 +14909,7 @@
               <w:spacing w:after="10" w:before="0"/>
               <w:ind w:left="120"/>
             </w:pPr>
-            <w:hyperlink w:history="1" r:id="rId5d-bjbojzgnju_hvirtf-">
+            <w:hyperlink w:history="1" r:id="rIdp3quapwdvbxkfqnrjsonl">
               <w:r>
                 <w:rPr>
                   <w:rFonts w:ascii="Arial" w:cs="Arial" w:eastAsia="Arial" w:hAnsi="Arial"/>
@@ -15104,7 +15104,7 @@
             <w:pPr>
               <w:spacing w:after="20" w:before="0"/>
             </w:pPr>
-            <w:hyperlink w:history="1" r:id="rId8g-sklqbuv9munnqakeqv">
+            <w:hyperlink w:history="1" r:id="rIdfobe6q5s7hzvgezyajnpt">
               <w:r>
                 <w:rPr>
                   <w:rFonts w:ascii="Arial" w:cs="Arial" w:eastAsia="Arial" w:hAnsi="Arial"/>
@@ -15137,7 +15137,7 @@
               <w:spacing w:after="10" w:before="0"/>
               <w:ind w:left="120"/>
             </w:pPr>
-            <w:hyperlink w:history="1" r:id="rIdkfzmq0fqnj2nd7ywluxvf">
+            <w:hyperlink w:history="1" r:id="rIdxyaib2po0mx5vnpuooine">
               <w:r>
                 <w:rPr>
                   <w:rFonts w:ascii="Arial" w:cs="Arial" w:eastAsia="Arial" w:hAnsi="Arial"/>
@@ -15182,7 +15182,7 @@
             <w:pPr>
               <w:spacing w:after="20" w:before="0"/>
             </w:pPr>
-            <w:hyperlink w:history="1" r:id="rIdj0svagrxedoju01k6nwqc">
+            <w:hyperlink w:history="1" r:id="rIdb5hg5flq23sqqwglurcfx">
               <w:r>
                 <w:rPr>
                   <w:rFonts w:ascii="Arial" w:cs="Arial" w:eastAsia="Arial" w:hAnsi="Arial"/>
@@ -15215,7 +15215,7 @@
               <w:spacing w:after="10" w:before="0"/>
               <w:ind w:left="120"/>
             </w:pPr>
-            <w:hyperlink w:history="1" r:id="rIdamvhuwc-1ulxtu7m2ivrg">
+            <w:hyperlink w:history="1" r:id="rIdixidij9_cmfq0aeqbkuql">
               <w:r>
                 <w:rPr>
                   <w:rFonts w:ascii="Arial" w:cs="Arial" w:eastAsia="Arial" w:hAnsi="Arial"/>
@@ -15410,7 +15410,7 @@
             <w:pPr>
               <w:spacing w:after="20" w:before="0"/>
             </w:pPr>
-            <w:hyperlink w:history="1" r:id="rIdu9ojqz2o0w67dojesqnhb">
+            <w:hyperlink w:history="1" r:id="rIdohp5y2imbnophzebpohma">
               <w:r>
                 <w:rPr>
                   <w:rFonts w:ascii="Arial" w:cs="Arial" w:eastAsia="Arial" w:hAnsi="Arial"/>
@@ -15443,7 +15443,7 @@
               <w:spacing w:after="10" w:before="0"/>
               <w:ind w:left="120"/>
             </w:pPr>
-            <w:hyperlink w:history="1" r:id="rIdo3wxro-qkfhe0a9puv8fb">
+            <w:hyperlink w:history="1" r:id="rIdc9jq2ik0vivm3vt74evak">
               <w:r>
                 <w:rPr>
                   <w:rFonts w:ascii="Arial" w:cs="Arial" w:eastAsia="Arial" w:hAnsi="Arial"/>
@@ -15488,7 +15488,7 @@
             <w:pPr>
               <w:spacing w:after="20" w:before="0"/>
             </w:pPr>
-            <w:hyperlink w:history="1" r:id="rId9w41kjsgbcihy7cqbll2g">
+            <w:hyperlink w:history="1" r:id="rIdel8ilv3pjmomkwlfh6qba">
               <w:r>
                 <w:rPr>
                   <w:rFonts w:ascii="Arial" w:cs="Arial" w:eastAsia="Arial" w:hAnsi="Arial"/>
@@ -15521,7 +15521,7 @@
               <w:spacing w:after="10" w:before="0"/>
               <w:ind w:left="120"/>
             </w:pPr>
-            <w:hyperlink w:history="1" r:id="rIdsfm0zobmirm0_s-cllqwk">
+            <w:hyperlink w:history="1" r:id="rIduhfw6r_uhzkldi19qcjau">
               <w:r>
                 <w:rPr>
                   <w:rFonts w:ascii="Arial" w:cs="Arial" w:eastAsia="Arial" w:hAnsi="Arial"/>
@@ -15716,7 +15716,7 @@
             <w:pPr>
               <w:spacing w:after="20" w:before="0"/>
             </w:pPr>
-            <w:hyperlink w:history="1" r:id="rIdprb9nclh7cukgn8gtxvzu">
+            <w:hyperlink w:history="1" r:id="rIdw1bgm8x6nwxcdw-ilr8df">
               <w:r>
                 <w:rPr>
                   <w:rFonts w:ascii="Arial" w:cs="Arial" w:eastAsia="Arial" w:hAnsi="Arial"/>
@@ -15749,7 +15749,7 @@
               <w:spacing w:after="10" w:before="0"/>
               <w:ind w:left="120"/>
             </w:pPr>
-            <w:hyperlink w:history="1" r:id="rIdfhktc0t579rpthzaubtsi">
+            <w:hyperlink w:history="1" r:id="rId53-t1pqmwn0xb3cbkd3y9">
               <w:r>
                 <w:rPr>
                   <w:rFonts w:ascii="Arial" w:cs="Arial" w:eastAsia="Arial" w:hAnsi="Arial"/>
@@ -15794,7 +15794,7 @@
             <w:pPr>
               <w:spacing w:after="20" w:before="0"/>
             </w:pPr>
-            <w:hyperlink w:history="1" r:id="rId93ltgfsnu0oqstqwu5pxr">
+            <w:hyperlink w:history="1" r:id="rIdu2viwpv6yrpy7bmosql0l">
               <w:r>
                 <w:rPr>
                   <w:rFonts w:ascii="Arial" w:cs="Arial" w:eastAsia="Arial" w:hAnsi="Arial"/>
@@ -15827,7 +15827,7 @@
               <w:spacing w:after="10" w:before="0"/>
               <w:ind w:left="120"/>
             </w:pPr>
-            <w:hyperlink w:history="1" r:id="rIdqwi1311lkbt1bpvfasbys">
+            <w:hyperlink w:history="1" r:id="rIdob17zls_8ijsqcisy9yve">
               <w:r>
                 <w:rPr>
                   <w:rFonts w:ascii="Arial" w:cs="Arial" w:eastAsia="Arial" w:hAnsi="Arial"/>
@@ -17314,7 +17314,7 @@
             <w:pPr>
               <w:spacing w:after="20" w:before="0"/>
             </w:pPr>
-            <w:hyperlink w:history="1" r:id="rIdgdy6djpbc03enardod2mw">
+            <w:hyperlink w:history="1" r:id="rIdlxo2nfc-x9nlj4yik1qxb">
               <w:r>
                 <w:rPr>
                   <w:rFonts w:ascii="Arial" w:cs="Arial" w:eastAsia="Arial" w:hAnsi="Arial"/>
@@ -17347,7 +17347,7 @@
               <w:spacing w:after="10" w:before="0"/>
               <w:ind w:left="120"/>
             </w:pPr>
-            <w:hyperlink w:history="1" r:id="rIdzuh5syjyn0bmdqnexrqhe">
+            <w:hyperlink w:history="1" r:id="rIdpcfkikh5bo1dask6cc6rc">
               <w:r>
                 <w:rPr>
                   <w:rFonts w:ascii="Arial" w:cs="Arial" w:eastAsia="Arial" w:hAnsi="Arial"/>
@@ -17392,7 +17392,7 @@
             <w:pPr>
               <w:spacing w:after="20" w:before="0"/>
             </w:pPr>
-            <w:hyperlink w:history="1" r:id="rIdihv72xi5ido5lzbgpuouj">
+            <w:hyperlink w:history="1" r:id="rId5evwzfpfvvgnmymxad0k1">
               <w:r>
                 <w:rPr>
                   <w:rFonts w:ascii="Arial" w:cs="Arial" w:eastAsia="Arial" w:hAnsi="Arial"/>
@@ -17425,7 +17425,7 @@
               <w:spacing w:after="10" w:before="0"/>
               <w:ind w:left="120"/>
             </w:pPr>
-            <w:hyperlink w:history="1" r:id="rIdzyh6puywnquhpqjx0n-cq">
+            <w:hyperlink w:history="1" r:id="rIdoe0zag3l-rutlogkcabgt">
               <w:r>
                 <w:rPr>
                   <w:rFonts w:ascii="Arial" w:cs="Arial" w:eastAsia="Arial" w:hAnsi="Arial"/>
@@ -17620,7 +17620,7 @@
             <w:pPr>
               <w:spacing w:after="20" w:before="0"/>
             </w:pPr>
-            <w:hyperlink w:history="1" r:id="rIdnzp1cbqxofjwbdsf2hrwt">
+            <w:hyperlink w:history="1" r:id="rIdjbkvssazpiex-p2v1cxyu">
               <w:r>
                 <w:rPr>
                   <w:rFonts w:ascii="Arial" w:cs="Arial" w:eastAsia="Arial" w:hAnsi="Arial"/>
@@ -17653,7 +17653,7 @@
               <w:spacing w:after="10" w:before="0"/>
               <w:ind w:left="120"/>
             </w:pPr>
-            <w:hyperlink w:history="1" r:id="rIdwuegioosfki1iyg_bzwmi">
+            <w:hyperlink w:history="1" r:id="rIdg60rq0yicicvsrgac4j5b">
               <w:r>
                 <w:rPr>
                   <w:rFonts w:ascii="Arial" w:cs="Arial" w:eastAsia="Arial" w:hAnsi="Arial"/>
@@ -17698,7 +17698,7 @@
             <w:pPr>
               <w:spacing w:after="20" w:before="0"/>
             </w:pPr>
-            <w:hyperlink w:history="1" r:id="rId-bm4km5emfcgf3knqdqwv">
+            <w:hyperlink w:history="1" r:id="rIdtrvs2654pk5afmiqyvz7t">
               <w:r>
                 <w:rPr>
                   <w:rFonts w:ascii="Arial" w:cs="Arial" w:eastAsia="Arial" w:hAnsi="Arial"/>
@@ -17731,7 +17731,7 @@
               <w:spacing w:after="10" w:before="0"/>
               <w:ind w:left="120"/>
             </w:pPr>
-            <w:hyperlink w:history="1" r:id="rIde_qskp8867awqmrl64c40">
+            <w:hyperlink w:history="1" r:id="rIdsjidqvtwsze9glsjwq4lu">
               <w:r>
                 <w:rPr>
                   <w:rFonts w:ascii="Arial" w:cs="Arial" w:eastAsia="Arial" w:hAnsi="Arial"/>
@@ -17926,7 +17926,7 @@
             <w:pPr>
               <w:spacing w:after="20" w:before="0"/>
             </w:pPr>
-            <w:hyperlink w:history="1" r:id="rIdfqzzkaeze2cd3smvs0q_z">
+            <w:hyperlink w:history="1" r:id="rId5gal7sjygmunlnt5ry9ma">
               <w:r>
                 <w:rPr>
                   <w:rFonts w:ascii="Arial" w:cs="Arial" w:eastAsia="Arial" w:hAnsi="Arial"/>
@@ -17959,7 +17959,7 @@
               <w:spacing w:after="10" w:before="0"/>
               <w:ind w:left="120"/>
             </w:pPr>
-            <w:hyperlink w:history="1" r:id="rIdsthvqtieyu5_d1-y9ozlb">
+            <w:hyperlink w:history="1" r:id="rIdj6kdcrtn2_okikprc2951">
               <w:r>
                 <w:rPr>
                   <w:rFonts w:ascii="Arial" w:cs="Arial" w:eastAsia="Arial" w:hAnsi="Arial"/>
@@ -18004,7 +18004,7 @@
             <w:pPr>
               <w:spacing w:after="20" w:before="0"/>
             </w:pPr>
-            <w:hyperlink w:history="1" r:id="rIdm-nh8_2ut4tdh2m_i3ghx">
+            <w:hyperlink w:history="1" r:id="rIdqu9rxln7i-7x7vlboi2mo">
               <w:r>
                 <w:rPr>
                   <w:rFonts w:ascii="Arial" w:cs="Arial" w:eastAsia="Arial" w:hAnsi="Arial"/>
@@ -18037,7 +18037,7 @@
               <w:spacing w:after="10" w:before="0"/>
               <w:ind w:left="120"/>
             </w:pPr>
-            <w:hyperlink w:history="1" r:id="rIdjkm6ao8ayssydtxowwh4g">
+            <w:hyperlink w:history="1" r:id="rIdcefi7b3dilurolvcereju">
               <w:r>
                 <w:rPr>
                   <w:rFonts w:ascii="Arial" w:cs="Arial" w:eastAsia="Arial" w:hAnsi="Arial"/>
@@ -18232,7 +18232,7 @@
             <w:pPr>
               <w:spacing w:after="20" w:before="0"/>
             </w:pPr>
-            <w:hyperlink w:history="1" r:id="rId5ojoun5dg-0nbtskfhcsw">
+            <w:hyperlink w:history="1" r:id="rIdkjqzpb5xsuoai4cdac4za">
               <w:r>
                 <w:rPr>
                   <w:rFonts w:ascii="Arial" w:cs="Arial" w:eastAsia="Arial" w:hAnsi="Arial"/>
@@ -18265,7 +18265,7 @@
               <w:spacing w:after="10" w:before="0"/>
               <w:ind w:left="120"/>
             </w:pPr>
-            <w:hyperlink w:history="1" r:id="rIdem_el86oynh45nraewmzl">
+            <w:hyperlink w:history="1" r:id="rIdkyfdpvkg_tjc77eguavgx">
               <w:r>
                 <w:rPr>
                   <w:rFonts w:ascii="Arial" w:cs="Arial" w:eastAsia="Arial" w:hAnsi="Arial"/>
@@ -18310,7 +18310,7 @@
             <w:pPr>
               <w:spacing w:after="20" w:before="0"/>
             </w:pPr>
-            <w:hyperlink w:history="1" r:id="rIdpokjirnkbambavtvqxvjj">
+            <w:hyperlink w:history="1" r:id="rIdqosvmrghqyu3xqarjnul8">
               <w:r>
                 <w:rPr>
                   <w:rFonts w:ascii="Arial" w:cs="Arial" w:eastAsia="Arial" w:hAnsi="Arial"/>
@@ -18343,7 +18343,7 @@
               <w:spacing w:after="10" w:before="0"/>
               <w:ind w:left="120"/>
             </w:pPr>
-            <w:hyperlink w:history="1" r:id="rId6uskgaa6aa4zzcud1n-po">
+            <w:hyperlink w:history="1" r:id="rIdepx5gn8yy4v61a6pfs61k">
               <w:r>
                 <w:rPr>
                   <w:rFonts w:ascii="Arial" w:cs="Arial" w:eastAsia="Arial" w:hAnsi="Arial"/>
@@ -18538,7 +18538,7 @@
             <w:pPr>
               <w:spacing w:after="20" w:before="0"/>
             </w:pPr>
-            <w:hyperlink w:history="1" r:id="rIdnhavj3wnjj2yvza2fjf8p">
+            <w:hyperlink w:history="1" r:id="rIdooek2jphmxhn0i8orwvwv">
               <w:r>
                 <w:rPr>
                   <w:rFonts w:ascii="Arial" w:cs="Arial" w:eastAsia="Arial" w:hAnsi="Arial"/>
@@ -18571,7 +18571,7 @@
               <w:spacing w:after="10" w:before="0"/>
               <w:ind w:left="120"/>
             </w:pPr>
-            <w:hyperlink w:history="1" r:id="rIdize1rfgq7le6lpirzxepy">
+            <w:hyperlink w:history="1" r:id="rIdva7j1z_glyjtwn8to6iaw">
               <w:r>
                 <w:rPr>
                   <w:rFonts w:ascii="Arial" w:cs="Arial" w:eastAsia="Arial" w:hAnsi="Arial"/>
@@ -18616,7 +18616,7 @@
             <w:pPr>
               <w:spacing w:after="20" w:before="0"/>
             </w:pPr>
-            <w:hyperlink w:history="1" r:id="rIdk47z6dimduhxw9oqc1zf6">
+            <w:hyperlink w:history="1" r:id="rIdmlk27owqpoumicsj1nhir">
               <w:r>
                 <w:rPr>
                   <w:rFonts w:ascii="Arial" w:cs="Arial" w:eastAsia="Arial" w:hAnsi="Arial"/>
@@ -18649,7 +18649,7 @@
               <w:spacing w:after="10" w:before="0"/>
               <w:ind w:left="120"/>
             </w:pPr>
-            <w:hyperlink w:history="1" r:id="rId-vxamxnlwwgsqn_tmjnlp">
+            <w:hyperlink w:history="1" r:id="rId_jailzsgdvy7ikzg4altd">
               <w:r>
                 <w:rPr>
                   <w:rFonts w:ascii="Arial" w:cs="Arial" w:eastAsia="Arial" w:hAnsi="Arial"/>
@@ -20136,7 +20136,7 @@
             <w:pPr>
               <w:spacing w:after="20" w:before="0"/>
             </w:pPr>
-            <w:hyperlink w:history="1" r:id="rId4dj-y7gq6acvxa8drehsy">
+            <w:hyperlink w:history="1" r:id="rIdzie9k6yzbfqxrs-lm_n4i">
               <w:r>
                 <w:rPr>
                   <w:rFonts w:ascii="Arial" w:cs="Arial" w:eastAsia="Arial" w:hAnsi="Arial"/>
@@ -20169,7 +20169,7 @@
               <w:spacing w:after="10" w:before="0"/>
               <w:ind w:left="120"/>
             </w:pPr>
-            <w:hyperlink w:history="1" r:id="rIdgkfpnved3vtr6jppm6lmn">
+            <w:hyperlink w:history="1" r:id="rIdw677ccuslcqrvagi-j49_">
               <w:r>
                 <w:rPr>
                   <w:rFonts w:ascii="Arial" w:cs="Arial" w:eastAsia="Arial" w:hAnsi="Arial"/>
@@ -20214,7 +20214,7 @@
             <w:pPr>
               <w:spacing w:after="20" w:before="0"/>
             </w:pPr>
-            <w:hyperlink w:history="1" r:id="rIdumzeam60tnz0x3rpvt98j">
+            <w:hyperlink w:history="1" r:id="rIdojwfzeql_dcceik0u0oed">
               <w:r>
                 <w:rPr>
                   <w:rFonts w:ascii="Arial" w:cs="Arial" w:eastAsia="Arial" w:hAnsi="Arial"/>
@@ -20247,7 +20247,7 @@
               <w:spacing w:after="10" w:before="0"/>
               <w:ind w:left="120"/>
             </w:pPr>
-            <w:hyperlink w:history="1" r:id="rId-8zrluryrscyya-_v4lmy">
+            <w:hyperlink w:history="1" r:id="rIdchjvj4cp2yn1ygdnsgws4">
               <w:r>
                 <w:rPr>
                   <w:rFonts w:ascii="Arial" w:cs="Arial" w:eastAsia="Arial" w:hAnsi="Arial"/>
@@ -20442,7 +20442,7 @@
             <w:pPr>
               <w:spacing w:after="20" w:before="0"/>
             </w:pPr>
-            <w:hyperlink w:history="1" r:id="rId9t_wymi2fdcrlsjmyhzvt">
+            <w:hyperlink w:history="1" r:id="rId00mp5hbj_4y8cn80y3heg">
               <w:r>
                 <w:rPr>
                   <w:rFonts w:ascii="Arial" w:cs="Arial" w:eastAsia="Arial" w:hAnsi="Arial"/>
@@ -20475,7 +20475,7 @@
               <w:spacing w:after="10" w:before="0"/>
               <w:ind w:left="120"/>
             </w:pPr>
-            <w:hyperlink w:history="1" r:id="rId5ep7gnlpixfihg-zn1gzb">
+            <w:hyperlink w:history="1" r:id="rIdlny92vlla2qn6u_a52vxq">
               <w:r>
                 <w:rPr>
                   <w:rFonts w:ascii="Arial" w:cs="Arial" w:eastAsia="Arial" w:hAnsi="Arial"/>
@@ -20520,7 +20520,7 @@
             <w:pPr>
               <w:spacing w:after="20" w:before="0"/>
             </w:pPr>
-            <w:hyperlink w:history="1" r:id="rIddsuchze7m-rqj_q2wqfwh">
+            <w:hyperlink w:history="1" r:id="rIdnmjv47hwavbjwjkez65dt">
               <w:r>
                 <w:rPr>
                   <w:rFonts w:ascii="Arial" w:cs="Arial" w:eastAsia="Arial" w:hAnsi="Arial"/>
@@ -20553,7 +20553,7 @@
               <w:spacing w:after="10" w:before="0"/>
               <w:ind w:left="120"/>
             </w:pPr>
-            <w:hyperlink w:history="1" r:id="rIdxgpa2eu0fdblxem0p9kw6">
+            <w:hyperlink w:history="1" r:id="rIduid-vcjzw3uoro1lemc08">
               <w:r>
                 <w:rPr>
                   <w:rFonts w:ascii="Arial" w:cs="Arial" w:eastAsia="Arial" w:hAnsi="Arial"/>
@@ -21014,7 +21014,7 @@
             <w:pPr>
               <w:spacing w:after="20" w:before="0"/>
             </w:pPr>
-            <w:hyperlink w:history="1" r:id="rIdfghhlgbp6bi5jqpmxvh4g">
+            <w:hyperlink w:history="1" r:id="rIdummfdzbtqd8b1ui1mpnnm">
               <w:r>
                 <w:rPr>
                   <w:rFonts w:ascii="Arial" w:cs="Arial" w:eastAsia="Arial" w:hAnsi="Arial"/>
@@ -21047,7 +21047,7 @@
               <w:spacing w:after="10" w:before="0"/>
               <w:ind w:left="120"/>
             </w:pPr>
-            <w:hyperlink w:history="1" r:id="rIdvpgrczl3jcsa9wzkrliua">
+            <w:hyperlink w:history="1" r:id="rIdouhrfry-zvur4ict1wyzr">
               <w:r>
                 <w:rPr>
                   <w:rFonts w:ascii="Arial" w:cs="Arial" w:eastAsia="Arial" w:hAnsi="Arial"/>
@@ -21092,7 +21092,7 @@
             <w:pPr>
               <w:spacing w:after="20" w:before="0"/>
             </w:pPr>
-            <w:hyperlink w:history="1" r:id="rIdb5t_xj8suxg6wat8-sxnm">
+            <w:hyperlink w:history="1" r:id="rIdcwlzztvjh4xdzrd5wod_u">
               <w:r>
                 <w:rPr>
                   <w:rFonts w:ascii="Arial" w:cs="Arial" w:eastAsia="Arial" w:hAnsi="Arial"/>
@@ -21125,7 +21125,7 @@
               <w:spacing w:after="10" w:before="0"/>
               <w:ind w:left="120"/>
             </w:pPr>
-            <w:hyperlink w:history="1" r:id="rIdcbs6worbej-ikad-egajs">
+            <w:hyperlink w:history="1" r:id="rIdjzyqu7xo62ujw0qnx16sb">
               <w:r>
                 <w:rPr>
                   <w:rFonts w:ascii="Arial" w:cs="Arial" w:eastAsia="Arial" w:hAnsi="Arial"/>
@@ -21358,7 +21358,7 @@
             <w:pPr>
               <w:spacing w:after="20" w:before="0"/>
             </w:pPr>
-            <w:hyperlink w:history="1" r:id="rIdbaae9zn6geewmog_drt09">
+            <w:hyperlink w:history="1" r:id="rIdqvuz1nioqciufjea-ahci">
               <w:r>
                 <w:rPr>
                   <w:rFonts w:ascii="Arial" w:cs="Arial" w:eastAsia="Arial" w:hAnsi="Arial"/>
@@ -21391,7 +21391,7 @@
               <w:spacing w:after="10" w:before="0"/>
               <w:ind w:left="120"/>
             </w:pPr>
-            <w:hyperlink w:history="1" r:id="rIdecx_qmt6fmyrwl2p2hfbw">
+            <w:hyperlink w:history="1" r:id="rIdst9dgzei2ylgbnqv1r-ov">
               <w:r>
                 <w:rPr>
                   <w:rFonts w:ascii="Arial" w:cs="Arial" w:eastAsia="Arial" w:hAnsi="Arial"/>
@@ -21436,7 +21436,7 @@
             <w:pPr>
               <w:spacing w:after="20" w:before="0"/>
             </w:pPr>
-            <w:hyperlink w:history="1" r:id="rIdod3q8n0yrmcwjkh62qv5f">
+            <w:hyperlink w:history="1" r:id="rIdej1iu6vzx8re_92huzngu">
               <w:r>
                 <w:rPr>
                   <w:rFonts w:ascii="Arial" w:cs="Arial" w:eastAsia="Arial" w:hAnsi="Arial"/>
@@ -21469,7 +21469,7 @@
               <w:spacing w:after="10" w:before="0"/>
               <w:ind w:left="120"/>
             </w:pPr>
-            <w:hyperlink w:history="1" r:id="rIdkm_upgwts9j7v8kgp2sjw">
+            <w:hyperlink w:history="1" r:id="rIdnjmz3mks4b6eucbr32jph">
               <w:r>
                 <w:rPr>
                   <w:rFonts w:ascii="Arial" w:cs="Arial" w:eastAsia="Arial" w:hAnsi="Arial"/>
@@ -21664,7 +21664,7 @@
             <w:pPr>
               <w:spacing w:after="20" w:before="0"/>
             </w:pPr>
-            <w:hyperlink w:history="1" r:id="rIddyqyj77ag1yu7xxyjtl9o">
+            <w:hyperlink w:history="1" r:id="rId6b0t8fc6xd-g3kklkohqn">
               <w:r>
                 <w:rPr>
                   <w:rFonts w:ascii="Arial" w:cs="Arial" w:eastAsia="Arial" w:hAnsi="Arial"/>
@@ -21697,7 +21697,7 @@
               <w:spacing w:after="10" w:before="0"/>
               <w:ind w:left="120"/>
             </w:pPr>
-            <w:hyperlink w:history="1" r:id="rId8sseayrllnvjas9shmppi">
+            <w:hyperlink w:history="1" r:id="rIdc_z0lzbgbjkqjsjcql9so">
               <w:r>
                 <w:rPr>
                   <w:rFonts w:ascii="Arial" w:cs="Arial" w:eastAsia="Arial" w:hAnsi="Arial"/>
@@ -21742,7 +21742,7 @@
             <w:pPr>
               <w:spacing w:after="20" w:before="0"/>
             </w:pPr>
-            <w:hyperlink w:history="1" r:id="rId6sn--j_fzkaefulrigujj">
+            <w:hyperlink w:history="1" r:id="rIdwpbl-cghcl40ry3wndhvy">
               <w:r>
                 <w:rPr>
                   <w:rFonts w:ascii="Arial" w:cs="Arial" w:eastAsia="Arial" w:hAnsi="Arial"/>
@@ -21775,7 +21775,7 @@
               <w:spacing w:after="10" w:before="0"/>
               <w:ind w:left="120"/>
             </w:pPr>
-            <w:hyperlink w:history="1" r:id="rIdyvnxl4m0v183akpkja9im">
+            <w:hyperlink w:history="1" r:id="rIdqli3p3yasptavzvzrw6ze">
               <w:r>
                 <w:rPr>
                   <w:rFonts w:ascii="Arial" w:cs="Arial" w:eastAsia="Arial" w:hAnsi="Arial"/>
@@ -23480,7 +23480,7 @@
             <w:pPr>
               <w:spacing w:after="20" w:before="0"/>
             </w:pPr>
-            <w:hyperlink w:history="1" r:id="rIdvgn8qumrkw03fgmx75h1g">
+            <w:hyperlink w:history="1" r:id="rIdzizsil0ddpol9eacd-on3">
               <w:r>
                 <w:rPr>
                   <w:rFonts w:ascii="Arial" w:cs="Arial" w:eastAsia="Arial" w:hAnsi="Arial"/>
@@ -23513,7 +23513,7 @@
               <w:spacing w:after="10" w:before="0"/>
               <w:ind w:left="120"/>
             </w:pPr>
-            <w:hyperlink w:history="1" r:id="rIdhf4jcfa83ksqvwgi8seke">
+            <w:hyperlink w:history="1" r:id="rIdwgdq02acb-0bkn_bwtb6j">
               <w:r>
                 <w:rPr>
                   <w:rFonts w:ascii="Arial" w:cs="Arial" w:eastAsia="Arial" w:hAnsi="Arial"/>
@@ -23558,7 +23558,7 @@
             <w:pPr>
               <w:spacing w:after="20" w:before="0"/>
             </w:pPr>
-            <w:hyperlink w:history="1" r:id="rId7kvii2d83ppfwumfyod4_">
+            <w:hyperlink w:history="1" r:id="rIdc3lfkqa0vdufngikk5xcv">
               <w:r>
                 <w:rPr>
                   <w:rFonts w:ascii="Arial" w:cs="Arial" w:eastAsia="Arial" w:hAnsi="Arial"/>
@@ -23591,7 +23591,7 @@
               <w:spacing w:after="10" w:before="0"/>
               <w:ind w:left="120"/>
             </w:pPr>
-            <w:hyperlink w:history="1" r:id="rIdx2zhdhwfvs9nz5diqkxix">
+            <w:hyperlink w:history="1" r:id="rIdxxcekxiacs-3jtxbn_rwr">
               <w:r>
                 <w:rPr>
                   <w:rFonts w:ascii="Arial" w:cs="Arial" w:eastAsia="Arial" w:hAnsi="Arial"/>
@@ -23786,7 +23786,7 @@
             <w:pPr>
               <w:spacing w:after="20" w:before="0"/>
             </w:pPr>
-            <w:hyperlink w:history="1" r:id="rIdochtnd9nfnmna2y5kwcst">
+            <w:hyperlink w:history="1" r:id="rIdr6bxbir0wfg9wwuapcjq1">
               <w:r>
                 <w:rPr>
                   <w:rFonts w:ascii="Arial" w:cs="Arial" w:eastAsia="Arial" w:hAnsi="Arial"/>
@@ -23819,7 +23819,7 @@
               <w:spacing w:after="10" w:before="0"/>
               <w:ind w:left="120"/>
             </w:pPr>
-            <w:hyperlink w:history="1" r:id="rIdp1yjt04hgmujn3rhn94ye">
+            <w:hyperlink w:history="1" r:id="rIds1yjku70dxz8xgcih0ssj">
               <w:r>
                 <w:rPr>
                   <w:rFonts w:ascii="Arial" w:cs="Arial" w:eastAsia="Arial" w:hAnsi="Arial"/>
@@ -23864,7 +23864,7 @@
             <w:pPr>
               <w:spacing w:after="20" w:before="0"/>
             </w:pPr>
-            <w:hyperlink w:history="1" r:id="rIdcuy4dlqbip3lsi_q0ivjc">
+            <w:hyperlink w:history="1" r:id="rIdrorevh6-kxbg2mbtrp6xh">
               <w:r>
                 <w:rPr>
                   <w:rFonts w:ascii="Arial" w:cs="Arial" w:eastAsia="Arial" w:hAnsi="Arial"/>
@@ -23897,7 +23897,7 @@
               <w:spacing w:after="10" w:before="0"/>
               <w:ind w:left="120"/>
             </w:pPr>
-            <w:hyperlink w:history="1" r:id="rIdvxj4x5bnajmhjfbegol8v">
+            <w:hyperlink w:history="1" r:id="rId-xso8y8jhqdwrvhia4pol">
               <w:r>
                 <w:rPr>
                   <w:rFonts w:ascii="Arial" w:cs="Arial" w:eastAsia="Arial" w:hAnsi="Arial"/>
@@ -24092,7 +24092,7 @@
             <w:pPr>
               <w:spacing w:after="20" w:before="0"/>
             </w:pPr>
-            <w:hyperlink w:history="1" r:id="rId0scnotmiiknuynyn2azet">
+            <w:hyperlink w:history="1" r:id="rIdxmh7-hzra-dekgrxoxuw9">
               <w:r>
                 <w:rPr>
                   <w:rFonts w:ascii="Arial" w:cs="Arial" w:eastAsia="Arial" w:hAnsi="Arial"/>
@@ -24125,7 +24125,7 @@
               <w:spacing w:after="10" w:before="0"/>
               <w:ind w:left="120"/>
             </w:pPr>
-            <w:hyperlink w:history="1" r:id="rIdswvfyxjkpbr9swd19_kwk">
+            <w:hyperlink w:history="1" r:id="rId2k9q29nbvmn18l1mhgfs9">
               <w:r>
                 <w:rPr>
                   <w:rFonts w:ascii="Arial" w:cs="Arial" w:eastAsia="Arial" w:hAnsi="Arial"/>
@@ -24170,7 +24170,7 @@
             <w:pPr>
               <w:spacing w:after="20" w:before="0"/>
             </w:pPr>
-            <w:hyperlink w:history="1" r:id="rIdcdcudp21vo5kjwdgawnjq">
+            <w:hyperlink w:history="1" r:id="rIds2s0pvjix5cw7l5oi0crx">
               <w:r>
                 <w:rPr>
                   <w:rFonts w:ascii="Arial" w:cs="Arial" w:eastAsia="Arial" w:hAnsi="Arial"/>
@@ -24203,7 +24203,7 @@
               <w:spacing w:after="10" w:before="0"/>
               <w:ind w:left="120"/>
             </w:pPr>
-            <w:hyperlink w:history="1" r:id="rId0hkfkp9wtxexvqmex8pen">
+            <w:hyperlink w:history="1" r:id="rIdc9zutusa9unp-sdl33iqw">
               <w:r>
                 <w:rPr>
                   <w:rFonts w:ascii="Arial" w:cs="Arial" w:eastAsia="Arial" w:hAnsi="Arial"/>
@@ -24398,7 +24398,7 @@
             <w:pPr>
               <w:spacing w:after="20" w:before="0"/>
             </w:pPr>
-            <w:hyperlink w:history="1" r:id="rId4p3jbglsdjwktfi2i-r3r">
+            <w:hyperlink w:history="1" r:id="rIdqp_58j9r-le6dpujhpw8g">
               <w:r>
                 <w:rPr>
                   <w:rFonts w:ascii="Arial" w:cs="Arial" w:eastAsia="Arial" w:hAnsi="Arial"/>
@@ -24431,7 +24431,7 @@
               <w:spacing w:after="10" w:before="0"/>
               <w:ind w:left="120"/>
             </w:pPr>
-            <w:hyperlink w:history="1" r:id="rId2k3gi9n36mb7oiny6_0xc">
+            <w:hyperlink w:history="1" r:id="rIdzdq8dvcqu0jv3hvdwyhih">
               <w:r>
                 <w:rPr>
                   <w:rFonts w:ascii="Arial" w:cs="Arial" w:eastAsia="Arial" w:hAnsi="Arial"/>
@@ -24476,7 +24476,7 @@
             <w:pPr>
               <w:spacing w:after="20" w:before="0"/>
             </w:pPr>
-            <w:hyperlink w:history="1" r:id="rId3htbas6_jzgc-b484bq2y">
+            <w:hyperlink w:history="1" r:id="rIdvayzkvl3njjqf6zlgavso">
               <w:r>
                 <w:rPr>
                   <w:rFonts w:ascii="Arial" w:cs="Arial" w:eastAsia="Arial" w:hAnsi="Arial"/>
@@ -24509,7 +24509,7 @@
               <w:spacing w:after="10" w:before="0"/>
               <w:ind w:left="120"/>
             </w:pPr>
-            <w:hyperlink w:history="1" r:id="rIdiwrcvh60whirgnt-cuwz-">
+            <w:hyperlink w:history="1" r:id="rIdmlm_ab8k2oj9zradpowbk">
               <w:r>
                 <w:rPr>
                   <w:rFonts w:ascii="Arial" w:cs="Arial" w:eastAsia="Arial" w:hAnsi="Arial"/>
@@ -24704,7 +24704,7 @@
             <w:pPr>
               <w:spacing w:after="20" w:before="0"/>
             </w:pPr>
-            <w:hyperlink w:history="1" r:id="rIdorarim4i90plj16mgo7bz">
+            <w:hyperlink w:history="1" r:id="rIdqtdh6exuzbhsanyytjb0j">
               <w:r>
                 <w:rPr>
                   <w:rFonts w:ascii="Arial" w:cs="Arial" w:eastAsia="Arial" w:hAnsi="Arial"/>
@@ -24737,7 +24737,7 @@
               <w:spacing w:after="10" w:before="0"/>
               <w:ind w:left="120"/>
             </w:pPr>
-            <w:hyperlink w:history="1" r:id="rIdb8k4lhy5o_fjxsk42c-v0">
+            <w:hyperlink w:history="1" r:id="rIdutbbazqhasgg2_i6q9jzk">
               <w:r>
                 <w:rPr>
                   <w:rFonts w:ascii="Arial" w:cs="Arial" w:eastAsia="Arial" w:hAnsi="Arial"/>
@@ -24782,7 +24782,7 @@
             <w:pPr>
               <w:spacing w:after="20" w:before="0"/>
             </w:pPr>
-            <w:hyperlink w:history="1" r:id="rIdyza6xw4wbrgozvc8v8gnb">
+            <w:hyperlink w:history="1" r:id="rId1dggdm-pu1mjacjdnew7v">
               <w:r>
                 <w:rPr>
                   <w:rFonts w:ascii="Arial" w:cs="Arial" w:eastAsia="Arial" w:hAnsi="Arial"/>
@@ -24815,7 +24815,7 @@
               <w:spacing w:after="10" w:before="0"/>
               <w:ind w:left="120"/>
             </w:pPr>
-            <w:hyperlink w:history="1" r:id="rIdqodljilzuetwajs8twwkl">
+            <w:hyperlink w:history="1" r:id="rIdtfkkbvqlzr0c0jkbip9of">
               <w:r>
                 <w:rPr>
                   <w:rFonts w:ascii="Arial" w:cs="Arial" w:eastAsia="Arial" w:hAnsi="Arial"/>
